--- a/template_memo.docx
+++ b/template_memo.docx
@@ -11,14 +11,14 @@
           <w:right w:val="nil"/>
           <w:between w:val="nil"/>
         </w:pBdr>
-        <w:rPr>
-          <w:rFonts w:ascii="TH Sarabun New" w:eastAsia="Sarabun" w:hAnsi="TH Sarabun New" w:cs="TH Sarabun New" w:hint="cs"/>
+        <w:jc w:val="center"/>
+        <w:rPr>
+          <w:rFonts w:ascii="TH SarabunPSK" w:eastAsia="Sarabun" w:hAnsi="TH SarabunPSK" w:cs="TH SarabunPSK"/>
           <w:b/>
           <w:bCs/>
           <w:color w:val="000000"/>
           <w:sz w:val="32"/>
           <w:szCs w:val="32"/>
-          <w:cs/>
         </w:rPr>
       </w:pPr>
     </w:p>
@@ -33,7 +33,7 @@
         </w:pBdr>
         <w:jc w:val="center"/>
         <w:rPr>
-          <w:rFonts w:ascii="TH Sarabun New" w:eastAsia="Sarabun" w:hAnsi="TH Sarabun New" w:cs="TH Sarabun New" w:hint="cs"/>
+          <w:rFonts w:ascii="TH SarabunPSK" w:eastAsia="Sarabun" w:hAnsi="TH SarabunPSK" w:cs="TH SarabunPSK"/>
           <w:b/>
           <w:bCs/>
           <w:color w:val="000000"/>
@@ -43,7 +43,8 @@
       </w:pPr>
       <w:r>
         <w:rPr>
-          <w:rFonts w:ascii="TH Sarabun New" w:eastAsia="TH SarabunPSK" w:hAnsi="TH Sarabun New" w:cs="TH Sarabun New" w:hint="cs"/>
+          <w:rFonts w:ascii="TH SarabunPSK" w:eastAsia="TH SarabunPSK" w:hAnsi="TH SarabunPSK" w:cs="TH SarabunPSK"/>
+          <w:noProof/>
           <w:sz w:val="32"/>
           <w:szCs w:val="32"/>
         </w:rPr>
@@ -93,7 +94,7 @@
       </w:r>
       <w:r>
         <w:rPr>
-          <w:rFonts w:ascii="TH Sarabun New" w:eastAsia="Sarabun" w:hAnsi="TH Sarabun New" w:cs="TH Sarabun New" w:hint="cs"/>
+          <w:rFonts w:ascii="TH SarabunPSK" w:eastAsia="Sarabun" w:hAnsi="TH SarabunPSK" w:cs="TH SarabunPSK"/>
           <w:b/>
           <w:bCs/>
           <w:color w:val="000000"/>
@@ -106,14 +107,14 @@
     <w:p>
       <w:pPr>
         <w:rPr>
-          <w:rFonts w:ascii="TH Sarabun New" w:eastAsia="Sarabun" w:hAnsi="TH Sarabun New" w:cs="TH Sarabun New" w:hint="cs"/>
+          <w:rFonts w:ascii="TH SarabunPSK" w:eastAsia="Sarabun" w:hAnsi="TH SarabunPSK" w:cs="TH SarabunPSK"/>
           <w:sz w:val="32"/>
           <w:szCs w:val="32"/>
         </w:rPr>
       </w:pPr>
       <w:r>
         <w:rPr>
-          <w:rFonts w:ascii="TH Sarabun New" w:eastAsia="Sarabun" w:hAnsi="TH Sarabun New" w:cs="TH Sarabun New" w:hint="cs"/>
+          <w:rFonts w:ascii="TH SarabunPSK" w:eastAsia="Sarabun" w:hAnsi="TH SarabunPSK" w:cs="TH SarabunPSK"/>
           <w:b/>
           <w:bCs/>
           <w:sz w:val="32"/>
@@ -123,7 +124,7 @@
       </w:r>
       <w:r>
         <w:rPr>
-          <w:rFonts w:ascii="TH Sarabun New" w:eastAsia="Sarabun" w:hAnsi="TH Sarabun New" w:cs="TH Sarabun New" w:hint="cs"/>
+          <w:rFonts w:ascii="TH SarabunPSK" w:eastAsia="Sarabun" w:hAnsi="TH SarabunPSK" w:cs="TH SarabunPSK"/>
           <w:sz w:val="32"/>
           <w:szCs w:val="32"/>
         </w:rPr>
@@ -137,14 +138,14 @@
           <w:tab w:val="left" w:pos="9000"/>
         </w:tabs>
         <w:rPr>
-          <w:rFonts w:ascii="TH Sarabun New" w:eastAsia="Sarabun" w:hAnsi="TH Sarabun New" w:cs="TH Sarabun New" w:hint="cs"/>
+          <w:rFonts w:ascii="TH SarabunPSK" w:eastAsia="Sarabun" w:hAnsi="TH SarabunPSK" w:cs="TH SarabunPSK"/>
           <w:sz w:val="32"/>
           <w:szCs w:val="32"/>
         </w:rPr>
       </w:pPr>
       <w:r>
         <w:rPr>
-          <w:rFonts w:ascii="TH Sarabun New" w:eastAsia="Sarabun" w:hAnsi="TH Sarabun New" w:cs="TH Sarabun New" w:hint="cs"/>
+          <w:rFonts w:ascii="TH SarabunPSK" w:eastAsia="Sarabun" w:hAnsi="TH SarabunPSK" w:cs="TH SarabunPSK"/>
           <w:b/>
           <w:bCs/>
           <w:sz w:val="32"/>
@@ -154,7 +155,7 @@
       </w:r>
       <w:r>
         <w:rPr>
-          <w:rFonts w:ascii="TH Sarabun New" w:eastAsia="Sarabun" w:hAnsi="TH Sarabun New" w:cs="TH Sarabun New" w:hint="cs"/>
+          <w:rFonts w:ascii="TH SarabunPSK" w:eastAsia="Sarabun" w:hAnsi="TH SarabunPSK" w:cs="TH SarabunPSK"/>
           <w:sz w:val="32"/>
           <w:szCs w:val="32"/>
         </w:rPr>
@@ -162,7 +163,7 @@
       </w:r>
       <w:r>
         <w:rPr>
-          <w:rFonts w:ascii="TH Sarabun New" w:hAnsi="TH Sarabun New" w:cs="TH Sarabun New" w:hint="cs"/>
+          <w:rFonts w:ascii="TH SarabunPSK" w:hAnsi="TH SarabunPSK" w:cs="TH SarabunPSK"/>
           <w:sz w:val="32"/>
           <w:szCs w:val="32"/>
         </w:rPr>
@@ -170,7 +171,7 @@
       </w:r>
       <w:r>
         <w:rPr>
-          <w:rFonts w:ascii="TH Sarabun New" w:eastAsia="Sarabun" w:hAnsi="TH Sarabun New" w:cs="TH Sarabun New" w:hint="cs"/>
+          <w:rFonts w:ascii="TH SarabunPSK" w:eastAsia="Sarabun" w:hAnsi="TH SarabunPSK" w:cs="TH SarabunPSK"/>
           <w:sz w:val="32"/>
           <w:szCs w:val="32"/>
         </w:rPr>
@@ -178,7 +179,7 @@
       </w:r>
       <w:r>
         <w:rPr>
-          <w:rFonts w:ascii="TH Sarabun New" w:eastAsia="Sarabun" w:hAnsi="TH Sarabun New" w:cs="TH Sarabun New" w:hint="cs"/>
+          <w:rFonts w:ascii="TH SarabunPSK" w:eastAsia="Sarabun" w:hAnsi="TH SarabunPSK" w:cs="TH SarabunPSK"/>
           <w:sz w:val="32"/>
           <w:szCs w:val="32"/>
           <w:lang w:val="en-US"/>
@@ -187,7 +188,7 @@
       </w:r>
       <w:r>
         <w:rPr>
-          <w:rFonts w:ascii="TH Sarabun New" w:eastAsia="Sarabun" w:hAnsi="TH Sarabun New" w:cs="TH Sarabun New" w:hint="cs"/>
+          <w:rFonts w:ascii="TH SarabunPSK" w:eastAsia="Sarabun" w:hAnsi="TH SarabunPSK" w:cs="TH SarabunPSK"/>
           <w:sz w:val="32"/>
           <w:szCs w:val="32"/>
         </w:rPr>
@@ -195,7 +196,7 @@
       </w:r>
       <w:r>
         <w:rPr>
-          <w:rFonts w:ascii="TH Sarabun New" w:eastAsia="Sarabun" w:hAnsi="TH Sarabun New" w:cs="TH Sarabun New" w:hint="cs"/>
+          <w:rFonts w:ascii="TH SarabunPSK" w:eastAsia="Sarabun" w:hAnsi="TH SarabunPSK" w:cs="TH SarabunPSK"/>
           <w:sz w:val="32"/>
           <w:szCs w:val="32"/>
         </w:rPr>
@@ -203,7 +204,7 @@
       </w:r>
       <w:r>
         <w:rPr>
-          <w:rFonts w:ascii="TH Sarabun New" w:eastAsia="Sarabun" w:hAnsi="TH Sarabun New" w:cs="TH Sarabun New" w:hint="cs"/>
+          <w:rFonts w:ascii="TH SarabunPSK" w:eastAsia="Sarabun" w:hAnsi="TH SarabunPSK" w:cs="TH SarabunPSK"/>
           <w:b/>
           <w:bCs/>
           <w:sz w:val="32"/>
@@ -213,7 +214,7 @@
       </w:r>
       <w:r>
         <w:rPr>
-          <w:rFonts w:ascii="TH Sarabun New" w:eastAsia="Sarabun" w:hAnsi="TH Sarabun New" w:cs="TH Sarabun New" w:hint="cs"/>
+          <w:rFonts w:ascii="TH SarabunPSK" w:eastAsia="Sarabun" w:hAnsi="TH SarabunPSK" w:cs="TH SarabunPSK"/>
           <w:sz w:val="32"/>
           <w:szCs w:val="32"/>
         </w:rPr>
@@ -221,7 +222,7 @@
       </w:r>
       <w:r>
         <w:rPr>
-          <w:rFonts w:ascii="TH Sarabun New" w:hAnsi="TH Sarabun New" w:cs="TH Sarabun New" w:hint="cs"/>
+          <w:rFonts w:ascii="TH SarabunPSK" w:hAnsi="TH SarabunPSK" w:cs="TH SarabunPSK"/>
           <w:sz w:val="32"/>
           <w:szCs w:val="32"/>
         </w:rPr>
@@ -229,7 +230,7 @@
       </w:r>
       <w:r>
         <w:rPr>
-          <w:rFonts w:ascii="TH Sarabun New" w:eastAsia="Sarabun" w:hAnsi="TH Sarabun New" w:cs="TH Sarabun New" w:hint="cs"/>
+          <w:rFonts w:ascii="TH SarabunPSK" w:eastAsia="Sarabun" w:hAnsi="TH SarabunPSK" w:cs="TH SarabunPSK"/>
           <w:sz w:val="32"/>
           <w:szCs w:val="32"/>
         </w:rPr>
@@ -242,7 +243,7 @@
           <w:tab w:val="left" w:pos="9000"/>
         </w:tabs>
         <w:rPr>
-          <w:rFonts w:ascii="TH Sarabun New" w:eastAsia="Sarabun" w:hAnsi="TH Sarabun New" w:cs="TH Sarabun New" w:hint="cs"/>
+          <w:rFonts w:ascii="TH SarabunPSK" w:eastAsia="Sarabun" w:hAnsi="TH SarabunPSK" w:cs="TH SarabunPSK"/>
           <w:sz w:val="32"/>
           <w:szCs w:val="32"/>
           <w:u w:val="single"/>
@@ -250,7 +251,7 @@
       </w:pPr>
       <w:r>
         <w:rPr>
-          <w:rFonts w:ascii="TH Sarabun New" w:eastAsia="Sarabun" w:hAnsi="TH Sarabun New" w:cs="TH Sarabun New" w:hint="cs"/>
+          <w:rFonts w:ascii="TH SarabunPSK" w:eastAsia="Sarabun" w:hAnsi="TH SarabunPSK" w:cs="TH SarabunPSK"/>
           <w:b/>
           <w:bCs/>
           <w:sz w:val="32"/>
@@ -260,7 +261,7 @@
       </w:r>
       <w:r>
         <w:rPr>
-          <w:rFonts w:ascii="TH Sarabun New" w:eastAsia="Sarabun" w:hAnsi="TH Sarabun New" w:cs="TH Sarabun New" w:hint="cs"/>
+          <w:rFonts w:ascii="TH SarabunPSK" w:eastAsia="Sarabun" w:hAnsi="TH SarabunPSK" w:cs="TH SarabunPSK"/>
           <w:sz w:val="32"/>
           <w:szCs w:val="32"/>
         </w:rPr>
@@ -277,7 +278,7 @@
           <w:between w:val="nil"/>
         </w:pBdr>
         <w:rPr>
-          <w:rFonts w:ascii="TH Sarabun New" w:eastAsia="Sarabun" w:hAnsi="TH Sarabun New" w:cs="TH Sarabun New" w:hint="cs"/>
+          <w:rFonts w:ascii="TH SarabunPSK" w:eastAsia="Sarabun" w:hAnsi="TH SarabunPSK" w:cs="TH SarabunPSK"/>
           <w:color w:val="000000"/>
           <w:sz w:val="32"/>
           <w:szCs w:val="32"/>
@@ -285,7 +286,7 @@
       </w:pPr>
       <w:r>
         <w:rPr>
-          <w:rFonts w:ascii="TH Sarabun New" w:eastAsia="Sarabun" w:hAnsi="TH Sarabun New" w:cs="TH Sarabun New" w:hint="cs"/>
+          <w:rFonts w:ascii="TH SarabunPSK" w:eastAsia="Sarabun" w:hAnsi="TH SarabunPSK" w:cs="TH SarabunPSK"/>
           <w:color w:val="000000"/>
           <w:sz w:val="32"/>
           <w:szCs w:val="32"/>
@@ -303,7 +304,7 @@
           <w:between w:val="nil"/>
         </w:pBdr>
         <w:rPr>
-          <w:rFonts w:ascii="TH Sarabun New" w:eastAsia="Sarabun" w:hAnsi="TH Sarabun New" w:cs="TH Sarabun New" w:hint="cs"/>
+          <w:rFonts w:ascii="TH SarabunPSK" w:eastAsia="Sarabun" w:hAnsi="TH SarabunPSK" w:cs="TH SarabunPSK"/>
           <w:color w:val="000000"/>
           <w:sz w:val="32"/>
           <w:szCs w:val="32"/>
@@ -311,7 +312,7 @@
       </w:pPr>
       <w:r>
         <w:rPr>
-          <w:rFonts w:ascii="TH Sarabun New" w:eastAsia="Sarabun" w:hAnsi="TH Sarabun New" w:cs="TH Sarabun New" w:hint="cs"/>
+          <w:rFonts w:ascii="TH SarabunPSK" w:eastAsia="Sarabun" w:hAnsi="TH SarabunPSK" w:cs="TH SarabunPSK"/>
           <w:b/>
           <w:bCs/>
           <w:color w:val="000000"/>
@@ -322,7 +323,7 @@
       </w:r>
       <w:r>
         <w:rPr>
-          <w:rFonts w:ascii="TH Sarabun New" w:eastAsia="Sarabun" w:hAnsi="TH Sarabun New" w:cs="TH Sarabun New" w:hint="cs"/>
+          <w:rFonts w:ascii="TH SarabunPSK" w:eastAsia="Sarabun" w:hAnsi="TH SarabunPSK" w:cs="TH SarabunPSK"/>
           <w:color w:val="000000"/>
           <w:sz w:val="32"/>
           <w:szCs w:val="32"/>
@@ -334,14 +335,14 @@
     <w:p>
       <w:pPr>
         <w:rPr>
-          <w:rFonts w:ascii="TH Sarabun New" w:eastAsia="Sarabun" w:hAnsi="TH Sarabun New" w:cs="TH Sarabun New" w:hint="cs"/>
+          <w:rFonts w:ascii="TH SarabunPSK" w:eastAsia="Sarabun" w:hAnsi="TH SarabunPSK" w:cs="TH SarabunPSK"/>
           <w:sz w:val="32"/>
           <w:szCs w:val="32"/>
         </w:rPr>
       </w:pPr>
       <w:r>
         <w:rPr>
-          <w:rFonts w:ascii="TH Sarabun New" w:eastAsia="Sarabun" w:hAnsi="TH Sarabun New" w:cs="TH Sarabun New" w:hint="cs"/>
+          <w:rFonts w:ascii="TH SarabunPSK" w:eastAsia="Sarabun" w:hAnsi="TH SarabunPSK" w:cs="TH SarabunPSK"/>
           <w:sz w:val="32"/>
           <w:szCs w:val="32"/>
         </w:rPr>
@@ -349,7 +350,7 @@
       </w:r>
       <w:r>
         <w:rPr>
-          <w:rFonts w:ascii="TH Sarabun New" w:eastAsia="Sarabun" w:hAnsi="TH Sarabun New" w:cs="TH Sarabun New" w:hint="cs"/>
+          <w:rFonts w:ascii="TH SarabunPSK" w:eastAsia="Sarabun" w:hAnsi="TH SarabunPSK" w:cs="TH SarabunPSK"/>
           <w:sz w:val="32"/>
           <w:szCs w:val="32"/>
         </w:rPr>
@@ -357,7 +358,7 @@
       </w:r>
       <w:r>
         <w:rPr>
-          <w:rFonts w:ascii="TH Sarabun New" w:eastAsia="Sarabun" w:hAnsi="TH Sarabun New" w:cs="TH Sarabun New" w:hint="cs"/>
+          <w:rFonts w:ascii="TH SarabunPSK" w:eastAsia="Sarabun" w:hAnsi="TH SarabunPSK" w:cs="TH SarabunPSK"/>
           <w:b/>
           <w:bCs/>
           <w:sz w:val="32"/>
@@ -367,7 +368,7 @@
       </w:r>
       <w:r>
         <w:rPr>
-          <w:rFonts w:ascii="TH Sarabun New" w:eastAsia="Sarabun" w:hAnsi="TH Sarabun New" w:cs="TH Sarabun New" w:hint="cs"/>
+          <w:rFonts w:ascii="TH SarabunPSK" w:eastAsia="Sarabun" w:hAnsi="TH SarabunPSK" w:cs="TH SarabunPSK"/>
           <w:sz w:val="32"/>
           <w:szCs w:val="32"/>
         </w:rPr>
@@ -375,7 +376,7 @@
       </w:r>
       <w:r>
         <w:rPr>
-          <w:rFonts w:ascii="TH Sarabun New" w:hAnsi="TH Sarabun New" w:cs="TH Sarabun New" w:hint="cs"/>
+          <w:rFonts w:ascii="TH SarabunPSK" w:hAnsi="TH SarabunPSK" w:cs="TH SarabunPSK"/>
           <w:sz w:val="32"/>
           <w:szCs w:val="32"/>
         </w:rPr>
@@ -383,7 +384,7 @@
       </w:r>
       <w:r>
         <w:rPr>
-          <w:rFonts w:ascii="TH Sarabun New" w:hAnsi="TH Sarabun New" w:cs="TH Sarabun New" w:hint="cs"/>
+          <w:rFonts w:ascii="TH SarabunPSK" w:hAnsi="TH SarabunPSK" w:cs="TH SarabunPSK"/>
           <w:sz w:val="32"/>
           <w:szCs w:val="32"/>
         </w:rPr>
@@ -391,7 +392,7 @@
       </w:r>
       <w:r>
         <w:rPr>
-          <w:rFonts w:ascii="TH Sarabun New" w:hAnsi="TH Sarabun New" w:cs="TH Sarabun New" w:hint="cs"/>
+          <w:rFonts w:ascii="TH SarabunPSK" w:hAnsi="TH SarabunPSK" w:cs="TH SarabunPSK"/>
           <w:sz w:val="32"/>
           <w:szCs w:val="32"/>
         </w:rPr>
@@ -399,7 +400,7 @@
       </w:r>
       <w:r>
         <w:rPr>
-          <w:rFonts w:ascii="TH Sarabun New" w:eastAsia="Sarabun" w:hAnsi="TH Sarabun New" w:cs="TH Sarabun New" w:hint="cs"/>
+          <w:rFonts w:ascii="TH SarabunPSK" w:eastAsia="Sarabun" w:hAnsi="TH SarabunPSK" w:cs="TH SarabunPSK"/>
           <w:sz w:val="32"/>
           <w:szCs w:val="32"/>
         </w:rPr>
@@ -407,7 +408,7 @@
       </w:r>
       <w:r>
         <w:rPr>
-          <w:rFonts w:ascii="TH Sarabun New" w:eastAsia="Sarabun" w:hAnsi="TH Sarabun New" w:cs="TH Sarabun New" w:hint="cs"/>
+          <w:rFonts w:ascii="TH SarabunPSK" w:eastAsia="Sarabun" w:hAnsi="TH SarabunPSK" w:cs="TH SarabunPSK"/>
           <w:sz w:val="32"/>
           <w:szCs w:val="32"/>
           <w:lang w:val="en-US"/>
@@ -416,7 +417,7 @@
       </w:r>
       <w:r>
         <w:rPr>
-          <w:rFonts w:ascii="TH Sarabun New" w:eastAsia="Sarabun" w:hAnsi="TH Sarabun New" w:cs="TH Sarabun New" w:hint="cs"/>
+          <w:rFonts w:ascii="TH SarabunPSK" w:eastAsia="Sarabun" w:hAnsi="TH SarabunPSK" w:cs="TH SarabunPSK"/>
           <w:b/>
           <w:bCs/>
           <w:sz w:val="32"/>
@@ -426,7 +427,7 @@
       </w:r>
       <w:r>
         <w:rPr>
-          <w:rFonts w:ascii="TH Sarabun New" w:eastAsia="Sarabun" w:hAnsi="TH Sarabun New" w:cs="TH Sarabun New" w:hint="cs"/>
+          <w:rFonts w:ascii="TH SarabunPSK" w:eastAsia="Sarabun" w:hAnsi="TH SarabunPSK" w:cs="TH SarabunPSK"/>
           <w:sz w:val="32"/>
           <w:szCs w:val="32"/>
         </w:rPr>
@@ -434,7 +435,7 @@
       </w:r>
       <w:r>
         <w:rPr>
-          <w:rFonts w:ascii="TH Sarabun New" w:hAnsi="TH Sarabun New" w:cs="TH Sarabun New" w:hint="cs"/>
+          <w:rFonts w:ascii="TH SarabunPSK" w:hAnsi="TH SarabunPSK" w:cs="TH SarabunPSK"/>
           <w:sz w:val="32"/>
           <w:szCs w:val="32"/>
         </w:rPr>
@@ -442,7 +443,7 @@
       </w:r>
       <w:r>
         <w:rPr>
-          <w:rFonts w:ascii="TH Sarabun New" w:eastAsia="Sarabun" w:hAnsi="TH Sarabun New" w:cs="TH Sarabun New" w:hint="cs"/>
+          <w:rFonts w:ascii="TH SarabunPSK" w:eastAsia="Sarabun" w:hAnsi="TH SarabunPSK" w:cs="TH SarabunPSK"/>
           <w:sz w:val="32"/>
           <w:szCs w:val="32"/>
         </w:rPr>
@@ -452,14 +453,14 @@
     <w:p>
       <w:pPr>
         <w:rPr>
-          <w:rFonts w:ascii="TH Sarabun New" w:eastAsia="Sarabun" w:hAnsi="TH Sarabun New" w:cs="TH Sarabun New" w:hint="cs"/>
+          <w:rFonts w:ascii="TH SarabunPSK" w:eastAsia="Sarabun" w:hAnsi="TH SarabunPSK" w:cs="TH SarabunPSK"/>
           <w:sz w:val="32"/>
           <w:szCs w:val="32"/>
         </w:rPr>
       </w:pPr>
       <w:r>
         <w:rPr>
-          <w:rFonts w:ascii="TH Sarabun New" w:eastAsia="Sarabun" w:hAnsi="TH Sarabun New" w:cs="TH Sarabun New" w:hint="cs"/>
+          <w:rFonts w:ascii="TH SarabunPSK" w:eastAsia="Sarabun" w:hAnsi="TH SarabunPSK" w:cs="TH SarabunPSK"/>
           <w:b/>
           <w:bCs/>
           <w:sz w:val="32"/>
@@ -469,7 +470,7 @@
       </w:r>
       <w:r>
         <w:rPr>
-          <w:rFonts w:ascii="TH Sarabun New" w:eastAsia="Sarabun" w:hAnsi="TH Sarabun New" w:cs="TH Sarabun New" w:hint="cs"/>
+          <w:rFonts w:ascii="TH SarabunPSK" w:eastAsia="Sarabun" w:hAnsi="TH SarabunPSK" w:cs="TH SarabunPSK"/>
           <w:sz w:val="32"/>
           <w:szCs w:val="32"/>
         </w:rPr>
@@ -477,7 +478,7 @@
       </w:r>
       <w:r>
         <w:rPr>
-          <w:rFonts w:ascii="TH Sarabun New" w:eastAsia="Sarabun" w:hAnsi="TH Sarabun New" w:cs="TH Sarabun New" w:hint="cs"/>
+          <w:rFonts w:ascii="TH SarabunPSK" w:eastAsia="Sarabun" w:hAnsi="TH SarabunPSK" w:cs="TH SarabunPSK"/>
           <w:b/>
           <w:bCs/>
           <w:sz w:val="32"/>
@@ -487,7 +488,7 @@
       </w:r>
       <w:r>
         <w:rPr>
-          <w:rFonts w:ascii="TH Sarabun New" w:eastAsia="Sarabun" w:hAnsi="TH Sarabun New" w:cs="TH Sarabun New" w:hint="cs"/>
+          <w:rFonts w:ascii="TH SarabunPSK" w:eastAsia="Sarabun" w:hAnsi="TH SarabunPSK" w:cs="TH SarabunPSK"/>
           <w:sz w:val="32"/>
           <w:szCs w:val="32"/>
         </w:rPr>
@@ -495,7 +496,7 @@
       </w:r>
       <w:r>
         <w:rPr>
-          <w:rFonts w:ascii="TH Sarabun New" w:hAnsi="TH Sarabun New" w:cs="TH Sarabun New" w:hint="cs"/>
+          <w:rFonts w:ascii="TH SarabunPSK" w:hAnsi="TH SarabunPSK" w:cs="TH SarabunPSK"/>
           <w:sz w:val="32"/>
           <w:szCs w:val="32"/>
         </w:rPr>
@@ -503,7 +504,7 @@
       </w:r>
       <w:r>
         <w:rPr>
-          <w:rFonts w:ascii="TH Sarabun New" w:eastAsia="Sarabun" w:hAnsi="TH Sarabun New" w:cs="TH Sarabun New" w:hint="cs"/>
+          <w:rFonts w:ascii="TH SarabunPSK" w:eastAsia="Sarabun" w:hAnsi="TH SarabunPSK" w:cs="TH SarabunPSK"/>
           <w:sz w:val="32"/>
           <w:szCs w:val="32"/>
         </w:rPr>
@@ -511,7 +512,7 @@
       </w:r>
       <w:r>
         <w:rPr>
-          <w:rFonts w:ascii="TH Sarabun New" w:eastAsia="Sarabun" w:hAnsi="TH Sarabun New" w:cs="TH Sarabun New" w:hint="cs"/>
+          <w:rFonts w:ascii="TH SarabunPSK" w:eastAsia="Sarabun" w:hAnsi="TH SarabunPSK" w:cs="TH SarabunPSK"/>
           <w:b/>
           <w:bCs/>
           <w:sz w:val="32"/>
@@ -523,14 +524,14 @@
     <w:p>
       <w:pPr>
         <w:rPr>
-          <w:rFonts w:ascii="TH Sarabun New" w:eastAsia="Sarabun" w:hAnsi="TH Sarabun New" w:cs="TH Sarabun New" w:hint="cs"/>
+          <w:rFonts w:ascii="TH SarabunPSK" w:eastAsia="Sarabun" w:hAnsi="TH SarabunPSK" w:cs="TH SarabunPSK"/>
           <w:sz w:val="32"/>
           <w:szCs w:val="32"/>
         </w:rPr>
       </w:pPr>
       <w:r>
         <w:rPr>
-          <w:rFonts w:ascii="TH Sarabun New" w:eastAsia="Sarabun" w:hAnsi="TH Sarabun New" w:cs="TH Sarabun New" w:hint="cs"/>
+          <w:rFonts w:ascii="TH SarabunPSK" w:eastAsia="Sarabun" w:hAnsi="TH SarabunPSK" w:cs="TH SarabunPSK"/>
           <w:b/>
           <w:bCs/>
           <w:color w:val="000000"/>
@@ -541,7 +542,7 @@
       </w:r>
       <w:r>
         <w:rPr>
-          <w:rFonts w:ascii="TH Sarabun New" w:eastAsia="Sarabun" w:hAnsi="TH Sarabun New" w:cs="TH Sarabun New" w:hint="cs"/>
+          <w:rFonts w:ascii="TH SarabunPSK" w:eastAsia="Sarabun" w:hAnsi="TH SarabunPSK" w:cs="TH SarabunPSK"/>
           <w:color w:val="000000"/>
           <w:sz w:val="32"/>
           <w:szCs w:val="32"/>
@@ -550,7 +551,7 @@
       </w:r>
       <w:r>
         <w:rPr>
-          <w:rFonts w:ascii="TH Sarabun New" w:hAnsi="TH Sarabun New" w:cs="TH Sarabun New" w:hint="cs"/>
+          <w:rFonts w:ascii="TH SarabunPSK" w:hAnsi="TH SarabunPSK" w:cs="TH SarabunPSK"/>
           <w:sz w:val="32"/>
           <w:szCs w:val="32"/>
         </w:rPr>
@@ -558,7 +559,7 @@
       </w:r>
       <w:r>
         <w:rPr>
-          <w:rFonts w:ascii="TH Sarabun New" w:eastAsia="Sarabun" w:hAnsi="TH Sarabun New" w:cs="TH Sarabun New" w:hint="cs"/>
+          <w:rFonts w:ascii="TH SarabunPSK" w:eastAsia="Sarabun" w:hAnsi="TH SarabunPSK" w:cs="TH SarabunPSK"/>
           <w:sz w:val="32"/>
           <w:szCs w:val="32"/>
         </w:rPr>
@@ -568,14 +569,14 @@
     <w:p>
       <w:pPr>
         <w:rPr>
-          <w:rFonts w:ascii="TH Sarabun New" w:eastAsia="Sarabun" w:hAnsi="TH Sarabun New" w:cs="TH Sarabun New" w:hint="cs"/>
+          <w:rFonts w:ascii="TH SarabunPSK" w:eastAsia="Sarabun" w:hAnsi="TH SarabunPSK" w:cs="TH SarabunPSK"/>
           <w:sz w:val="32"/>
           <w:szCs w:val="32"/>
         </w:rPr>
       </w:pPr>
       <w:r>
         <w:rPr>
-          <w:rFonts w:ascii="TH Sarabun New" w:eastAsia="Sarabun" w:hAnsi="TH Sarabun New" w:cs="TH Sarabun New" w:hint="cs"/>
+          <w:rFonts w:ascii="TH SarabunPSK" w:eastAsia="Sarabun" w:hAnsi="TH SarabunPSK" w:cs="TH SarabunPSK"/>
           <w:b/>
           <w:bCs/>
           <w:color w:val="000000"/>
@@ -586,7 +587,7 @@
       </w:r>
       <w:r>
         <w:rPr>
-          <w:rFonts w:ascii="TH Sarabun New" w:eastAsia="Sarabun" w:hAnsi="TH Sarabun New" w:cs="TH Sarabun New" w:hint="cs"/>
+          <w:rFonts w:ascii="TH SarabunPSK" w:eastAsia="Sarabun" w:hAnsi="TH SarabunPSK" w:cs="TH SarabunPSK"/>
           <w:sz w:val="32"/>
           <w:szCs w:val="32"/>
         </w:rPr>
@@ -594,7 +595,7 @@
       </w:r>
       <w:r>
         <w:rPr>
-          <w:rFonts w:ascii="TH Sarabun New" w:hAnsi="TH Sarabun New" w:cs="TH Sarabun New" w:hint="cs"/>
+          <w:rFonts w:ascii="TH SarabunPSK" w:hAnsi="TH SarabunPSK" w:cs="TH SarabunPSK"/>
           <w:sz w:val="32"/>
           <w:szCs w:val="32"/>
         </w:rPr>
@@ -602,7 +603,7 @@
       </w:r>
       <w:r>
         <w:rPr>
-          <w:rFonts w:ascii="TH Sarabun New" w:eastAsia="Sarabun" w:hAnsi="TH Sarabun New" w:cs="TH Sarabun New" w:hint="cs"/>
+          <w:rFonts w:ascii="TH SarabunPSK" w:eastAsia="Sarabun" w:hAnsi="TH SarabunPSK" w:cs="TH SarabunPSK"/>
           <w:sz w:val="32"/>
           <w:szCs w:val="32"/>
         </w:rPr>
@@ -611,9 +612,8 @@
     </w:p>
     <w:p>
       <w:pPr>
-        <w:jc w:val="both"/>
-        <w:rPr>
-          <w:rFonts w:ascii="TH Sarabun New" w:eastAsia="Sarabun" w:hAnsi="TH Sarabun New" w:cs="TH Sarabun New" w:hint="cs"/>
+        <w:rPr>
+          <w:rFonts w:ascii="TH SarabunPSK" w:eastAsia="Sarabun" w:hAnsi="TH SarabunPSK" w:cs="TH SarabunPSK"/>
           <w:b/>
           <w:bCs/>
           <w:color w:val="000000"/>
@@ -623,29 +623,53 @@
       </w:pPr>
       <w:r>
         <w:rPr>
-          <w:rFonts w:ascii="TH Sarabun New" w:eastAsia="Sarabun" w:hAnsi="TH Sarabun New" w:cs="TH Sarabun New" w:hint="cs"/>
+          <w:rFonts w:ascii="TH SarabunPSK" w:eastAsia="Sarabun" w:hAnsi="TH SarabunPSK" w:cs="TH SarabunPSK"/>
           <w:b/>
           <w:bCs/>
           <w:color w:val="000000"/>
           <w:sz w:val="32"/>
           <w:szCs w:val="32"/>
         </w:rPr>
-        <w:t>ตั้งแต่</w:t>
-      </w:r>
-      <w:r>
-        <w:rPr>
-          <w:rFonts w:ascii="TH Sarabun New" w:eastAsia="Sarabun" w:hAnsi="TH Sarabun New" w:cs="TH Sarabun New" w:hint="cs"/>
+        <w:t>ตั้งแต่วันที่</w:t>
+      </w:r>
+      <w:r>
+        <w:rPr>
+          <w:rFonts w:ascii="TH SarabunPSK" w:eastAsia="Sarabun" w:hAnsi="TH SarabunPSK" w:cs="TH SarabunPSK"/>
+          <w:sz w:val="32"/>
+          <w:szCs w:val="32"/>
+        </w:rPr>
+        <w:t xml:space="preserve">   </w:t>
+      </w:r>
+      <w:r>
+        <w:rPr>
+          <w:rFonts w:ascii="TH SarabunPSK" w:hAnsi="TH SarabunPSK" w:cs="TH SarabunPSK"/>
+          <w:sz w:val="32"/>
+          <w:szCs w:val="32"/>
+        </w:rPr>
+        <w:t>{start_date}</w:t>
+      </w:r>
+      <w:r>
+        <w:rPr>
+          <w:rFonts w:ascii="TH SarabunPSK" w:eastAsia="Sarabun" w:hAnsi="TH SarabunPSK" w:cs="TH SarabunPSK"/>
+          <w:sz w:val="32"/>
+          <w:szCs w:val="32"/>
+        </w:rPr>
+        <w:t xml:space="preserve">   </w:t>
+      </w:r>
+      <w:r>
+        <w:rPr>
+          <w:rFonts w:ascii="TH SarabunPSK" w:eastAsia="Sarabun" w:hAnsi="TH SarabunPSK" w:cs="TH SarabunPSK"/>
           <w:b/>
           <w:bCs/>
-          <w:sz w:val="32"/>
-          <w:szCs w:val="32"/>
-          <w:cs/>
-        </w:rPr>
-        <w:t>วันที่</w:t>
-      </w:r>
-      <w:r>
-        <w:rPr>
-          <w:rFonts w:ascii="TH Sarabun New" w:eastAsia="Sarabun" w:hAnsi="TH Sarabun New" w:cs="TH Sarabun New" w:hint="cs"/>
+          <w:color w:val="000000"/>
+          <w:sz w:val="32"/>
+          <w:szCs w:val="32"/>
+        </w:rPr>
+        <w:t>ถึงวันที่</w:t>
+      </w:r>
+      <w:r>
+        <w:rPr>
+          <w:rFonts w:ascii="TH SarabunPSK" w:eastAsia="Sarabun" w:hAnsi="TH SarabunPSK" w:cs="TH SarabunPSK"/>
           <w:sz w:val="32"/>
           <w:szCs w:val="32"/>
         </w:rPr>
@@ -653,15 +677,15 @@
       </w:r>
       <w:r>
         <w:rPr>
-          <w:rFonts w:ascii="TH Sarabun New" w:hAnsi="TH Sarabun New" w:cs="TH Sarabun New" w:hint="cs"/>
-          <w:sz w:val="32"/>
-          <w:szCs w:val="32"/>
-        </w:rPr>
-        <w:t>{start_date}</w:t>
-      </w:r>
-      <w:r>
-        <w:rPr>
-          <w:rFonts w:ascii="TH Sarabun New" w:eastAsia="Sarabun" w:hAnsi="TH Sarabun New" w:cs="TH Sarabun New" w:hint="cs"/>
+          <w:rFonts w:ascii="TH SarabunPSK" w:hAnsi="TH SarabunPSK" w:cs="TH SarabunPSK"/>
+          <w:sz w:val="32"/>
+          <w:szCs w:val="32"/>
+        </w:rPr>
+        <w:t>{end_date}</w:t>
+      </w:r>
+      <w:r>
+        <w:rPr>
+          <w:rFonts w:ascii="TH SarabunPSK" w:eastAsia="Sarabun" w:hAnsi="TH SarabunPSK" w:cs="TH SarabunPSK"/>
           <w:sz w:val="32"/>
           <w:szCs w:val="32"/>
         </w:rPr>
@@ -669,30 +693,18 @@
       </w:r>
       <w:r>
         <w:rPr>
-          <w:rFonts w:ascii="TH Sarabun New" w:eastAsia="Sarabun" w:hAnsi="TH Sarabun New" w:cs="TH Sarabun New" w:hint="cs"/>
+          <w:rFonts w:ascii="TH SarabunPSK" w:eastAsia="Sarabun" w:hAnsi="TH SarabunPSK" w:cs="TH SarabunPSK"/>
           <w:b/>
           <w:bCs/>
           <w:color w:val="000000"/>
           <w:sz w:val="32"/>
           <w:szCs w:val="32"/>
         </w:rPr>
-        <w:t>ถึง</w:t>
-      </w:r>
-      <w:r>
-        <w:rPr>
-          <w:rFonts w:ascii="TH Sarabun New" w:eastAsia="Sarabun" w:hAnsi="TH Sarabun New" w:cs="TH Sarabun New" w:hint="cs"/>
-          <w:b/>
-          <w:bCs/>
-          <w:color w:val="000000"/>
-          <w:sz w:val="32"/>
-          <w:szCs w:val="32"/>
-          <w:cs/>
-        </w:rPr>
-        <w:t>วันที่</w:t>
-      </w:r>
-      <w:r>
-        <w:rPr>
-          <w:rFonts w:ascii="TH Sarabun New" w:eastAsia="Sarabun" w:hAnsi="TH Sarabun New" w:cs="TH Sarabun New" w:hint="cs"/>
+        <w:t>รวมไปราชการ</w:t>
+      </w:r>
+      <w:r>
+        <w:rPr>
+          <w:rFonts w:ascii="TH SarabunPSK" w:eastAsia="Sarabun" w:hAnsi="TH SarabunPSK" w:cs="TH SarabunPSK"/>
           <w:sz w:val="32"/>
           <w:szCs w:val="32"/>
         </w:rPr>
@@ -700,15 +712,15 @@
       </w:r>
       <w:r>
         <w:rPr>
-          <w:rFonts w:ascii="TH Sarabun New" w:hAnsi="TH Sarabun New" w:cs="TH Sarabun New" w:hint="cs"/>
-          <w:sz w:val="32"/>
-          <w:szCs w:val="32"/>
-        </w:rPr>
-        <w:t>{end_date}</w:t>
-      </w:r>
-      <w:r>
-        <w:rPr>
-          <w:rFonts w:ascii="TH Sarabun New" w:eastAsia="Sarabun" w:hAnsi="TH Sarabun New" w:cs="TH Sarabun New" w:hint="cs"/>
+          <w:rFonts w:ascii="TH SarabunPSK" w:hAnsi="TH SarabunPSK" w:cs="TH SarabunPSK"/>
+          <w:sz w:val="32"/>
+          <w:szCs w:val="32"/>
+        </w:rPr>
+        <w:t>{duration}</w:t>
+      </w:r>
+      <w:r>
+        <w:rPr>
+          <w:rFonts w:ascii="TH SarabunPSK" w:eastAsia="Sarabun" w:hAnsi="TH SarabunPSK" w:cs="TH SarabunPSK"/>
           <w:sz w:val="32"/>
           <w:szCs w:val="32"/>
         </w:rPr>
@@ -716,42 +728,7 @@
       </w:r>
       <w:r>
         <w:rPr>
-          <w:rFonts w:ascii="TH Sarabun New" w:eastAsia="Sarabun" w:hAnsi="TH Sarabun New" w:cs="TH Sarabun New" w:hint="cs"/>
-          <w:b/>
-          <w:bCs/>
-          <w:color w:val="000000"/>
-          <w:sz w:val="32"/>
-          <w:szCs w:val="32"/>
-        </w:rPr>
-        <w:t>รวมไปราชการ</w:t>
-      </w:r>
-      <w:r>
-        <w:rPr>
-          <w:rFonts w:ascii="TH Sarabun New" w:eastAsia="Sarabun" w:hAnsi="TH Sarabun New" w:cs="TH Sarabun New" w:hint="cs"/>
-          <w:sz w:val="32"/>
-          <w:szCs w:val="32"/>
-        </w:rPr>
-        <w:t xml:space="preserve">   </w:t>
-      </w:r>
-      <w:r>
-        <w:rPr>
-          <w:rFonts w:ascii="TH Sarabun New" w:hAnsi="TH Sarabun New" w:cs="TH Sarabun New" w:hint="cs"/>
-          <w:sz w:val="32"/>
-          <w:szCs w:val="32"/>
-        </w:rPr>
-        <w:t>{duration}</w:t>
-      </w:r>
-      <w:r>
-        <w:rPr>
-          <w:rFonts w:ascii="TH Sarabun New" w:eastAsia="Sarabun" w:hAnsi="TH Sarabun New" w:cs="TH Sarabun New" w:hint="cs"/>
-          <w:sz w:val="32"/>
-          <w:szCs w:val="32"/>
-        </w:rPr>
-        <w:t xml:space="preserve">   </w:t>
-      </w:r>
-      <w:r>
-        <w:rPr>
-          <w:rFonts w:ascii="TH Sarabun New" w:eastAsia="Sarabun" w:hAnsi="TH Sarabun New" w:cs="TH Sarabun New" w:hint="cs"/>
+          <w:rFonts w:ascii="TH SarabunPSK" w:eastAsia="Sarabun" w:hAnsi="TH SarabunPSK" w:cs="TH SarabunPSK"/>
           <w:b/>
           <w:bCs/>
           <w:color w:val="000000"/>
@@ -772,7 +749,7 @@
         </w:pBdr>
         <w:ind w:firstLine="720"/>
         <w:rPr>
-          <w:rFonts w:ascii="TH Sarabun New" w:eastAsia="Sarabun" w:hAnsi="TH Sarabun New" w:cs="TH Sarabun New" w:hint="cs"/>
+          <w:rFonts w:ascii="TH SarabunPSK" w:eastAsia="Sarabun" w:hAnsi="TH SarabunPSK" w:cs="TH SarabunPSK"/>
           <w:b/>
           <w:bCs/>
           <w:color w:val="000000"/>
@@ -782,7 +759,7 @@
       </w:pPr>
       <w:r>
         <w:rPr>
-          <w:rFonts w:ascii="TH Sarabun New" w:eastAsia="Sarabun" w:hAnsi="TH Sarabun New" w:cs="TH Sarabun New" w:hint="cs"/>
+          <w:rFonts w:ascii="TH SarabunPSK" w:eastAsia="Sarabun" w:hAnsi="TH SarabunPSK" w:cs="TH SarabunPSK"/>
           <w:b/>
           <w:bCs/>
           <w:sz w:val="32"/>
@@ -792,7 +769,7 @@
       </w:r>
       <w:r>
         <w:rPr>
-          <w:rFonts w:ascii="TH Sarabun New" w:eastAsia="Sarabun" w:hAnsi="TH Sarabun New" w:cs="TH Sarabun New" w:hint="cs"/>
+          <w:rFonts w:ascii="TH SarabunPSK" w:eastAsia="Sarabun" w:hAnsi="TH SarabunPSK" w:cs="TH SarabunPSK"/>
           <w:b/>
           <w:bCs/>
           <w:color w:val="000000"/>
@@ -813,14 +790,14 @@
         </w:pBdr>
         <w:ind w:firstLine="720"/>
         <w:rPr>
-          <w:rFonts w:ascii="TH Sarabun New" w:eastAsia="Sarabun" w:hAnsi="TH Sarabun New" w:cs="TH Sarabun New" w:hint="cs"/>
+          <w:rFonts w:ascii="TH SarabunPSK" w:eastAsia="Sarabun" w:hAnsi="TH SarabunPSK" w:cs="TH SarabunPSK"/>
           <w:sz w:val="32"/>
           <w:szCs w:val="32"/>
         </w:rPr>
       </w:pPr>
       <w:r>
         <w:rPr>
-          <w:rFonts w:ascii="TH Sarabun New" w:eastAsia="Sarabun" w:hAnsi="TH Sarabun New" w:cs="TH Sarabun New" w:hint="cs"/>
+          <w:rFonts w:ascii="TH SarabunPSK" w:eastAsia="Sarabun" w:hAnsi="TH SarabunPSK" w:cs="TH SarabunPSK"/>
           <w:sz w:val="32"/>
           <w:szCs w:val="32"/>
         </w:rPr>
@@ -828,7 +805,7 @@
       </w:r>
       <w:r>
         <w:rPr>
-          <w:rFonts w:ascii="TH Sarabun New" w:eastAsia="Sarabun" w:hAnsi="TH Sarabun New" w:cs="TH Sarabun New" w:hint="cs"/>
+          <w:rFonts w:ascii="TH SarabunPSK" w:eastAsia="Sarabun" w:hAnsi="TH SarabunPSK" w:cs="TH SarabunPSK"/>
           <w:color w:val="000000"/>
           <w:sz w:val="32"/>
           <w:szCs w:val="32"/>
@@ -837,17 +814,17 @@
       </w:r>
       <w:r>
         <w:rPr>
-          <w:rFonts w:ascii="TH Sarabun New" w:eastAsia="Sarabun" w:hAnsi="TH Sarabun New" w:cs="TH Sarabun New" w:hint="cs"/>
-          <w:color w:val="000000"/>
-          <w:sz w:val="32"/>
-          <w:szCs w:val="32"/>
-          <w:cs/>
+          <w:rFonts w:ascii="TH SarabunPSK" w:eastAsia="Sarabun" w:hAnsi="TH SarabunPSK" w:cs="TH SarabunPSK"/>
+          <w:color w:val="000000"/>
+          <w:sz w:val="32"/>
+          <w:szCs w:val="32"/>
+          <w:lang w:val="en-US"/>
         </w:rPr>
         <w:t xml:space="preserve"> </w:t>
       </w:r>
       <w:r>
         <w:rPr>
-          <w:rFonts w:ascii="TH Sarabun New" w:hAnsi="TH Sarabun New" w:cs="TH Sarabun New" w:hint="cs"/>
+          <w:rFonts w:ascii="TH SarabunPSK" w:hAnsi="TH SarabunPSK" w:cs="TH SarabunPSK"/>
           <w:sz w:val="32"/>
           <w:szCs w:val="32"/>
         </w:rPr>
@@ -855,16 +832,16 @@
       </w:r>
       <w:r>
         <w:rPr>
-          <w:rFonts w:ascii="TH Sarabun New" w:hAnsi="TH Sarabun New" w:cs="TH Sarabun New" w:hint="cs"/>
-          <w:sz w:val="32"/>
-          <w:szCs w:val="32"/>
-          <w:cs/>
+          <w:rFonts w:ascii="TH SarabunPSK" w:hAnsi="TH SarabunPSK" w:cs="TH SarabunPSK"/>
+          <w:sz w:val="32"/>
+          <w:szCs w:val="32"/>
+          <w:lang w:val="en-US"/>
         </w:rPr>
         <w:t xml:space="preserve"> </w:t>
       </w:r>
       <w:r>
         <w:rPr>
-          <w:rFonts w:ascii="TH Sarabun New" w:eastAsia="Sarabun" w:hAnsi="TH Sarabun New" w:cs="TH Sarabun New" w:hint="cs"/>
+          <w:rFonts w:ascii="TH SarabunPSK" w:eastAsia="Sarabun" w:hAnsi="TH SarabunPSK" w:cs="TH SarabunPSK"/>
           <w:sz w:val="32"/>
           <w:szCs w:val="32"/>
         </w:rPr>
@@ -872,7 +849,7 @@
       </w:r>
       <w:r>
         <w:rPr>
-          <w:rFonts w:ascii="TH Sarabun New" w:eastAsia="Sarabun" w:hAnsi="TH Sarabun New" w:cs="TH Sarabun New" w:hint="cs"/>
+          <w:rFonts w:ascii="TH SarabunPSK" w:eastAsia="Sarabun" w:hAnsi="TH SarabunPSK" w:cs="TH SarabunPSK"/>
           <w:color w:val="000000"/>
           <w:sz w:val="32"/>
           <w:szCs w:val="32"/>
@@ -891,15 +868,16 @@
         </w:pBdr>
         <w:ind w:firstLine="720"/>
         <w:rPr>
-          <w:rFonts w:ascii="TH Sarabun New" w:eastAsia="Sarabun" w:hAnsi="TH Sarabun New" w:cs="TH Sarabun New" w:hint="cs"/>
-          <w:color w:val="000000"/>
-          <w:sz w:val="32"/>
-          <w:szCs w:val="32"/>
+          <w:rFonts w:ascii="TH SarabunPSK" w:eastAsia="Sarabun" w:hAnsi="TH SarabunPSK" w:cs="TH SarabunPSK"/>
+          <w:color w:val="000000"/>
+          <w:sz w:val="32"/>
+          <w:szCs w:val="32"/>
+          <w:lang w:val="en-US"/>
         </w:rPr>
       </w:pPr>
       <w:r>
         <w:rPr>
-          <w:rFonts w:ascii="TH Sarabun New" w:eastAsia="Sarabun" w:hAnsi="TH Sarabun New" w:cs="TH Sarabun New" w:hint="cs"/>
+          <w:rFonts w:ascii="TH SarabunPSK" w:eastAsia="Sarabun" w:hAnsi="TH SarabunPSK" w:cs="TH SarabunPSK"/>
           <w:sz w:val="32"/>
           <w:szCs w:val="32"/>
         </w:rPr>
@@ -907,7 +885,7 @@
       </w:r>
       <w:r>
         <w:rPr>
-          <w:rFonts w:ascii="TH Sarabun New" w:eastAsia="Sarabun" w:hAnsi="TH Sarabun New" w:cs="TH Sarabun New" w:hint="cs"/>
+          <w:rFonts w:ascii="TH SarabunPSK" w:eastAsia="Sarabun" w:hAnsi="TH SarabunPSK" w:cs="TH SarabunPSK"/>
           <w:color w:val="000000"/>
           <w:sz w:val="32"/>
           <w:szCs w:val="32"/>
@@ -916,17 +894,17 @@
       </w:r>
       <w:r>
         <w:rPr>
-          <w:rFonts w:ascii="TH Sarabun New" w:eastAsia="Sarabun" w:hAnsi="TH Sarabun New" w:cs="TH Sarabun New" w:hint="cs"/>
-          <w:color w:val="000000"/>
-          <w:sz w:val="32"/>
-          <w:szCs w:val="32"/>
-          <w:cs/>
+          <w:rFonts w:ascii="TH SarabunPSK" w:eastAsia="Sarabun" w:hAnsi="TH SarabunPSK" w:cs="TH SarabunPSK"/>
+          <w:color w:val="000000"/>
+          <w:sz w:val="32"/>
+          <w:szCs w:val="32"/>
+          <w:lang w:val="en-US"/>
         </w:rPr>
         <w:t xml:space="preserve"> </w:t>
       </w:r>
       <w:r>
         <w:rPr>
-          <w:rFonts w:ascii="TH Sarabun New" w:hAnsi="TH Sarabun New" w:cs="TH Sarabun New" w:hint="cs"/>
+          <w:rFonts w:ascii="TH SarabunPSK" w:hAnsi="TH SarabunPSK" w:cs="TH SarabunPSK"/>
           <w:sz w:val="32"/>
           <w:szCs w:val="32"/>
         </w:rPr>
@@ -934,16 +912,16 @@
       </w:r>
       <w:r>
         <w:rPr>
-          <w:rFonts w:ascii="TH Sarabun New" w:hAnsi="TH Sarabun New" w:cs="TH Sarabun New" w:hint="cs"/>
-          <w:sz w:val="32"/>
-          <w:szCs w:val="32"/>
-          <w:cs/>
+          <w:rFonts w:ascii="TH SarabunPSK" w:hAnsi="TH SarabunPSK" w:cs="TH SarabunPSK"/>
+          <w:sz w:val="32"/>
+          <w:szCs w:val="32"/>
+          <w:lang w:val="en-US"/>
         </w:rPr>
         <w:t xml:space="preserve"> </w:t>
       </w:r>
       <w:r>
         <w:rPr>
-          <w:rFonts w:ascii="TH Sarabun New" w:eastAsia="Sarabun" w:hAnsi="TH Sarabun New" w:cs="TH Sarabun New" w:hint="cs"/>
+          <w:rFonts w:ascii="TH SarabunPSK" w:eastAsia="Sarabun" w:hAnsi="TH SarabunPSK" w:cs="TH SarabunPSK"/>
           <w:sz w:val="32"/>
           <w:szCs w:val="32"/>
         </w:rPr>
@@ -951,7 +929,7 @@
       </w:r>
       <w:r>
         <w:rPr>
-          <w:rFonts w:ascii="TH Sarabun New" w:eastAsia="Sarabun" w:hAnsi="TH Sarabun New" w:cs="TH Sarabun New" w:hint="cs"/>
+          <w:rFonts w:ascii="TH SarabunPSK" w:eastAsia="Sarabun" w:hAnsi="TH SarabunPSK" w:cs="TH SarabunPSK"/>
           <w:color w:val="000000"/>
           <w:sz w:val="32"/>
           <w:szCs w:val="32"/>
@@ -960,17 +938,17 @@
       </w:r>
       <w:r>
         <w:rPr>
-          <w:rFonts w:ascii="TH Sarabun New" w:eastAsia="Sarabun" w:hAnsi="TH Sarabun New" w:cs="TH Sarabun New" w:hint="cs"/>
-          <w:color w:val="000000"/>
-          <w:sz w:val="32"/>
-          <w:szCs w:val="32"/>
-          <w:cs/>
+          <w:rFonts w:ascii="TH SarabunPSK" w:eastAsia="Sarabun" w:hAnsi="TH SarabunPSK" w:cs="TH SarabunPSK"/>
+          <w:color w:val="000000"/>
+          <w:sz w:val="32"/>
+          <w:szCs w:val="32"/>
+          <w:lang w:val="en-US"/>
         </w:rPr>
         <w:t xml:space="preserve"> </w:t>
       </w:r>
       <w:r>
         <w:rPr>
-          <w:rFonts w:ascii="TH Sarabun New" w:hAnsi="TH Sarabun New" w:cs="TH Sarabun New" w:hint="cs"/>
+          <w:rFonts w:ascii="TH SarabunPSK" w:hAnsi="TH SarabunPSK" w:cs="TH SarabunPSK"/>
           <w:sz w:val="32"/>
           <w:szCs w:val="32"/>
         </w:rPr>
@@ -978,16 +956,16 @@
       </w:r>
       <w:r>
         <w:rPr>
-          <w:rFonts w:ascii="TH Sarabun New" w:hAnsi="TH Sarabun New" w:cs="TH Sarabun New" w:hint="cs"/>
-          <w:sz w:val="32"/>
-          <w:szCs w:val="32"/>
-          <w:cs/>
+          <w:rFonts w:ascii="TH SarabunPSK" w:hAnsi="TH SarabunPSK" w:cs="TH SarabunPSK"/>
+          <w:sz w:val="32"/>
+          <w:szCs w:val="32"/>
+          <w:lang w:val="en-US"/>
         </w:rPr>
         <w:t xml:space="preserve"> </w:t>
       </w:r>
       <w:r>
         <w:rPr>
-          <w:rFonts w:ascii="TH Sarabun New" w:eastAsia="Sarabun" w:hAnsi="TH Sarabun New" w:cs="TH Sarabun New" w:hint="cs"/>
+          <w:rFonts w:ascii="TH SarabunPSK" w:eastAsia="Sarabun" w:hAnsi="TH SarabunPSK" w:cs="TH SarabunPSK"/>
           <w:sz w:val="32"/>
           <w:szCs w:val="32"/>
         </w:rPr>
@@ -995,7 +973,7 @@
       </w:r>
       <w:r>
         <w:rPr>
-          <w:rFonts w:ascii="TH Sarabun New" w:eastAsia="Sarabun" w:hAnsi="TH Sarabun New" w:cs="TH Sarabun New" w:hint="cs"/>
+          <w:rFonts w:ascii="TH SarabunPSK" w:eastAsia="Sarabun" w:hAnsi="TH SarabunPSK" w:cs="TH SarabunPSK"/>
           <w:color w:val="000000"/>
           <w:sz w:val="32"/>
           <w:szCs w:val="32"/>
@@ -1004,7 +982,7 @@
       </w:r>
       <w:r>
         <w:rPr>
-          <w:rFonts w:ascii="TH Sarabun New" w:hAnsi="TH Sarabun New" w:cs="TH Sarabun New" w:hint="cs"/>
+          <w:rFonts w:ascii="TH SarabunPSK" w:hAnsi="TH SarabunPSK" w:cs="TH SarabunPSK"/>
           <w:sz w:val="32"/>
           <w:szCs w:val="32"/>
         </w:rPr>
@@ -1012,7 +990,7 @@
       </w:r>
       <w:r>
         <w:rPr>
-          <w:rFonts w:ascii="TH Sarabun New" w:eastAsia="Sarabun" w:hAnsi="TH Sarabun New" w:cs="TH Sarabun New" w:hint="cs"/>
+          <w:rFonts w:ascii="TH SarabunPSK" w:eastAsia="Sarabun" w:hAnsi="TH SarabunPSK" w:cs="TH SarabunPSK"/>
           <w:color w:val="000000"/>
           <w:sz w:val="32"/>
           <w:szCs w:val="32"/>
@@ -1021,17 +999,17 @@
       </w:r>
       <w:r>
         <w:rPr>
-          <w:rFonts w:ascii="TH Sarabun New" w:eastAsia="Sarabun" w:hAnsi="TH Sarabun New" w:cs="TH Sarabun New" w:hint="cs"/>
-          <w:color w:val="000000"/>
-          <w:sz w:val="32"/>
-          <w:szCs w:val="32"/>
-          <w:cs/>
+          <w:rFonts w:ascii="TH SarabunPSK" w:eastAsia="Sarabun" w:hAnsi="TH SarabunPSK" w:cs="TH SarabunPSK"/>
+          <w:color w:val="000000"/>
+          <w:sz w:val="32"/>
+          <w:szCs w:val="32"/>
+          <w:lang w:val="en-US"/>
         </w:rPr>
         <w:t xml:space="preserve"> </w:t>
       </w:r>
       <w:r>
         <w:rPr>
-          <w:rFonts w:ascii="TH Sarabun New" w:hAnsi="TH Sarabun New" w:cs="TH Sarabun New" w:hint="cs"/>
+          <w:rFonts w:ascii="TH SarabunPSK" w:hAnsi="TH SarabunPSK" w:cs="TH SarabunPSK"/>
           <w:sz w:val="32"/>
           <w:szCs w:val="32"/>
         </w:rPr>
@@ -1039,16 +1017,16 @@
       </w:r>
       <w:r>
         <w:rPr>
-          <w:rFonts w:ascii="TH Sarabun New" w:hAnsi="TH Sarabun New" w:cs="TH Sarabun New" w:hint="cs"/>
-          <w:sz w:val="32"/>
-          <w:szCs w:val="32"/>
-          <w:cs/>
+          <w:rFonts w:ascii="TH SarabunPSK" w:hAnsi="TH SarabunPSK" w:cs="TH SarabunPSK"/>
+          <w:sz w:val="32"/>
+          <w:szCs w:val="32"/>
+          <w:lang w:val="en-US"/>
         </w:rPr>
         <w:t xml:space="preserve"> </w:t>
       </w:r>
       <w:r>
         <w:rPr>
-          <w:rFonts w:ascii="TH Sarabun New" w:eastAsia="Sarabun" w:hAnsi="TH Sarabun New" w:cs="TH Sarabun New" w:hint="cs"/>
+          <w:rFonts w:ascii="TH SarabunPSK" w:eastAsia="Sarabun" w:hAnsi="TH SarabunPSK" w:cs="TH SarabunPSK"/>
           <w:sz w:val="32"/>
           <w:szCs w:val="32"/>
         </w:rPr>
@@ -1056,12 +1034,22 @@
       </w:r>
       <w:r>
         <w:rPr>
-          <w:rFonts w:ascii="TH Sarabun New" w:eastAsia="Sarabun" w:hAnsi="TH Sarabun New" w:cs="TH Sarabun New" w:hint="cs"/>
-          <w:color w:val="000000"/>
-          <w:sz w:val="32"/>
-          <w:szCs w:val="32"/>
-        </w:rPr>
-        <w:t xml:space="preserve"> ค่าที่พัก </w:t>
+          <w:rFonts w:ascii="TH SarabunPSK" w:eastAsia="Sarabun" w:hAnsi="TH SarabunPSK" w:cs="TH SarabunPSK"/>
+          <w:color w:val="000000"/>
+          <w:sz w:val="32"/>
+          <w:szCs w:val="32"/>
+        </w:rPr>
+        <w:t xml:space="preserve"> ค่าที่พัก</w:t>
+      </w:r>
+      <w:r>
+        <w:rPr>
+          <w:rFonts w:ascii="TH SarabunPSK" w:eastAsia="Sarabun" w:hAnsi="TH SarabunPSK" w:cs="TH SarabunPSK"/>
+          <w:color w:val="000000"/>
+          <w:sz w:val="32"/>
+          <w:szCs w:val="32"/>
+          <w:lang w:val="en-US"/>
+        </w:rPr>
+        <w:t xml:space="preserve">  </w:t>
       </w:r>
     </w:p>
     <w:p>
@@ -1075,23 +1063,57 @@
         </w:pBdr>
         <w:ind w:firstLine="720"/>
         <w:rPr>
-          <w:rFonts w:ascii="TH Sarabun New" w:eastAsia="Sarabun" w:hAnsi="TH Sarabun New" w:cs="TH Sarabun New" w:hint="cs"/>
-          <w:color w:val="000000"/>
-          <w:sz w:val="32"/>
-          <w:szCs w:val="32"/>
+          <w:rFonts w:ascii="TH SarabunPSK" w:eastAsia="Sarabun" w:hAnsi="TH SarabunPSK" w:cs="TH SarabunPSK"/>
+          <w:color w:val="000000"/>
+          <w:sz w:val="32"/>
+          <w:szCs w:val="32"/>
+          <w:lang w:val="en-US"/>
         </w:rPr>
       </w:pPr>
       <w:r>
         <w:rPr>
-          <w:rFonts w:ascii="TH Sarabun New" w:eastAsia="Sarabun" w:hAnsi="TH Sarabun New" w:cs="TH Sarabun New" w:hint="cs"/>
-          <w:sz w:val="32"/>
-          <w:szCs w:val="32"/>
-        </w:rPr>
-        <w:t xml:space="preserve">                                                   </w:t>
-      </w:r>
-      <w:r>
-        <w:rPr>
-          <w:rFonts w:ascii="TH Sarabun New" w:eastAsia="Sarabun" w:hAnsi="TH Sarabun New" w:cs="TH Sarabun New" w:hint="cs"/>
+          <w:rFonts w:ascii="TH SarabunPSK" w:eastAsia="Sarabun" w:hAnsi="TH SarabunPSK" w:cs="TH SarabunPSK"/>
+          <w:color w:val="000000"/>
+          <w:sz w:val="32"/>
+          <w:szCs w:val="32"/>
+          <w:lang w:val="en-US"/>
+        </w:rPr>
+        <w:tab/>
+      </w:r>
+      <w:r>
+        <w:rPr>
+          <w:rFonts w:ascii="TH SarabunPSK" w:eastAsia="Sarabun" w:hAnsi="TH SarabunPSK" w:cs="TH SarabunPSK"/>
+          <w:color w:val="000000"/>
+          <w:sz w:val="32"/>
+          <w:szCs w:val="32"/>
+          <w:lang w:val="en-US"/>
+        </w:rPr>
+        <w:tab/>
+      </w:r>
+      <w:r>
+        <w:rPr>
+          <w:rFonts w:ascii="TH SarabunPSK" w:eastAsia="Sarabun" w:hAnsi="TH SarabunPSK" w:cs="TH SarabunPSK"/>
+          <w:color w:val="000000"/>
+          <w:sz w:val="32"/>
+          <w:szCs w:val="32"/>
+          <w:lang w:val="en-US"/>
+        </w:rPr>
+        <w:tab/>
+      </w:r>
+      <w:r>
+        <w:rPr>
+          <w:rFonts w:ascii="TH SarabunPSK" w:eastAsia="Sarabun" w:hAnsi="TH SarabunPSK" w:cs="TH SarabunPSK"/>
+          <w:color w:val="000000"/>
+          <w:sz w:val="32"/>
+          <w:szCs w:val="32"/>
+          <w:lang w:val="en-US"/>
+        </w:rPr>
+        <w:tab/>
+        <w:t xml:space="preserve">   </w:t>
+      </w:r>
+      <w:r>
+        <w:rPr>
+          <w:rFonts w:ascii="TH SarabunPSK" w:eastAsia="Sarabun" w:hAnsi="TH SarabunPSK" w:cs="TH SarabunPSK"/>
           <w:color w:val="000000"/>
           <w:sz w:val="32"/>
           <w:szCs w:val="32"/>
@@ -1100,17 +1122,17 @@
       </w:r>
       <w:r>
         <w:rPr>
-          <w:rFonts w:ascii="TH Sarabun New" w:eastAsia="Sarabun" w:hAnsi="TH Sarabun New" w:cs="TH Sarabun New" w:hint="cs"/>
-          <w:color w:val="000000"/>
-          <w:sz w:val="32"/>
-          <w:szCs w:val="32"/>
-          <w:cs/>
+          <w:rFonts w:ascii="TH SarabunPSK" w:eastAsia="Sarabun" w:hAnsi="TH SarabunPSK" w:cs="TH SarabunPSK"/>
+          <w:color w:val="000000"/>
+          <w:sz w:val="32"/>
+          <w:szCs w:val="32"/>
+          <w:lang w:val="en-US"/>
         </w:rPr>
         <w:t xml:space="preserve"> </w:t>
       </w:r>
       <w:r>
         <w:rPr>
-          <w:rFonts w:ascii="TH Sarabun New" w:hAnsi="TH Sarabun New" w:cs="TH Sarabun New" w:hint="cs"/>
+          <w:rFonts w:ascii="TH SarabunPSK" w:hAnsi="TH SarabunPSK" w:cs="TH SarabunPSK"/>
           <w:sz w:val="32"/>
           <w:szCs w:val="32"/>
         </w:rPr>
@@ -1118,16 +1140,16 @@
       </w:r>
       <w:r>
         <w:rPr>
-          <w:rFonts w:ascii="TH Sarabun New" w:eastAsia="Sarabun" w:hAnsi="TH Sarabun New" w:cs="TH Sarabun New" w:hint="cs"/>
-          <w:sz w:val="32"/>
-          <w:szCs w:val="32"/>
-          <w:cs/>
+          <w:rFonts w:ascii="TH SarabunPSK" w:hAnsi="TH SarabunPSK" w:cs="TH SarabunPSK"/>
+          <w:sz w:val="32"/>
+          <w:szCs w:val="32"/>
+          <w:lang w:val="en-US"/>
         </w:rPr>
         <w:t xml:space="preserve"> </w:t>
       </w:r>
       <w:r>
         <w:rPr>
-          <w:rFonts w:ascii="TH Sarabun New" w:eastAsia="Sarabun" w:hAnsi="TH Sarabun New" w:cs="TH Sarabun New" w:hint="cs"/>
+          <w:rFonts w:ascii="TH SarabunPSK" w:eastAsia="Sarabun" w:hAnsi="TH SarabunPSK" w:cs="TH SarabunPSK"/>
           <w:sz w:val="32"/>
           <w:szCs w:val="32"/>
         </w:rPr>
@@ -1135,16 +1157,26 @@
       </w:r>
       <w:r>
         <w:rPr>
-          <w:rFonts w:ascii="TH Sarabun New" w:eastAsia="Sarabun" w:hAnsi="TH Sarabun New" w:cs="TH Sarabun New" w:hint="cs"/>
-          <w:color w:val="000000"/>
-          <w:sz w:val="32"/>
-          <w:szCs w:val="32"/>
-        </w:rPr>
-        <w:t xml:space="preserve"> ค่าพาหนะ </w:t>
-      </w:r>
-      <w:r>
-        <w:rPr>
-          <w:rFonts w:ascii="TH Sarabun New" w:eastAsia="Sarabun" w:hAnsi="TH Sarabun New" w:cs="TH Sarabun New" w:hint="cs"/>
+          <w:rFonts w:ascii="TH SarabunPSK" w:eastAsia="Sarabun" w:hAnsi="TH SarabunPSK" w:cs="TH SarabunPSK"/>
+          <w:color w:val="000000"/>
+          <w:sz w:val="32"/>
+          <w:szCs w:val="32"/>
+        </w:rPr>
+        <w:t xml:space="preserve"> ค่าพาหนะ</w:t>
+      </w:r>
+      <w:r>
+        <w:rPr>
+          <w:rFonts w:ascii="TH SarabunPSK" w:eastAsia="Sarabun" w:hAnsi="TH SarabunPSK" w:cs="TH SarabunPSK"/>
+          <w:color w:val="000000"/>
+          <w:sz w:val="32"/>
+          <w:szCs w:val="32"/>
+          <w:lang w:val="en-US"/>
+        </w:rPr>
+        <w:t xml:space="preserve"> </w:t>
+      </w:r>
+      <w:r>
+        <w:rPr>
+          <w:rFonts w:ascii="TH SarabunPSK" w:eastAsia="Sarabun" w:hAnsi="TH SarabunPSK" w:cs="TH SarabunPSK"/>
           <w:sz w:val="32"/>
           <w:szCs w:val="32"/>
         </w:rPr>
@@ -1152,16 +1184,16 @@
       </w:r>
       <w:r>
         <w:rPr>
-          <w:rFonts w:ascii="TH Sarabun New" w:eastAsia="Sarabun" w:hAnsi="TH Sarabun New" w:cs="TH Sarabun New" w:hint="cs"/>
-          <w:sz w:val="32"/>
-          <w:szCs w:val="32"/>
-          <w:cs/>
+          <w:rFonts w:ascii="TH SarabunPSK" w:eastAsia="Sarabun" w:hAnsi="TH SarabunPSK" w:cs="TH SarabunPSK"/>
+          <w:sz w:val="32"/>
+          <w:szCs w:val="32"/>
+          <w:lang w:val="en-US"/>
         </w:rPr>
         <w:t xml:space="preserve"> </w:t>
       </w:r>
       <w:r>
         <w:rPr>
-          <w:rFonts w:ascii="TH Sarabun New" w:hAnsi="TH Sarabun New" w:cs="TH Sarabun New" w:hint="cs"/>
+          <w:rFonts w:ascii="TH SarabunPSK" w:hAnsi="TH SarabunPSK" w:cs="TH SarabunPSK"/>
           <w:sz w:val="32"/>
           <w:szCs w:val="32"/>
         </w:rPr>
@@ -1169,16 +1201,16 @@
       </w:r>
       <w:r>
         <w:rPr>
-          <w:rFonts w:ascii="TH Sarabun New" w:hAnsi="TH Sarabun New" w:cs="TH Sarabun New" w:hint="cs"/>
-          <w:sz w:val="32"/>
-          <w:szCs w:val="32"/>
-          <w:cs/>
+          <w:rFonts w:ascii="TH SarabunPSK" w:hAnsi="TH SarabunPSK" w:cs="TH SarabunPSK"/>
+          <w:sz w:val="32"/>
+          <w:szCs w:val="32"/>
+          <w:lang w:val="en-US"/>
         </w:rPr>
         <w:t xml:space="preserve"> </w:t>
       </w:r>
       <w:r>
         <w:rPr>
-          <w:rFonts w:ascii="TH Sarabun New" w:eastAsia="Sarabun" w:hAnsi="TH Sarabun New" w:cs="TH Sarabun New" w:hint="cs"/>
+          <w:rFonts w:ascii="TH SarabunPSK" w:eastAsia="Sarabun" w:hAnsi="TH SarabunPSK" w:cs="TH SarabunPSK"/>
           <w:sz w:val="32"/>
           <w:szCs w:val="32"/>
         </w:rPr>
@@ -1186,7 +1218,7 @@
       </w:r>
       <w:r>
         <w:rPr>
-          <w:rFonts w:ascii="TH Sarabun New" w:eastAsia="Sarabun" w:hAnsi="TH Sarabun New" w:cs="TH Sarabun New" w:hint="cs"/>
+          <w:rFonts w:ascii="TH SarabunPSK" w:eastAsia="Sarabun" w:hAnsi="TH SarabunPSK" w:cs="TH SarabunPSK"/>
           <w:color w:val="000000"/>
           <w:sz w:val="32"/>
           <w:szCs w:val="32"/>
@@ -1195,15 +1227,16 @@
       </w:r>
       <w:r>
         <w:rPr>
-          <w:rFonts w:ascii="TH Sarabun New" w:eastAsia="Sarabun" w:hAnsi="TH Sarabun New" w:cs="TH Sarabun New" w:hint="cs"/>
-          <w:sz w:val="32"/>
-          <w:szCs w:val="32"/>
-        </w:rPr>
-        <w:t xml:space="preserve">  </w:t>
-      </w:r>
-      <w:r>
-        <w:rPr>
-          <w:rFonts w:ascii="TH Sarabun New" w:eastAsia="Sarabun" w:hAnsi="TH Sarabun New" w:cs="TH Sarabun New" w:hint="cs"/>
+          <w:rFonts w:ascii="TH SarabunPSK" w:eastAsia="Sarabun" w:hAnsi="TH SarabunPSK" w:cs="TH SarabunPSK"/>
+          <w:sz w:val="32"/>
+          <w:szCs w:val="32"/>
+          <w:lang w:val="en-US"/>
+        </w:rPr>
+        <w:t xml:space="preserve"> </w:t>
+      </w:r>
+      <w:r>
+        <w:rPr>
+          <w:rFonts w:ascii="TH SarabunPSK" w:eastAsia="Sarabun" w:hAnsi="TH SarabunPSK" w:cs="TH SarabunPSK"/>
           <w:color w:val="000000"/>
           <w:sz w:val="32"/>
           <w:szCs w:val="32"/>
@@ -1212,16 +1245,17 @@
       </w:r>
       <w:r>
         <w:rPr>
-          <w:rFonts w:ascii="TH Sarabun New" w:hAnsi="TH Sarabun New" w:cs="TH Sarabun New" w:hint="cs"/>
-          <w:sz w:val="32"/>
-          <w:szCs w:val="32"/>
-          <w:cs/>
+          <w:rFonts w:ascii="TH SarabunPSK" w:eastAsia="Sarabun" w:hAnsi="TH SarabunPSK" w:cs="TH SarabunPSK"/>
+          <w:color w:val="000000"/>
+          <w:sz w:val="32"/>
+          <w:szCs w:val="32"/>
+          <w:lang w:val="en-US"/>
         </w:rPr>
         <w:t xml:space="preserve"> </w:t>
       </w:r>
       <w:r>
         <w:rPr>
-          <w:rFonts w:ascii="TH Sarabun New" w:hAnsi="TH Sarabun New" w:cs="TH Sarabun New" w:hint="cs"/>
+          <w:rFonts w:ascii="TH SarabunPSK" w:hAnsi="TH SarabunPSK" w:cs="TH SarabunPSK"/>
           <w:sz w:val="32"/>
           <w:szCs w:val="32"/>
         </w:rPr>
@@ -1229,16 +1263,16 @@
       </w:r>
       <w:r>
         <w:rPr>
-          <w:rFonts w:ascii="TH Sarabun New" w:hAnsi="TH Sarabun New" w:cs="TH Sarabun New" w:hint="cs"/>
-          <w:sz w:val="32"/>
-          <w:szCs w:val="32"/>
-          <w:cs/>
+          <w:rFonts w:ascii="TH SarabunPSK" w:hAnsi="TH SarabunPSK" w:cs="TH SarabunPSK"/>
+          <w:sz w:val="32"/>
+          <w:szCs w:val="32"/>
+          <w:lang w:val="en-US"/>
         </w:rPr>
         <w:t xml:space="preserve"> </w:t>
       </w:r>
       <w:r>
         <w:rPr>
-          <w:rFonts w:ascii="TH Sarabun New" w:eastAsia="Sarabun" w:hAnsi="TH Sarabun New" w:cs="TH Sarabun New" w:hint="cs"/>
+          <w:rFonts w:ascii="TH SarabunPSK" w:eastAsia="Sarabun" w:hAnsi="TH SarabunPSK" w:cs="TH SarabunPSK"/>
           <w:sz w:val="32"/>
           <w:szCs w:val="32"/>
         </w:rPr>
@@ -1246,7 +1280,7 @@
       </w:r>
       <w:r>
         <w:rPr>
-          <w:rFonts w:ascii="TH Sarabun New" w:eastAsia="Sarabun" w:hAnsi="TH Sarabun New" w:cs="TH Sarabun New" w:hint="cs"/>
+          <w:rFonts w:ascii="TH SarabunPSK" w:eastAsia="Sarabun" w:hAnsi="TH SarabunPSK" w:cs="TH SarabunPSK"/>
           <w:color w:val="000000"/>
           <w:sz w:val="32"/>
           <w:szCs w:val="32"/>
@@ -1255,7 +1289,7 @@
       </w:r>
       <w:r>
         <w:rPr>
-          <w:rFonts w:ascii="TH Sarabun New" w:hAnsi="TH Sarabun New" w:cs="TH Sarabun New" w:hint="cs"/>
+          <w:rFonts w:ascii="TH SarabunPSK" w:hAnsi="TH SarabunPSK" w:cs="TH SarabunPSK"/>
           <w:sz w:val="32"/>
           <w:szCs w:val="32"/>
         </w:rPr>
@@ -1272,7 +1306,7 @@
           <w:between w:val="nil"/>
         </w:pBdr>
         <w:rPr>
-          <w:rFonts w:ascii="TH Sarabun New" w:eastAsia="Sarabun" w:hAnsi="TH Sarabun New" w:cs="TH Sarabun New" w:hint="cs"/>
+          <w:rFonts w:ascii="TH SarabunPSK" w:eastAsia="Sarabun" w:hAnsi="TH SarabunPSK" w:cs="TH SarabunPSK"/>
           <w:b/>
           <w:bCs/>
           <w:color w:val="000000"/>
@@ -1283,7 +1317,7 @@
       </w:pPr>
       <w:r>
         <w:rPr>
-          <w:rFonts w:ascii="TH Sarabun New" w:eastAsia="Sarabun" w:hAnsi="TH Sarabun New" w:cs="TH Sarabun New" w:hint="cs"/>
+          <w:rFonts w:ascii="TH SarabunPSK" w:eastAsia="Sarabun" w:hAnsi="TH SarabunPSK" w:cs="TH SarabunPSK"/>
           <w:color w:val="000000"/>
           <w:sz w:val="32"/>
           <w:szCs w:val="32"/>
@@ -1292,7 +1326,7 @@
       </w:r>
       <w:r>
         <w:rPr>
-          <w:rFonts w:ascii="TH Sarabun New" w:eastAsia="Sarabun" w:hAnsi="TH Sarabun New" w:cs="TH Sarabun New" w:hint="cs"/>
+          <w:rFonts w:ascii="TH SarabunPSK" w:eastAsia="Sarabun" w:hAnsi="TH SarabunPSK" w:cs="TH SarabunPSK"/>
           <w:color w:val="000000"/>
           <w:sz w:val="32"/>
           <w:szCs w:val="32"/>
@@ -1301,7 +1335,7 @@
       </w:r>
       <w:r>
         <w:rPr>
-          <w:rFonts w:ascii="TH Sarabun New" w:eastAsia="Sarabun" w:hAnsi="TH Sarabun New" w:cs="TH Sarabun New" w:hint="cs"/>
+          <w:rFonts w:ascii="TH SarabunPSK" w:eastAsia="Sarabun" w:hAnsi="TH SarabunPSK" w:cs="TH SarabunPSK"/>
           <w:color w:val="000000"/>
           <w:sz w:val="32"/>
           <w:szCs w:val="32"/>
@@ -1311,7 +1345,7 @@
       </w:r>
       <w:r>
         <w:rPr>
-          <w:rFonts w:ascii="TH Sarabun New" w:eastAsia="Sarabun" w:hAnsi="TH Sarabun New" w:cs="TH Sarabun New" w:hint="cs"/>
+          <w:rFonts w:ascii="TH SarabunPSK" w:eastAsia="Sarabun" w:hAnsi="TH SarabunPSK" w:cs="TH SarabunPSK"/>
           <w:b/>
           <w:bCs/>
           <w:color w:val="000000"/>
@@ -1322,7 +1356,7 @@
       </w:r>
       <w:r>
         <w:rPr>
-          <w:rFonts w:ascii="TH Sarabun New" w:eastAsia="Sarabun" w:hAnsi="TH Sarabun New" w:cs="TH Sarabun New" w:hint="cs"/>
+          <w:rFonts w:ascii="TH SarabunPSK" w:eastAsia="Sarabun" w:hAnsi="TH SarabunPSK" w:cs="TH SarabunPSK"/>
           <w:sz w:val="32"/>
           <w:szCs w:val="32"/>
         </w:rPr>
@@ -1330,7 +1364,7 @@
       </w:r>
       <w:r>
         <w:rPr>
-          <w:rFonts w:ascii="TH Sarabun New" w:hAnsi="TH Sarabun New" w:cs="TH Sarabun New" w:hint="cs"/>
+          <w:rFonts w:ascii="TH SarabunPSK" w:hAnsi="TH SarabunPSK" w:cs="TH SarabunPSK"/>
           <w:sz w:val="32"/>
           <w:szCs w:val="32"/>
         </w:rPr>
@@ -1338,7 +1372,7 @@
       </w:r>
       <w:r>
         <w:rPr>
-          <w:rFonts w:ascii="TH Sarabun New" w:eastAsia="Sarabun" w:hAnsi="TH Sarabun New" w:cs="TH Sarabun New" w:hint="cs"/>
+          <w:rFonts w:ascii="TH SarabunPSK" w:eastAsia="Sarabun" w:hAnsi="TH SarabunPSK" w:cs="TH SarabunPSK"/>
           <w:sz w:val="32"/>
           <w:szCs w:val="32"/>
         </w:rPr>
@@ -1346,7 +1380,7 @@
       </w:r>
       <w:r>
         <w:rPr>
-          <w:rFonts w:ascii="TH Sarabun New" w:eastAsia="Sarabun" w:hAnsi="TH Sarabun New" w:cs="TH Sarabun New" w:hint="cs"/>
+          <w:rFonts w:ascii="TH SarabunPSK" w:eastAsia="Sarabun" w:hAnsi="TH SarabunPSK" w:cs="TH SarabunPSK"/>
           <w:b/>
           <w:bCs/>
           <w:color w:val="000000"/>
@@ -1360,7 +1394,7 @@
       <w:pPr>
         <w:ind w:firstLine="720"/>
         <w:rPr>
-          <w:rFonts w:ascii="TH Sarabun New" w:eastAsia="Sarabun" w:hAnsi="TH Sarabun New" w:cs="TH Sarabun New" w:hint="cs"/>
+          <w:rFonts w:ascii="TH SarabunPSK" w:eastAsia="Sarabun" w:hAnsi="TH SarabunPSK" w:cs="TH SarabunPSK"/>
           <w:b/>
           <w:bCs/>
           <w:sz w:val="32"/>
@@ -1369,7 +1403,7 @@
       </w:pPr>
       <w:r>
         <w:rPr>
-          <w:rFonts w:ascii="TH Sarabun New" w:eastAsia="Sarabun" w:hAnsi="TH Sarabun New" w:cs="TH Sarabun New" w:hint="cs"/>
+          <w:rFonts w:ascii="TH SarabunPSK" w:eastAsia="Sarabun" w:hAnsi="TH SarabunPSK" w:cs="TH SarabunPSK"/>
           <w:b/>
           <w:bCs/>
           <w:sz w:val="32"/>
@@ -1388,7 +1422,7 @@
           <w:between w:val="nil"/>
         </w:pBdr>
         <w:rPr>
-          <w:rFonts w:ascii="TH Sarabun New" w:eastAsia="Sarabun" w:hAnsi="TH Sarabun New" w:cs="TH Sarabun New" w:hint="cs"/>
+          <w:rFonts w:ascii="TH SarabunPSK" w:eastAsia="Sarabun" w:hAnsi="TH SarabunPSK" w:cs="TH SarabunPSK"/>
           <w:color w:val="000000"/>
           <w:sz w:val="32"/>
           <w:szCs w:val="32"/>
@@ -1397,7 +1431,7 @@
       </w:pPr>
       <w:r>
         <w:rPr>
-          <w:rFonts w:ascii="TH Sarabun New" w:eastAsia="Sarabun" w:hAnsi="TH Sarabun New" w:cs="TH Sarabun New" w:hint="cs"/>
+          <w:rFonts w:ascii="TH SarabunPSK" w:eastAsia="Sarabun" w:hAnsi="TH SarabunPSK" w:cs="TH SarabunPSK"/>
           <w:color w:val="000000"/>
           <w:sz w:val="32"/>
           <w:szCs w:val="32"/>
@@ -1406,17 +1440,17 @@
       </w:r>
       <w:r>
         <w:rPr>
-          <w:rFonts w:ascii="TH Sarabun New" w:eastAsia="Sarabun" w:hAnsi="TH Sarabun New" w:cs="TH Sarabun New" w:hint="cs"/>
-          <w:color w:val="000000"/>
-          <w:sz w:val="32"/>
-          <w:szCs w:val="32"/>
-          <w:cs/>
+          <w:rFonts w:ascii="TH SarabunPSK" w:eastAsia="Sarabun" w:hAnsi="TH SarabunPSK" w:cs="TH SarabunPSK"/>
+          <w:color w:val="000000"/>
+          <w:sz w:val="32"/>
+          <w:szCs w:val="32"/>
+          <w:lang w:val="en-US"/>
         </w:rPr>
         <w:t xml:space="preserve"> </w:t>
       </w:r>
       <w:r>
         <w:rPr>
-          <w:rFonts w:ascii="TH Sarabun New" w:hAnsi="TH Sarabun New" w:cs="TH Sarabun New" w:hint="cs"/>
+          <w:rFonts w:ascii="TH SarabunPSK" w:hAnsi="TH SarabunPSK" w:cs="TH SarabunPSK"/>
           <w:sz w:val="32"/>
           <w:szCs w:val="32"/>
         </w:rPr>
@@ -1424,16 +1458,16 @@
       </w:r>
       <w:r>
         <w:rPr>
-          <w:rFonts w:ascii="TH Sarabun New" w:hAnsi="TH Sarabun New" w:cs="TH Sarabun New" w:hint="cs"/>
-          <w:sz w:val="32"/>
-          <w:szCs w:val="32"/>
-          <w:cs/>
+          <w:rFonts w:ascii="TH SarabunPSK" w:hAnsi="TH SarabunPSK" w:cs="TH SarabunPSK"/>
+          <w:sz w:val="32"/>
+          <w:szCs w:val="32"/>
+          <w:lang w:val="en-US"/>
         </w:rPr>
         <w:t xml:space="preserve"> </w:t>
       </w:r>
       <w:r>
         <w:rPr>
-          <w:rFonts w:ascii="TH Sarabun New" w:eastAsia="Sarabun" w:hAnsi="TH Sarabun New" w:cs="TH Sarabun New" w:hint="cs"/>
+          <w:rFonts w:ascii="TH SarabunPSK" w:eastAsia="Sarabun" w:hAnsi="TH SarabunPSK" w:cs="TH SarabunPSK"/>
           <w:sz w:val="32"/>
           <w:szCs w:val="32"/>
         </w:rPr>
@@ -1441,7 +1475,7 @@
       </w:r>
       <w:r>
         <w:rPr>
-          <w:rFonts w:ascii="TH Sarabun New" w:eastAsia="Sarabun" w:hAnsi="TH Sarabun New" w:cs="TH Sarabun New" w:hint="cs"/>
+          <w:rFonts w:ascii="TH SarabunPSK" w:eastAsia="Sarabun" w:hAnsi="TH SarabunPSK" w:cs="TH SarabunPSK"/>
           <w:color w:val="000000"/>
           <w:sz w:val="32"/>
           <w:szCs w:val="32"/>
@@ -1450,17 +1484,17 @@
       </w:r>
       <w:r>
         <w:rPr>
-          <w:rFonts w:ascii="TH Sarabun New" w:eastAsia="Sarabun" w:hAnsi="TH Sarabun New" w:cs="TH Sarabun New" w:hint="cs"/>
-          <w:color w:val="000000"/>
-          <w:sz w:val="32"/>
-          <w:szCs w:val="32"/>
-          <w:cs/>
+          <w:rFonts w:ascii="TH SarabunPSK" w:eastAsia="Sarabun" w:hAnsi="TH SarabunPSK" w:cs="TH SarabunPSK"/>
+          <w:color w:val="000000"/>
+          <w:sz w:val="32"/>
+          <w:szCs w:val="32"/>
+          <w:lang w:val="en-US"/>
         </w:rPr>
         <w:t xml:space="preserve"> </w:t>
       </w:r>
       <w:r>
         <w:rPr>
-          <w:rFonts w:ascii="TH Sarabun New" w:hAnsi="TH Sarabun New" w:cs="TH Sarabun New" w:hint="cs"/>
+          <w:rFonts w:ascii="TH SarabunPSK" w:hAnsi="TH SarabunPSK" w:cs="TH SarabunPSK"/>
           <w:sz w:val="32"/>
           <w:szCs w:val="32"/>
         </w:rPr>
@@ -1468,16 +1502,16 @@
       </w:r>
       <w:r>
         <w:rPr>
-          <w:rFonts w:ascii="TH Sarabun New" w:hAnsi="TH Sarabun New" w:cs="TH Sarabun New" w:hint="cs"/>
-          <w:sz w:val="32"/>
-          <w:szCs w:val="32"/>
-          <w:cs/>
+          <w:rFonts w:ascii="TH SarabunPSK" w:hAnsi="TH SarabunPSK" w:cs="TH SarabunPSK"/>
+          <w:sz w:val="32"/>
+          <w:szCs w:val="32"/>
+          <w:lang w:val="en-US"/>
         </w:rPr>
         <w:t xml:space="preserve"> </w:t>
       </w:r>
       <w:r>
         <w:rPr>
-          <w:rFonts w:ascii="TH Sarabun New" w:eastAsia="Sarabun" w:hAnsi="TH Sarabun New" w:cs="TH Sarabun New" w:hint="cs"/>
+          <w:rFonts w:ascii="TH SarabunPSK" w:eastAsia="Sarabun" w:hAnsi="TH SarabunPSK" w:cs="TH SarabunPSK"/>
           <w:sz w:val="32"/>
           <w:szCs w:val="32"/>
         </w:rPr>
@@ -1485,7 +1519,7 @@
       </w:r>
       <w:r>
         <w:rPr>
-          <w:rFonts w:ascii="TH Sarabun New" w:eastAsia="Sarabun" w:hAnsi="TH Sarabun New" w:cs="TH Sarabun New" w:hint="cs"/>
+          <w:rFonts w:ascii="TH SarabunPSK" w:eastAsia="Sarabun" w:hAnsi="TH SarabunPSK" w:cs="TH SarabunPSK"/>
           <w:color w:val="000000"/>
           <w:sz w:val="32"/>
           <w:szCs w:val="32"/>
@@ -1494,33 +1528,44 @@
       </w:r>
       <w:r>
         <w:rPr>
-          <w:rFonts w:ascii="TH Sarabun New" w:hAnsi="TH Sarabun New" w:cs="TH Sarabun New" w:hint="cs"/>
-          <w:sz w:val="32"/>
-          <w:szCs w:val="32"/>
+          <w:rFonts w:ascii="TH SarabunPSK" w:hAnsi="TH SarabunPSK" w:cs="TH SarabunPSK"/>
+          <w:sz w:val="32"/>
+          <w:szCs w:val="32"/>
+          <w:u w:val="dotted"/>
         </w:rPr>
         <w:t>{license_plate}</w:t>
       </w:r>
       <w:r>
         <w:rPr>
-          <w:rFonts w:ascii="TH Sarabun New" w:eastAsia="Sarabun" w:hAnsi="TH Sarabun New" w:cs="TH Sarabun New" w:hint="cs"/>
-          <w:color w:val="000000"/>
-          <w:sz w:val="32"/>
-          <w:szCs w:val="32"/>
-        </w:rPr>
-        <w:t xml:space="preserve">  </w:t>
+          <w:rFonts w:ascii="TH SarabunPSK" w:eastAsia="Sarabun" w:hAnsi="TH SarabunPSK" w:cs="TH SarabunPSK"/>
+          <w:color w:val="000000"/>
+          <w:sz w:val="32"/>
+          <w:szCs w:val="32"/>
+          <w:u w:val="dotted"/>
+        </w:rPr>
+        <w:t xml:space="preserve"> </w:t>
+      </w:r>
+      <w:r>
+        <w:rPr>
+          <w:rFonts w:ascii="TH SarabunPSK" w:eastAsia="Sarabun" w:hAnsi="TH SarabunPSK" w:cs="TH SarabunPSK"/>
+          <w:color w:val="000000"/>
+          <w:sz w:val="32"/>
+          <w:szCs w:val="32"/>
+        </w:rPr>
+        <w:t xml:space="preserve"> </w:t>
       </w:r>
     </w:p>
     <w:p>
       <w:pPr>
         <w:rPr>
-          <w:rFonts w:ascii="TH Sarabun New" w:eastAsia="Sarabun" w:hAnsi="TH Sarabun New" w:cs="TH Sarabun New" w:hint="cs"/>
+          <w:rFonts w:ascii="TH SarabunPSK" w:eastAsia="Sarabun" w:hAnsi="TH SarabunPSK" w:cs="TH SarabunPSK"/>
           <w:sz w:val="32"/>
           <w:szCs w:val="32"/>
         </w:rPr>
       </w:pPr>
       <w:r>
         <w:rPr>
-          <w:rFonts w:ascii="TH Sarabun New" w:eastAsia="Sarabun" w:hAnsi="TH Sarabun New" w:cs="TH Sarabun New" w:hint="cs"/>
+          <w:rFonts w:ascii="TH SarabunPSK" w:eastAsia="Sarabun" w:hAnsi="TH SarabunPSK" w:cs="TH SarabunPSK"/>
           <w:sz w:val="32"/>
           <w:szCs w:val="32"/>
         </w:rPr>
@@ -1528,16 +1573,16 @@
       </w:r>
       <w:r>
         <w:rPr>
-          <w:rFonts w:ascii="TH Sarabun New" w:eastAsia="Sarabun" w:hAnsi="TH Sarabun New" w:cs="TH Sarabun New" w:hint="cs"/>
-          <w:sz w:val="32"/>
-          <w:szCs w:val="32"/>
-          <w:cs/>
+          <w:rFonts w:ascii="TH SarabunPSK" w:eastAsia="Sarabun" w:hAnsi="TH SarabunPSK" w:cs="TH SarabunPSK"/>
+          <w:sz w:val="32"/>
+          <w:szCs w:val="32"/>
+          <w:lang w:val="en-US"/>
         </w:rPr>
         <w:t xml:space="preserve"> </w:t>
       </w:r>
       <w:r>
         <w:rPr>
-          <w:rFonts w:ascii="TH Sarabun New" w:hAnsi="TH Sarabun New" w:cs="TH Sarabun New" w:hint="cs"/>
+          <w:rFonts w:ascii="TH SarabunPSK" w:hAnsi="TH SarabunPSK" w:cs="TH SarabunPSK"/>
           <w:sz w:val="32"/>
           <w:szCs w:val="32"/>
         </w:rPr>
@@ -1545,16 +1590,16 @@
       </w:r>
       <w:r>
         <w:rPr>
-          <w:rFonts w:ascii="TH Sarabun New" w:hAnsi="TH Sarabun New" w:cs="TH Sarabun New" w:hint="cs"/>
-          <w:sz w:val="32"/>
-          <w:szCs w:val="32"/>
-          <w:cs/>
+          <w:rFonts w:ascii="TH SarabunPSK" w:hAnsi="TH SarabunPSK" w:cs="TH SarabunPSK"/>
+          <w:sz w:val="32"/>
+          <w:szCs w:val="32"/>
+          <w:lang w:val="en-US"/>
         </w:rPr>
         <w:t xml:space="preserve"> </w:t>
       </w:r>
       <w:r>
         <w:rPr>
-          <w:rFonts w:ascii="TH Sarabun New" w:eastAsia="Sarabun" w:hAnsi="TH Sarabun New" w:cs="TH Sarabun New" w:hint="cs"/>
+          <w:rFonts w:ascii="TH SarabunPSK" w:eastAsia="Sarabun" w:hAnsi="TH SarabunPSK" w:cs="TH SarabunPSK"/>
           <w:sz w:val="32"/>
           <w:szCs w:val="32"/>
         </w:rPr>
@@ -1562,9 +1607,10 @@
       </w:r>
       <w:r>
         <w:rPr>
-          <w:rFonts w:ascii="TH Sarabun New" w:eastAsia="Sarabun" w:hAnsi="TH Sarabun New" w:cs="TH Sarabun New" w:hint="cs"/>
-          <w:sz w:val="32"/>
-          <w:szCs w:val="32"/>
+          <w:rFonts w:ascii="TH SarabunPSK" w:eastAsia="Sarabun" w:hAnsi="TH SarabunPSK" w:cs="TH SarabunPSK"/>
+          <w:sz w:val="32"/>
+          <w:szCs w:val="32"/>
+          <w:u w:val="dotted"/>
         </w:rPr>
         <w:t>{other_detail}</w:t>
       </w:r>
@@ -1572,7 +1618,7 @@
     <w:p>
       <w:pPr>
         <w:rPr>
-          <w:rFonts w:ascii="TH Sarabun New" w:eastAsia="Sarabun" w:hAnsi="TH Sarabun New" w:cs="TH Sarabun New" w:hint="cs"/>
+          <w:rFonts w:ascii="TH SarabunPSK" w:eastAsia="Sarabun" w:hAnsi="TH SarabunPSK" w:cs="TH SarabunPSK"/>
           <w:sz w:val="32"/>
           <w:szCs w:val="32"/>
         </w:rPr>
@@ -1581,15 +1627,14 @@
     <w:p>
       <w:pPr>
         <w:rPr>
-          <w:rFonts w:ascii="TH Sarabun New" w:eastAsia="Sarabun" w:hAnsi="TH Sarabun New" w:cs="TH Sarabun New"/>
-          <w:sz w:val="32"/>
-          <w:szCs w:val="32"/>
-          <w:lang w:val="en-US"/>
+          <w:rFonts w:ascii="TH SarabunPSK" w:eastAsia="Sarabun" w:hAnsi="TH SarabunPSK" w:cs="TH SarabunPSK"/>
+          <w:sz w:val="32"/>
+          <w:szCs w:val="32"/>
         </w:rPr>
       </w:pPr>
       <w:r>
         <w:rPr>
-          <w:rFonts w:ascii="TH Sarabun New" w:eastAsia="Sarabun" w:hAnsi="TH Sarabun New" w:cs="TH Sarabun New" w:hint="cs"/>
+          <w:rFonts w:ascii="TH SarabunPSK" w:eastAsia="Sarabun" w:hAnsi="TH SarabunPSK" w:cs="TH SarabunPSK"/>
           <w:sz w:val="32"/>
           <w:szCs w:val="32"/>
         </w:rPr>
@@ -1598,8 +1643,9 @@
     </w:p>
     <w:p>
       <w:pPr>
-        <w:rPr>
-          <w:rFonts w:ascii="TH Sarabun New" w:eastAsia="Sarabun" w:hAnsi="TH Sarabun New" w:cs="TH Sarabun New" w:hint="cs"/>
+        <w:jc w:val="right"/>
+        <w:rPr>
+          <w:rFonts w:ascii="TH SarabunPSK" w:eastAsia="Sarabun" w:hAnsi="TH SarabunPSK" w:cs="TH SarabunPSK"/>
           <w:b/>
           <w:bCs/>
           <w:sz w:val="32"/>
@@ -1608,175 +1654,25 @@
       </w:pPr>
       <w:r>
         <w:rPr>
-          <w:rFonts w:ascii="TH Sarabun New" w:eastAsia="Sarabun" w:hAnsi="TH Sarabun New" w:cs="TH Sarabun New"/>
+          <w:rFonts w:ascii="TH SarabunPSK" w:eastAsia="Sarabun" w:hAnsi="TH SarabunPSK" w:cs="TH SarabunPSK"/>
           <w:b/>
           <w:bCs/>
           <w:sz w:val="32"/>
           <w:szCs w:val="32"/>
-          <w:lang w:val="en-US"/>
-        </w:rPr>
-        <w:tab/>
-      </w:r>
-      <w:r>
-        <w:rPr>
-          <w:rFonts w:ascii="TH Sarabun New" w:eastAsia="Sarabun" w:hAnsi="TH Sarabun New" w:cs="TH Sarabun New"/>
-          <w:b/>
-          <w:bCs/>
-          <w:sz w:val="32"/>
-          <w:szCs w:val="32"/>
-          <w:lang w:val="en-US"/>
-        </w:rPr>
-        <w:tab/>
-      </w:r>
-      <w:r>
-        <w:rPr>
-          <w:rFonts w:ascii="TH Sarabun New" w:eastAsia="Sarabun" w:hAnsi="TH Sarabun New" w:cs="TH Sarabun New"/>
-          <w:b/>
-          <w:bCs/>
-          <w:sz w:val="32"/>
-          <w:szCs w:val="32"/>
-          <w:lang w:val="en-US"/>
-        </w:rPr>
-        <w:tab/>
-      </w:r>
-      <w:r>
-        <w:rPr>
-          <w:rFonts w:ascii="TH Sarabun New" w:eastAsia="Sarabun" w:hAnsi="TH Sarabun New" w:cs="TH Sarabun New"/>
-          <w:b/>
-          <w:bCs/>
-          <w:sz w:val="32"/>
-          <w:szCs w:val="32"/>
-          <w:lang w:val="en-US"/>
-        </w:rPr>
-        <w:tab/>
-      </w:r>
-      <w:r>
-        <w:rPr>
-          <w:rFonts w:ascii="TH Sarabun New" w:eastAsia="Sarabun" w:hAnsi="TH Sarabun New" w:cs="TH Sarabun New"/>
-          <w:b/>
-          <w:bCs/>
-          <w:sz w:val="32"/>
-          <w:szCs w:val="32"/>
-          <w:lang w:val="en-US"/>
-        </w:rPr>
-        <w:tab/>
-      </w:r>
-      <w:r>
-        <w:rPr>
-          <w:rFonts w:ascii="TH Sarabun New" w:eastAsia="Sarabun" w:hAnsi="TH Sarabun New" w:cs="TH Sarabun New"/>
-          <w:b/>
-          <w:bCs/>
-          <w:sz w:val="32"/>
-          <w:szCs w:val="32"/>
-          <w:lang w:val="en-US"/>
-        </w:rPr>
-        <w:tab/>
-      </w:r>
-      <w:r>
-        <w:rPr>
-          <w:rFonts w:ascii="TH Sarabun New" w:eastAsia="Sarabun" w:hAnsi="TH Sarabun New" w:cs="TH Sarabun New"/>
-          <w:b/>
-          <w:bCs/>
-          <w:sz w:val="32"/>
-          <w:szCs w:val="32"/>
-          <w:lang w:val="en-US"/>
-        </w:rPr>
-        <w:tab/>
-      </w:r>
-      <w:r>
-        <w:rPr>
-          <w:rFonts w:ascii="TH Sarabun New" w:eastAsia="Sarabun" w:hAnsi="TH Sarabun New" w:cs="TH Sarabun New"/>
-          <w:b/>
-          <w:bCs/>
-          <w:sz w:val="32"/>
-          <w:szCs w:val="32"/>
-          <w:lang w:val="en-US"/>
-        </w:rPr>
-        <w:tab/>
-      </w:r>
-      <w:r>
-        <w:rPr>
-          <w:rFonts w:ascii="TH Sarabun New" w:eastAsia="Sarabun" w:hAnsi="TH Sarabun New" w:cs="TH Sarabun New" w:hint="cs"/>
-          <w:b/>
-          <w:bCs/>
-          <w:sz w:val="32"/>
-          <w:szCs w:val="32"/>
         </w:rPr>
         <w:t>ลงชื่อ</w:t>
       </w:r>
       <w:r>
         <w:rPr>
-          <w:rFonts w:ascii="TH Sarabun New" w:eastAsia="Sarabun" w:hAnsi="TH Sarabun New" w:cs="TH Sarabun New"/>
-          <w:sz w:val="32"/>
-          <w:szCs w:val="32"/>
-          <w:cs/>
-          <w:lang w:bidi="th"/>
-        </w:rPr>
-        <w:t xml:space="preserve"> </w:t>
-      </w:r>
-      <w:r>
-        <w:rPr>
-          <w:rFonts w:ascii="TH Sarabun New" w:eastAsia="Sarabun" w:hAnsi="TH Sarabun New" w:cs="TH Sarabun New"/>
-          <w:sz w:val="32"/>
-          <w:szCs w:val="32"/>
-          <w:lang w:val="en-US" w:bidi="th"/>
-        </w:rPr>
-        <w:tab/>
-      </w:r>
-      <w:r>
-        <w:rPr>
-          <w:rFonts w:ascii="TH Sarabun New" w:eastAsia="Sarabun" w:hAnsi="TH Sarabun New" w:cs="TH Sarabun New"/>
-          <w:sz w:val="32"/>
-          <w:szCs w:val="32"/>
-          <w:lang w:val="en-US" w:bidi="th"/>
-        </w:rPr>
-        <w:tab/>
-      </w:r>
-      <w:r>
-        <w:rPr>
-          <w:rFonts w:ascii="TH Sarabun New" w:eastAsia="Sarabun" w:hAnsi="TH Sarabun New" w:cs="TH Sarabun New"/>
-          <w:color w:val="FFFFFF" w:themeColor="background1"/>
-          <w:sz w:val="32"/>
-          <w:szCs w:val="32"/>
-          <w:cs/>
-          <w:lang w:bidi="th"/>
-        </w:rPr>
-        <w:t>[</w:t>
-      </w:r>
-      <w:r>
-        <w:rPr>
-          <w:rFonts w:ascii="TH Sarabun New" w:eastAsia="Sarabun" w:hAnsi="TH Sarabun New" w:cs="TH Sarabun New"/>
-          <w:color w:val="FFFFFF" w:themeColor="background1"/>
-          <w:sz w:val="32"/>
-          <w:szCs w:val="32"/>
-        </w:rPr>
-        <w:t>SIG_REQ]</w:t>
-      </w:r>
-      <w:r>
-        <w:rPr>
-          <w:rFonts w:ascii="TH Sarabun New" w:eastAsia="Sarabun" w:hAnsi="TH Sarabun New" w:cs="TH Sarabun New" w:hint="cs"/>
-          <w:b/>
-          <w:bCs/>
-          <w:sz w:val="32"/>
-          <w:szCs w:val="32"/>
-        </w:rPr>
-        <w:t xml:space="preserve"> </w:t>
-      </w:r>
-      <w:r>
-        <w:rPr>
-          <w:rFonts w:ascii="TH Sarabun New" w:eastAsia="Sarabun" w:hAnsi="TH Sarabun New" w:cs="TH Sarabun New"/>
-          <w:b/>
-          <w:bCs/>
-          <w:sz w:val="32"/>
-          <w:szCs w:val="32"/>
-          <w:lang w:val="en-US"/>
-        </w:rPr>
-        <w:tab/>
-        <w:t xml:space="preserve">  </w:t>
-      </w:r>
-      <w:r>
-        <w:rPr>
-          <w:rFonts w:ascii="TH Sarabun New" w:eastAsia="Sarabun" w:hAnsi="TH Sarabun New" w:cs="TH Sarabun New" w:hint="cs"/>
+          <w:rFonts w:ascii="TH SarabunPSK" w:eastAsia="Sarabun" w:hAnsi="TH SarabunPSK" w:cs="TH SarabunPSK"/>
+          <w:sz w:val="32"/>
+          <w:szCs w:val="32"/>
+        </w:rPr>
+        <w:t>………………………………………</w:t>
+      </w:r>
+      <w:r>
+        <w:rPr>
+          <w:rFonts w:ascii="TH SarabunPSK" w:eastAsia="Sarabun" w:hAnsi="TH SarabunPSK" w:cs="TH SarabunPSK"/>
           <w:b/>
           <w:bCs/>
           <w:sz w:val="32"/>
@@ -1789,22 +1685,39 @@
       <w:pPr>
         <w:ind w:left="5760" w:firstLine="720"/>
         <w:rPr>
-          <w:rFonts w:ascii="TH Sarabun New" w:eastAsia="Sarabun" w:hAnsi="TH Sarabun New" w:cs="TH Sarabun New" w:hint="cs"/>
+          <w:rFonts w:ascii="TH SarabunPSK" w:eastAsia="Sarabun" w:hAnsi="TH SarabunPSK" w:cs="TH SarabunPSK"/>
           <w:sz w:val="32"/>
           <w:szCs w:val="32"/>
         </w:rPr>
       </w:pPr>
       <w:r>
         <w:rPr>
-          <w:rFonts w:ascii="TH Sarabun New" w:eastAsia="Sarabun" w:hAnsi="TH Sarabun New" w:cs="TH Sarabun New" w:hint="cs"/>
-          <w:sz w:val="32"/>
-          <w:szCs w:val="32"/>
-        </w:rPr>
-        <w:t xml:space="preserve"> ( </w:t>
-      </w:r>
-      <w:r>
-        <w:rPr>
-          <w:rFonts w:ascii="TH Sarabun New" w:hAnsi="TH Sarabun New" w:cs="TH Sarabun New" w:hint="cs"/>
+          <w:rFonts w:ascii="TH SarabunPSK" w:eastAsia="Sarabun" w:hAnsi="TH SarabunPSK" w:cs="TH SarabunPSK"/>
+          <w:sz w:val="32"/>
+          <w:szCs w:val="32"/>
+        </w:rPr>
+        <w:t xml:space="preserve">  </w:t>
+      </w:r>
+      <w:r>
+        <w:rPr>
+          <w:rFonts w:ascii="TH SarabunPSK" w:eastAsia="Sarabun" w:hAnsi="TH SarabunPSK" w:cs="TH SarabunPSK"/>
+          <w:sz w:val="32"/>
+          <w:szCs w:val="32"/>
+          <w:lang w:val="en-US"/>
+        </w:rPr>
+        <w:t xml:space="preserve"> </w:t>
+      </w:r>
+      <w:r>
+        <w:rPr>
+          <w:rFonts w:ascii="TH SarabunPSK" w:eastAsia="Sarabun" w:hAnsi="TH SarabunPSK" w:cs="TH SarabunPSK"/>
+          <w:sz w:val="32"/>
+          <w:szCs w:val="32"/>
+        </w:rPr>
+        <w:t xml:space="preserve">( </w:t>
+      </w:r>
+      <w:r>
+        <w:rPr>
+          <w:rFonts w:ascii="TH SarabunPSK" w:hAnsi="TH SarabunPSK" w:cs="TH SarabunPSK"/>
           <w:sz w:val="32"/>
           <w:szCs w:val="32"/>
         </w:rPr>
@@ -1812,7 +1725,7 @@
       </w:r>
       <w:r>
         <w:rPr>
-          <w:rFonts w:ascii="TH Sarabun New" w:hAnsi="TH Sarabun New" w:cs="TH Sarabun New" w:hint="cs"/>
+          <w:rFonts w:ascii="TH SarabunPSK" w:hAnsi="TH SarabunPSK" w:cs="TH SarabunPSK"/>
           <w:sz w:val="32"/>
           <w:szCs w:val="32"/>
         </w:rPr>
@@ -1820,7 +1733,7 @@
       </w:r>
       <w:r>
         <w:rPr>
-          <w:rFonts w:ascii="TH Sarabun New" w:hAnsi="TH Sarabun New" w:cs="TH Sarabun New" w:hint="cs"/>
+          <w:rFonts w:ascii="TH SarabunPSK" w:hAnsi="TH SarabunPSK" w:cs="TH SarabunPSK"/>
           <w:sz w:val="32"/>
           <w:szCs w:val="32"/>
         </w:rPr>
@@ -1828,7 +1741,7 @@
       </w:r>
       <w:r>
         <w:rPr>
-          <w:rFonts w:ascii="TH Sarabun New" w:eastAsia="Sarabun" w:hAnsi="TH Sarabun New" w:cs="TH Sarabun New" w:hint="cs"/>
+          <w:rFonts w:ascii="TH SarabunPSK" w:eastAsia="Sarabun" w:hAnsi="TH SarabunPSK" w:cs="TH SarabunPSK"/>
           <w:sz w:val="32"/>
           <w:szCs w:val="32"/>
         </w:rPr>
@@ -1840,24 +1753,24 @@
         <w:spacing w:line="276" w:lineRule="auto"/>
         <w:ind w:left="5760"/>
         <w:rPr>
-          <w:rFonts w:ascii="TH Sarabun New" w:eastAsia="Sarabun" w:hAnsi="TH Sarabun New" w:cs="TH Sarabun New" w:hint="cs"/>
+          <w:rFonts w:ascii="TH SarabunPSK" w:eastAsia="Sarabun" w:hAnsi="TH SarabunPSK" w:cs="TH SarabunPSK"/>
           <w:sz w:val="32"/>
           <w:szCs w:val="32"/>
         </w:rPr>
       </w:pPr>
       <w:r>
         <w:rPr>
-          <w:rFonts w:ascii="TH Sarabun New" w:eastAsia="Sarabun" w:hAnsi="TH Sarabun New" w:cs="TH Sarabun New" w:hint="cs"/>
+          <w:rFonts w:ascii="TH SarabunPSK" w:eastAsia="Sarabun" w:hAnsi="TH SarabunPSK" w:cs="TH SarabunPSK"/>
           <w:b/>
           <w:bCs/>
           <w:sz w:val="32"/>
           <w:szCs w:val="32"/>
         </w:rPr>
-        <w:t>ตำแหน่ง</w:t>
-      </w:r>
-      <w:r>
-        <w:rPr>
-          <w:rFonts w:ascii="TH Sarabun New" w:eastAsia="Sarabun" w:hAnsi="TH Sarabun New" w:cs="TH Sarabun New" w:hint="cs"/>
+        <w:t xml:space="preserve">       ตำแหน่ง</w:t>
+      </w:r>
+      <w:r>
+        <w:rPr>
+          <w:rFonts w:ascii="TH SarabunPSK" w:eastAsia="Sarabun" w:hAnsi="TH SarabunPSK" w:cs="TH SarabunPSK"/>
           <w:sz w:val="32"/>
           <w:szCs w:val="32"/>
           <w:lang w:val="en-US"/>
@@ -1866,16 +1779,7 @@
       </w:r>
       <w:r>
         <w:rPr>
-          <w:rFonts w:ascii="TH Sarabun New" w:eastAsia="Sarabun" w:hAnsi="TH Sarabun New" w:cs="TH Sarabun New"/>
-          <w:sz w:val="32"/>
-          <w:szCs w:val="32"/>
-          <w:lang w:val="en-US"/>
-        </w:rPr>
-        <w:t xml:space="preserve">   </w:t>
-      </w:r>
-      <w:r>
-        <w:rPr>
-          <w:rFonts w:ascii="TH Sarabun New" w:hAnsi="TH Sarabun New" w:cs="TH Sarabun New" w:hint="cs"/>
+          <w:rFonts w:ascii="TH SarabunPSK" w:hAnsi="TH SarabunPSK" w:cs="TH SarabunPSK"/>
           <w:sz w:val="32"/>
           <w:szCs w:val="32"/>
         </w:rPr>
@@ -1912,7 +1816,7 @@
           <w:p>
             <w:pPr>
               <w:rPr>
-                <w:rFonts w:ascii="TH Sarabun New" w:eastAsia="Sarabun" w:hAnsi="TH Sarabun New" w:cs="TH Sarabun New" w:hint="cs"/>
+                <w:rFonts w:ascii="TH SarabunPSK" w:eastAsia="Sarabun" w:hAnsi="TH SarabunPSK" w:cs="TH SarabunPSK"/>
                 <w:b/>
                 <w:bCs/>
                 <w:sz w:val="32"/>
@@ -1921,7 +1825,7 @@
             </w:pPr>
             <w:r>
               <w:rPr>
-                <w:rFonts w:ascii="TH Sarabun New" w:eastAsia="Sarabun" w:hAnsi="TH Sarabun New" w:cs="TH Sarabun New" w:hint="cs"/>
+                <w:rFonts w:ascii="TH SarabunPSK" w:eastAsia="Sarabun" w:hAnsi="TH SarabunPSK" w:cs="TH SarabunPSK"/>
                 <w:b/>
                 <w:bCs/>
                 <w:sz w:val="32"/>
@@ -1931,7 +1835,7 @@
             </w:r>
             <w:r>
               <w:rPr>
-                <w:rFonts w:ascii="TH Sarabun New" w:hAnsi="TH Sarabun New" w:cs="TH Sarabun New" w:hint="cs"/>
+                <w:rFonts w:ascii="TH SarabunPSK" w:hAnsi="TH SarabunPSK" w:cs="TH SarabunPSK"/>
                 <w:sz w:val="32"/>
                 <w:szCs w:val="32"/>
               </w:rPr>
@@ -1941,7 +1845,7 @@
           <w:p>
             <w:pPr>
               <w:rPr>
-                <w:rFonts w:ascii="TH Sarabun New" w:eastAsia="Sarabun" w:hAnsi="TH Sarabun New" w:cs="TH Sarabun New" w:hint="cs"/>
+                <w:rFonts w:ascii="TH SarabunPSK" w:eastAsia="Sarabun" w:hAnsi="TH SarabunPSK" w:cs="TH SarabunPSK"/>
                 <w:sz w:val="32"/>
                 <w:szCs w:val="32"/>
                 <w:u w:val="single"/>
@@ -1953,108 +1857,15 @@
                 <w:sz w:val="32"/>
                 <w:szCs w:val="32"/>
               </w:rPr>
-              <mc:AlternateContent>
-                <mc:Choice Requires="wps">
-                  <w:drawing>
-                    <wp:anchor distT="0" distB="0" distL="114300" distR="114300" simplePos="0" relativeHeight="251659264" behindDoc="0" locked="0" layoutInCell="1" allowOverlap="1" wp14:anchorId="66D48FC0" wp14:editId="7FC74D6F">
-                      <wp:simplePos x="0" y="0"/>
-                      <wp:positionH relativeFrom="column">
-                        <wp:posOffset>23558</wp:posOffset>
-                      </wp:positionH>
-                      <wp:positionV relativeFrom="paragraph">
-                        <wp:posOffset>7316</wp:posOffset>
-                      </wp:positionV>
-                      <wp:extent cx="179514" cy="223419"/>
-                      <wp:effectExtent l="0" t="0" r="0" b="0"/>
-                      <wp:wrapNone/>
-                      <wp:docPr id="650981433" name="Text Box 2"/>
-                      <wp:cNvGraphicFramePr/>
-                      <a:graphic xmlns:a="http://schemas.openxmlformats.org/drawingml/2006/main">
-                        <a:graphicData uri="http://schemas.microsoft.com/office/word/2010/wordprocessingShape">
-                          <wps:wsp>
-                            <wps:cNvSpPr txBox="1"/>
-                            <wps:spPr>
-                              <a:xfrm>
-                                <a:off x="0" y="0"/>
-                                <a:ext cx="179514" cy="223419"/>
-                              </a:xfrm>
-                              <a:prstGeom prst="rect">
-                                <a:avLst/>
-                              </a:prstGeom>
-                              <a:noFill/>
-                              <a:ln w="6350">
-                                <a:noFill/>
-                              </a:ln>
-                            </wps:spPr>
-                            <wps:txbx>
-                              <w:txbxContent>
-                                <w:p>
-                                  <w:pPr>
-                                    <w:ind w:leftChars="-59" w:rightChars="-113" w:right="-271" w:hangingChars="59" w:hanging="142"/>
-                                    <w:rPr>
-                                      <w:rFonts w:ascii="TH Sarabun New" w:hAnsi="TH Sarabun New" w:cs="TH Sarabun New" w:hint="cs"/>
-                                      <w:color w:val="FFFFFF" w:themeColor="background1"/>
-                                    </w:rPr>
-                                  </w:pPr>
-                                  <w:r>
-                                    <w:rPr>
-                                      <w:rFonts w:ascii="TH Sarabun New" w:hAnsi="TH Sarabun New" w:cs="TH Sarabun New" w:hint="cs"/>
-                                      <w:color w:val="FFFFFF" w:themeColor="background1"/>
-                                    </w:rPr>
-                                    <w:t>[CHK_HEAD]</w:t>
-                                  </w:r>
-                                </w:p>
-                              </w:txbxContent>
-                            </wps:txbx>
-                            <wps:bodyPr rot="0" spcFirstLastPara="0" vertOverflow="overflow" horzOverflow="overflow" vert="horz" wrap="square" lIns="91440" tIns="45720" rIns="91440" bIns="45720" numCol="1" spcCol="0" rtlCol="0" fromWordArt="0" anchor="t" anchorCtr="0" forceAA="0" compatLnSpc="1">
-                              <a:prstTxWarp prst="textNoShape">
-                                <a:avLst/>
-                              </a:prstTxWarp>
-                              <a:noAutofit/>
-                            </wps:bodyPr>
-                          </wps:wsp>
-                        </a:graphicData>
-                      </a:graphic>
-                      <wp14:sizeRelH relativeFrom="margin">
-                        <wp14:pctWidth>0</wp14:pctWidth>
-                      </wp14:sizeRelH>
-                      <wp14:sizeRelV relativeFrom="margin">
-                        <wp14:pctHeight>0</wp14:pctHeight>
-                      </wp14:sizeRelV>
-                    </wp:anchor>
-                  </w:drawing>
-                </mc:Choice>
-                <mc:Fallback>
-                  <w:pict>
-                    <v:shapetype w14:anchorId="66D48FC0" id="_x0000_t202" coordsize="21600,21600" o:spt="202" path="m,l,21600r21600,l21600,xe">
-                      <v:stroke joinstyle="miter"/>
-                      <v:path gradientshapeok="t" o:connecttype="rect"/>
-                    </v:shapetype>
-                    <v:shape id="Text Box 2" o:spid="_x0000_s1026" type="#_x0000_t202" style="position:absolute;margin-left:1.85pt;margin-top:.6pt;width:14.15pt;height:17.6pt;z-index:251659264;visibility:visible;mso-wrap-style:square;mso-width-percent:0;mso-height-percent:0;mso-wrap-distance-left:9pt;mso-wrap-distance-top:0;mso-wrap-distance-right:9pt;mso-wrap-distance-bottom:0;mso-position-horizontal:absolute;mso-position-horizontal-relative:text;mso-position-vertical:absolute;mso-position-vertical-relative:text;mso-width-percent:0;mso-height-percent:0;mso-width-relative:margin;mso-height-relative:margin;v-text-anchor:top" o:gfxdata="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" filled="f" stroked="f" strokeweight=".5pt">
-                      <v:textbox>
-                        <w:txbxContent>
-                          <w:p>
-                            <w:pPr>
-                              <w:ind w:leftChars="-59" w:rightChars="-113" w:right="-271" w:hangingChars="59" w:hanging="142"/>
-                              <w:rPr>
-                                <w:rFonts w:ascii="TH Sarabun New" w:hAnsi="TH Sarabun New" w:cs="TH Sarabun New" w:hint="cs"/>
-                                <w:color w:val="FFFFFF" w:themeColor="background1"/>
-                              </w:rPr>
-                            </w:pPr>
-                            <w:r>
-                              <w:rPr>
-                                <w:rFonts w:ascii="TH Sarabun New" w:hAnsi="TH Sarabun New" w:cs="TH Sarabun New" w:hint="cs"/>
-                                <w:color w:val="FFFFFF" w:themeColor="background1"/>
-                              </w:rPr>
-                              <w:t>[CHK_HEAD]</w:t>
-                            </w:r>
-                          </w:p>
-                        </w:txbxContent>
-                      </v:textbox>
-                    </v:shape>
-                  </w:pict>
-                </mc:Fallback>
-              </mc:AlternateContent>
+              <w:t>☐</w:t>
+            </w:r>
+            <w:r>
+              <w:rPr>
+                <w:rFonts w:ascii="TH SarabunPSK" w:eastAsia="Sarabun" w:hAnsi="TH SarabunPSK" w:cs="TH SarabunPSK"/>
+                <w:sz w:val="32"/>
+                <w:szCs w:val="32"/>
+              </w:rPr>
+              <w:t xml:space="preserve"> อนุญาต     </w:t>
             </w:r>
             <w:r>
               <w:rPr>
@@ -2066,85 +1877,11 @@
             </w:r>
             <w:r>
               <w:rPr>
-                <w:rFonts w:ascii="TH Sarabun New" w:eastAsia="Sarabun" w:hAnsi="TH Sarabun New" w:cs="TH Sarabun New" w:hint="cs"/>
-                <w:sz w:val="32"/>
-                <w:szCs w:val="32"/>
-              </w:rPr>
-              <w:t xml:space="preserve"> อนุญาต     </w:t>
-            </w:r>
-            <w:r>
-              <w:rPr>
-                <w:rFonts w:ascii="Segoe UI Symbol" w:eastAsia="Sarabun" w:hAnsi="Segoe UI Symbol" w:cs="Segoe UI Symbol"/>
-                <w:sz w:val="32"/>
-                <w:szCs w:val="32"/>
-              </w:rPr>
-              <w:t>☐</w:t>
-            </w:r>
-            <w:r>
-              <w:rPr>
-                <w:rFonts w:ascii="TH Sarabun New" w:eastAsia="Sarabun" w:hAnsi="TH Sarabun New" w:cs="TH Sarabun New" w:hint="cs"/>
+                <w:rFonts w:ascii="TH SarabunPSK" w:eastAsia="Sarabun" w:hAnsi="TH SarabunPSK" w:cs="TH SarabunPSK"/>
                 <w:sz w:val="32"/>
                 <w:szCs w:val="32"/>
               </w:rPr>
               <w:t xml:space="preserve"> ไม่อนุญาต เพราะ…………….</w:t>
-            </w:r>
-          </w:p>
-          <w:p>
-            <w:pPr>
-              <w:rPr>
-                <w:rFonts w:ascii="TH Sarabun New" w:eastAsia="Sarabun" w:hAnsi="TH Sarabun New" w:cs="TH Sarabun New" w:hint="cs"/>
-                <w:sz w:val="32"/>
-                <w:szCs w:val="32"/>
-                <w:u w:val="single"/>
-              </w:rPr>
-            </w:pPr>
-          </w:p>
-          <w:p>
-            <w:pPr>
-              <w:pBdr>
-                <w:top w:val="nil"/>
-                <w:left w:val="nil"/>
-                <w:bottom w:val="nil"/>
-                <w:right w:val="nil"/>
-                <w:between w:val="nil"/>
-              </w:pBdr>
-              <w:ind w:firstLineChars="318" w:firstLine="1018"/>
-              <w:rPr>
-                <w:rFonts w:ascii="TH Sarabun New" w:eastAsia="Sarabun" w:hAnsi="TH Sarabun New" w:cs="TH Sarabun New"/>
-                <w:color w:val="000000"/>
-                <w:sz w:val="32"/>
-                <w:szCs w:val="32"/>
-                <w:lang w:val="en-US"/>
-              </w:rPr>
-            </w:pPr>
-            <w:r>
-              <w:rPr>
-                <w:rFonts w:ascii="TH Sarabun New" w:eastAsia="Sarabun" w:hAnsi="TH Sarabun New" w:cs="TH Sarabun New" w:hint="cs"/>
-                <w:color w:val="000000"/>
-                <w:sz w:val="32"/>
-                <w:szCs w:val="32"/>
-              </w:rPr>
-              <w:t>ลงชื่อ</w:t>
-            </w:r>
-            <w:r>
-              <w:rPr>
-                <w:rFonts w:ascii="TH Sarabun New" w:eastAsia="Sarabun" w:hAnsi="TH Sarabun New" w:cs="TH Sarabun New"/>
-                <w:color w:val="000000"/>
-                <w:sz w:val="32"/>
-                <w:szCs w:val="32"/>
-                <w:lang w:val="en-US"/>
-              </w:rPr>
-              <w:t xml:space="preserve">         </w:t>
-            </w:r>
-            <w:r>
-              <w:rPr>
-                <w:rFonts w:ascii="TH Sarabun New" w:eastAsia="Sarabun" w:hAnsi="TH Sarabun New" w:cs="TH Sarabun New"/>
-                <w:color w:val="FFFFFF" w:themeColor="background1"/>
-                <w:sz w:val="32"/>
-                <w:szCs w:val="32"/>
-                <w:lang w:val="en-US"/>
-              </w:rPr>
-              <w:t>[SIG_HEAD]</w:t>
             </w:r>
           </w:p>
           <w:p>
@@ -2158,7 +1895,7 @@
               </w:pBdr>
               <w:jc w:val="center"/>
               <w:rPr>
-                <w:rFonts w:ascii="TH Sarabun New" w:eastAsia="Sarabun" w:hAnsi="TH Sarabun New" w:cs="TH Sarabun New" w:hint="cs"/>
+                <w:rFonts w:ascii="TH SarabunPSK" w:eastAsia="Sarabun" w:hAnsi="TH SarabunPSK" w:cs="TH SarabunPSK"/>
                 <w:color w:val="000000"/>
                 <w:sz w:val="32"/>
                 <w:szCs w:val="32"/>
@@ -2166,16 +1903,60 @@
             </w:pPr>
             <w:r>
               <w:rPr>
-                <w:rFonts w:ascii="TH Sarabun New" w:eastAsia="Sarabun" w:hAnsi="TH Sarabun New" w:cs="TH Sarabun New" w:hint="cs"/>
+                <w:rFonts w:ascii="TH SarabunPSK" w:eastAsia="Sarabun" w:hAnsi="TH SarabunPSK" w:cs="TH SarabunPSK"/>
                 <w:color w:val="000000"/>
                 <w:sz w:val="32"/>
                 <w:szCs w:val="32"/>
               </w:rPr>
+              <w:t>ลงชื่อ</w:t>
+            </w:r>
+            <w:r>
+              <w:rPr>
+                <w:rFonts w:ascii="TH SarabunPSK" w:eastAsia="Sarabun" w:hAnsi="TH SarabunPSK" w:cs="TH SarabunPSK"/>
+                <w:sz w:val="32"/>
+                <w:szCs w:val="32"/>
+              </w:rPr>
+              <w:t>…………………………………………</w:t>
+            </w:r>
+            <w:r>
+              <w:rPr>
+                <w:rFonts w:ascii="TH SarabunPSK" w:eastAsia="Sarabun" w:hAnsi="TH SarabunPSK" w:cs="TH SarabunPSK"/>
+                <w:color w:val="000000"/>
+                <w:sz w:val="32"/>
+                <w:szCs w:val="32"/>
+              </w:rPr>
+              <w:t>.</w:t>
+            </w:r>
+          </w:p>
+          <w:p>
+            <w:pPr>
+              <w:pBdr>
+                <w:top w:val="nil"/>
+                <w:left w:val="nil"/>
+                <w:bottom w:val="nil"/>
+                <w:right w:val="nil"/>
+                <w:between w:val="nil"/>
+              </w:pBdr>
+              <w:jc w:val="center"/>
+              <w:rPr>
+                <w:rFonts w:ascii="TH SarabunPSK" w:eastAsia="Sarabun" w:hAnsi="TH SarabunPSK" w:cs="TH SarabunPSK"/>
+                <w:color w:val="000000"/>
+                <w:sz w:val="32"/>
+                <w:szCs w:val="32"/>
+              </w:rPr>
+            </w:pPr>
+            <w:r>
+              <w:rPr>
+                <w:rFonts w:ascii="TH SarabunPSK" w:eastAsia="Sarabun" w:hAnsi="TH SarabunPSK" w:cs="TH SarabunPSK"/>
+                <w:color w:val="000000"/>
+                <w:sz w:val="32"/>
+                <w:szCs w:val="32"/>
+              </w:rPr>
               <w:t xml:space="preserve">( </w:t>
             </w:r>
             <w:r>
               <w:rPr>
-                <w:rFonts w:ascii="TH Sarabun New" w:hAnsi="TH Sarabun New" w:cs="TH Sarabun New" w:hint="cs"/>
+                <w:rFonts w:ascii="TH SarabunPSK" w:hAnsi="TH SarabunPSK" w:cs="TH SarabunPSK"/>
                 <w:sz w:val="32"/>
                 <w:szCs w:val="32"/>
               </w:rPr>
@@ -2183,34 +1964,26 @@
             </w:r>
             <w:r>
               <w:rPr>
-                <w:rFonts w:ascii="TH Sarabun New" w:eastAsia="Sarabun" w:hAnsi="TH Sarabun New" w:cs="TH Sarabun New" w:hint="cs"/>
+                <w:rFonts w:ascii="TH SarabunPSK" w:eastAsia="Sarabun" w:hAnsi="TH SarabunPSK" w:cs="TH SarabunPSK"/>
                 <w:color w:val="000000"/>
                 <w:sz w:val="32"/>
                 <w:szCs w:val="32"/>
               </w:rPr>
               <w:t xml:space="preserve"> )</w:t>
-            </w:r>
-            <w:r>
-              <w:rPr>
-                <w:rFonts w:ascii="Segoe UI Symbol" w:eastAsia="Sarabun" w:hAnsi="Segoe UI Symbol" w:cs="Segoe UI Symbol"/>
-                <w:sz w:val="32"/>
-                <w:szCs w:val="32"/>
-              </w:rPr>
-              <w:t xml:space="preserve"> </w:t>
             </w:r>
           </w:p>
           <w:p>
             <w:pPr>
               <w:jc w:val="center"/>
               <w:rPr>
-                <w:rFonts w:ascii="TH Sarabun New" w:hAnsi="TH Sarabun New" w:cs="TH Sarabun New" w:hint="cs"/>
+                <w:rFonts w:ascii="TH SarabunPSK" w:hAnsi="TH SarabunPSK" w:cs="TH SarabunPSK"/>
                 <w:sz w:val="32"/>
                 <w:szCs w:val="32"/>
               </w:rPr>
             </w:pPr>
             <w:r>
               <w:rPr>
-                <w:rFonts w:ascii="TH Sarabun New" w:hAnsi="TH Sarabun New" w:cs="TH Sarabun New" w:hint="cs"/>
+                <w:rFonts w:ascii="TH SarabunPSK" w:hAnsi="TH SarabunPSK" w:cs="TH SarabunPSK"/>
                 <w:sz w:val="32"/>
                 <w:szCs w:val="32"/>
               </w:rPr>
@@ -2231,7 +2004,7 @@
           <w:p>
             <w:pPr>
               <w:rPr>
-                <w:rFonts w:ascii="TH Sarabun New" w:eastAsia="Sarabun" w:hAnsi="TH Sarabun New" w:cs="TH Sarabun New" w:hint="cs"/>
+                <w:rFonts w:ascii="TH SarabunPSK" w:eastAsia="Sarabun" w:hAnsi="TH SarabunPSK" w:cs="TH SarabunPSK"/>
                 <w:b/>
                 <w:bCs/>
                 <w:sz w:val="32"/>
@@ -2240,7 +2013,7 @@
             </w:pPr>
             <w:r>
               <w:rPr>
-                <w:rFonts w:ascii="TH Sarabun New" w:eastAsia="Sarabun" w:hAnsi="TH Sarabun New" w:cs="TH Sarabun New" w:hint="cs"/>
+                <w:rFonts w:ascii="TH SarabunPSK" w:eastAsia="Sarabun" w:hAnsi="TH SarabunPSK" w:cs="TH SarabunPSK"/>
                 <w:b/>
                 <w:bCs/>
                 <w:sz w:val="32"/>
@@ -2252,7 +2025,7 @@
           <w:p>
             <w:pPr>
               <w:rPr>
-                <w:rFonts w:ascii="TH Sarabun New" w:eastAsia="Sarabun" w:hAnsi="TH Sarabun New" w:cs="TH Sarabun New" w:hint="cs"/>
+                <w:rFonts w:ascii="TH SarabunPSK" w:eastAsia="Sarabun" w:hAnsi="TH SarabunPSK" w:cs="TH SarabunPSK"/>
                 <w:sz w:val="32"/>
                 <w:szCs w:val="32"/>
               </w:rPr>
@@ -2263,122 +2036,15 @@
                 <w:sz w:val="32"/>
                 <w:szCs w:val="32"/>
               </w:rPr>
-              <mc:AlternateContent>
-                <mc:Choice Requires="wps">
-                  <w:drawing>
-                    <wp:anchor distT="0" distB="0" distL="114300" distR="114300" simplePos="0" relativeHeight="251661312" behindDoc="0" locked="0" layoutInCell="1" allowOverlap="1" wp14:anchorId="2BAEF24A" wp14:editId="4BB38EFB">
-                      <wp:simplePos x="0" y="0"/>
-                      <wp:positionH relativeFrom="column">
-                        <wp:posOffset>17780</wp:posOffset>
-                      </wp:positionH>
-                      <wp:positionV relativeFrom="paragraph">
-                        <wp:posOffset>45825</wp:posOffset>
-                      </wp:positionV>
-                      <wp:extent cx="173904" cy="184777"/>
-                      <wp:effectExtent l="0" t="0" r="0" b="0"/>
-                      <wp:wrapNone/>
-                      <wp:docPr id="1337093627" name="Text Box 2"/>
-                      <wp:cNvGraphicFramePr/>
-                      <a:graphic xmlns:a="http://schemas.openxmlformats.org/drawingml/2006/main">
-                        <a:graphicData uri="http://schemas.microsoft.com/office/word/2010/wordprocessingShape">
-                          <wps:wsp>
-                            <wps:cNvSpPr txBox="1"/>
-                            <wps:spPr>
-                              <a:xfrm>
-                                <a:off x="0" y="0"/>
-                                <a:ext cx="173904" cy="184777"/>
-                              </a:xfrm>
-                              <a:prstGeom prst="rect">
-                                <a:avLst/>
-                              </a:prstGeom>
-                              <a:noFill/>
-                              <a:ln w="6350">
-                                <a:noFill/>
-                              </a:ln>
-                            </wps:spPr>
-                            <wps:txbx>
-                              <w:txbxContent>
-                                <w:p>
-                                  <w:pPr>
-                                    <w:ind w:leftChars="-59" w:rightChars="-113" w:right="-271" w:hangingChars="59" w:hanging="142"/>
-                                    <w:rPr>
-                                      <w:rFonts w:ascii="TH Sarabun New" w:hAnsi="TH Sarabun New" w:cs="TH Sarabun New" w:hint="cs"/>
-                                      <w:color w:val="FFFFFF" w:themeColor="background1"/>
-                                    </w:rPr>
-                                  </w:pPr>
-                                  <w:r>
-                                    <w:rPr>
-                                      <w:rFonts w:ascii="TH Sarabun New" w:hAnsi="TH Sarabun New" w:cs="TH Sarabun New"/>
-                                      <w:color w:val="FFFFFF" w:themeColor="background1"/>
-                                      <w:cs/>
-                                      <w:lang w:bidi="th"/>
-                                    </w:rPr>
-                                    <w:t>[</w:t>
-                                  </w:r>
-                                  <w:r>
-                                    <w:rPr>
-                                      <w:rFonts w:ascii="TH Sarabun New" w:hAnsi="TH Sarabun New" w:cs="TH Sarabun New"/>
-                                      <w:color w:val="FFFFFF" w:themeColor="background1"/>
-                                    </w:rPr>
-                                    <w:t>CHK_VIC_ACAD]</w:t>
-                                  </w:r>
-                                </w:p>
-                              </w:txbxContent>
-                            </wps:txbx>
-                            <wps:bodyPr rot="0" spcFirstLastPara="0" vertOverflow="overflow" horzOverflow="overflow" vert="horz" wrap="square" lIns="91440" tIns="45720" rIns="91440" bIns="45720" numCol="1" spcCol="0" rtlCol="0" fromWordArt="0" anchor="t" anchorCtr="0" forceAA="0" compatLnSpc="1">
-                              <a:prstTxWarp prst="textNoShape">
-                                <a:avLst/>
-                              </a:prstTxWarp>
-                              <a:noAutofit/>
-                            </wps:bodyPr>
-                          </wps:wsp>
-                        </a:graphicData>
-                      </a:graphic>
-                      <wp14:sizeRelH relativeFrom="margin">
-                        <wp14:pctWidth>0</wp14:pctWidth>
-                      </wp14:sizeRelH>
-                      <wp14:sizeRelV relativeFrom="margin">
-                        <wp14:pctHeight>0</wp14:pctHeight>
-                      </wp14:sizeRelV>
-                    </wp:anchor>
-                  </w:drawing>
-                </mc:Choice>
-                <mc:Fallback>
-                  <w:pict>
-                    <v:shape w14:anchorId="2BAEF24A" id="_x0000_s1027" type="#_x0000_t202" style="position:absolute;margin-left:1.4pt;margin-top:3.6pt;width:13.7pt;height:14.55pt;z-index:251661312;visibility:visible;mso-wrap-style:square;mso-width-percent:0;mso-height-percent:0;mso-wrap-distance-left:9pt;mso-wrap-distance-top:0;mso-wrap-distance-right:9pt;mso-wrap-distance-bottom:0;mso-position-horizontal:absolute;mso-position-horizontal-relative:text;mso-position-vertical:absolute;mso-position-vertical-relative:text;mso-width-percent:0;mso-height-percent:0;mso-width-relative:margin;mso-height-relative:margin;v-text-anchor:top" o:gfxdata="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" filled="f" stroked="f" strokeweight=".5pt">
-                      <v:textbox>
-                        <w:txbxContent>
-                          <w:p>
-                            <w:pPr>
-                              <w:ind w:leftChars="-59" w:rightChars="-113" w:right="-271" w:hangingChars="59" w:hanging="142"/>
-                              <w:rPr>
-                                <w:rFonts w:ascii="TH Sarabun New" w:hAnsi="TH Sarabun New" w:cs="TH Sarabun New" w:hint="cs"/>
-                                <w:color w:val="FFFFFF" w:themeColor="background1"/>
-                              </w:rPr>
-                            </w:pPr>
-                            <w:r>
-                              <w:rPr>
-                                <w:rFonts w:ascii="TH Sarabun New" w:hAnsi="TH Sarabun New" w:cs="TH Sarabun New"/>
-                                <w:color w:val="FFFFFF" w:themeColor="background1"/>
-                                <w:cs/>
-                                <w:lang w:bidi="th"/>
-                              </w:rPr>
-                              <w:t>[</w:t>
-                            </w:r>
-                            <w:r>
-                              <w:rPr>
-                                <w:rFonts w:ascii="TH Sarabun New" w:hAnsi="TH Sarabun New" w:cs="TH Sarabun New"/>
-                                <w:color w:val="FFFFFF" w:themeColor="background1"/>
-                              </w:rPr>
-                              <w:t>CHK_VIC_ACAD]</w:t>
-                            </w:r>
-                          </w:p>
-                        </w:txbxContent>
-                      </v:textbox>
-                    </v:shape>
-                  </w:pict>
-                </mc:Fallback>
-              </mc:AlternateContent>
+              <w:t>☐</w:t>
+            </w:r>
+            <w:r>
+              <w:rPr>
+                <w:rFonts w:ascii="TH SarabunPSK" w:eastAsia="Sarabun" w:hAnsi="TH SarabunPSK" w:cs="TH SarabunPSK"/>
+                <w:sz w:val="32"/>
+                <w:szCs w:val="32"/>
+              </w:rPr>
+              <w:t xml:space="preserve"> อนุญาต     </w:t>
             </w:r>
             <w:r>
               <w:rPr>
@@ -2390,84 +2056,11 @@
             </w:r>
             <w:r>
               <w:rPr>
-                <w:rFonts w:ascii="TH Sarabun New" w:eastAsia="Sarabun" w:hAnsi="TH Sarabun New" w:cs="TH Sarabun New" w:hint="cs"/>
-                <w:sz w:val="32"/>
-                <w:szCs w:val="32"/>
-              </w:rPr>
-              <w:t xml:space="preserve"> อนุญาต     </w:t>
-            </w:r>
-            <w:r>
-              <w:rPr>
-                <w:rFonts w:ascii="Segoe UI Symbol" w:eastAsia="Sarabun" w:hAnsi="Segoe UI Symbol" w:cs="Segoe UI Symbol"/>
-                <w:sz w:val="32"/>
-                <w:szCs w:val="32"/>
-              </w:rPr>
-              <w:t>☐</w:t>
-            </w:r>
-            <w:r>
-              <w:rPr>
-                <w:rFonts w:ascii="TH Sarabun New" w:eastAsia="Sarabun" w:hAnsi="TH Sarabun New" w:cs="TH Sarabun New" w:hint="cs"/>
+                <w:rFonts w:ascii="TH SarabunPSK" w:eastAsia="Sarabun" w:hAnsi="TH SarabunPSK" w:cs="TH SarabunPSK"/>
                 <w:sz w:val="32"/>
                 <w:szCs w:val="32"/>
               </w:rPr>
               <w:t xml:space="preserve"> ไม่อนุญาต เพราะ…………….</w:t>
-            </w:r>
-          </w:p>
-          <w:p>
-            <w:pPr>
-              <w:rPr>
-                <w:rFonts w:ascii="TH Sarabun New" w:eastAsia="Sarabun" w:hAnsi="TH Sarabun New" w:cs="TH Sarabun New" w:hint="cs"/>
-                <w:sz w:val="32"/>
-                <w:szCs w:val="32"/>
-              </w:rPr>
-            </w:pPr>
-          </w:p>
-          <w:p>
-            <w:pPr>
-              <w:pBdr>
-                <w:top w:val="nil"/>
-                <w:left w:val="nil"/>
-                <w:bottom w:val="nil"/>
-                <w:right w:val="nil"/>
-                <w:between w:val="nil"/>
-              </w:pBdr>
-              <w:ind w:firstLineChars="318" w:firstLine="1018"/>
-              <w:rPr>
-                <w:rFonts w:ascii="TH Sarabun New" w:eastAsia="Sarabun" w:hAnsi="TH Sarabun New" w:cs="TH Sarabun New"/>
-                <w:color w:val="000000"/>
-                <w:sz w:val="32"/>
-                <w:szCs w:val="32"/>
-                <w:lang w:val="en-US"/>
-              </w:rPr>
-            </w:pPr>
-            <w:r>
-              <w:rPr>
-                <w:rFonts w:ascii="TH Sarabun New" w:eastAsia="Sarabun" w:hAnsi="TH Sarabun New" w:cs="TH Sarabun New" w:hint="cs"/>
-                <w:color w:val="000000"/>
-                <w:sz w:val="32"/>
-                <w:szCs w:val="32"/>
-              </w:rPr>
-              <w:t>ลงชื่อ</w:t>
-            </w:r>
-            <w:r>
-              <w:rPr>
-                <w:rFonts w:ascii="TH Sarabun New" w:eastAsia="Sarabun" w:hAnsi="TH Sarabun New" w:cs="TH Sarabun New"/>
-                <w:color w:val="000000"/>
-                <w:sz w:val="32"/>
-                <w:szCs w:val="32"/>
-                <w:lang w:val="en-US"/>
-              </w:rPr>
-              <w:t xml:space="preserve">    </w:t>
-            </w:r>
-            <w:r>
-              <w:rPr>
-                <w:rFonts w:ascii="TH Sarabun New" w:eastAsia="Sarabun" w:hAnsi="TH Sarabun New" w:cs="TH Sarabun New"/>
-                <w:color w:val="FFFFFF" w:themeColor="background1"/>
-                <w:sz w:val="32"/>
-                <w:szCs w:val="32"/>
-                <w:lang w:val="en-US"/>
-              </w:rPr>
-              <w:t>[SIG_VIC_ACAD]</w:t>
             </w:r>
           </w:p>
           <w:p>
@@ -2481,7 +2074,7 @@
               </w:pBdr>
               <w:jc w:val="center"/>
               <w:rPr>
-                <w:rFonts w:ascii="TH Sarabun New" w:eastAsia="Sarabun" w:hAnsi="TH Sarabun New" w:cs="TH Sarabun New" w:hint="cs"/>
+                <w:rFonts w:ascii="TH SarabunPSK" w:eastAsia="Sarabun" w:hAnsi="TH SarabunPSK" w:cs="TH SarabunPSK"/>
                 <w:color w:val="000000"/>
                 <w:sz w:val="32"/>
                 <w:szCs w:val="32"/>
@@ -2489,29 +2082,29 @@
             </w:pPr>
             <w:r>
               <w:rPr>
-                <w:rFonts w:ascii="TH Sarabun New" w:eastAsia="Sarabun" w:hAnsi="TH Sarabun New" w:cs="TH Sarabun New" w:hint="cs"/>
+                <w:rFonts w:ascii="TH SarabunPSK" w:eastAsia="Sarabun" w:hAnsi="TH SarabunPSK" w:cs="TH SarabunPSK"/>
                 <w:color w:val="000000"/>
                 <w:sz w:val="32"/>
                 <w:szCs w:val="32"/>
               </w:rPr>
-              <w:t>(</w:t>
-            </w:r>
-            <w:r>
-              <w:rPr>
-                <w:rFonts w:ascii="TH Sarabun New" w:eastAsia="Sarabun" w:hAnsi="TH Sarabun New" w:cs="TH Sarabun New" w:hint="cs"/>
-                <w:sz w:val="32"/>
-                <w:szCs w:val="32"/>
-              </w:rPr>
-              <w:t xml:space="preserve"> นายมงคล เกตมณี </w:t>
-            </w:r>
-            <w:r>
-              <w:rPr>
-                <w:rFonts w:ascii="TH Sarabun New" w:eastAsia="Sarabun" w:hAnsi="TH Sarabun New" w:cs="TH Sarabun New" w:hint="cs"/>
+              <w:t>ลงชื่อ</w:t>
+            </w:r>
+            <w:r>
+              <w:rPr>
+                <w:rFonts w:ascii="TH SarabunPSK" w:eastAsia="Sarabun" w:hAnsi="TH SarabunPSK" w:cs="TH SarabunPSK"/>
+                <w:sz w:val="32"/>
+                <w:szCs w:val="32"/>
+              </w:rPr>
+              <w:t>…………………………………………..</w:t>
+            </w:r>
+            <w:r>
+              <w:rPr>
+                <w:rFonts w:ascii="TH SarabunPSK" w:eastAsia="Sarabun" w:hAnsi="TH SarabunPSK" w:cs="TH SarabunPSK"/>
                 <w:color w:val="000000"/>
                 <w:sz w:val="32"/>
                 <w:szCs w:val="32"/>
               </w:rPr>
-              <w:t>)</w:t>
+              <w:t>.</w:t>
             </w:r>
           </w:p>
           <w:p>
@@ -2525,7 +2118,7 @@
               </w:pBdr>
               <w:jc w:val="center"/>
               <w:rPr>
-                <w:rFonts w:ascii="TH Sarabun New" w:eastAsia="Sarabun" w:hAnsi="TH Sarabun New" w:cs="TH Sarabun New" w:hint="cs"/>
+                <w:rFonts w:ascii="TH SarabunPSK" w:eastAsia="Sarabun" w:hAnsi="TH SarabunPSK" w:cs="TH SarabunPSK"/>
                 <w:color w:val="000000"/>
                 <w:sz w:val="32"/>
                 <w:szCs w:val="32"/>
@@ -2533,7 +2126,51 @@
             </w:pPr>
             <w:r>
               <w:rPr>
-                <w:rFonts w:ascii="TH Sarabun New" w:eastAsia="Sarabun" w:hAnsi="TH Sarabun New" w:cs="TH Sarabun New" w:hint="cs"/>
+                <w:rFonts w:ascii="TH SarabunPSK" w:eastAsia="Sarabun" w:hAnsi="TH SarabunPSK" w:cs="TH SarabunPSK"/>
+                <w:color w:val="000000"/>
+                <w:sz w:val="32"/>
+                <w:szCs w:val="32"/>
+              </w:rPr>
+              <w:t>(</w:t>
+            </w:r>
+            <w:r>
+              <w:rPr>
+                <w:rFonts w:ascii="TH SarabunPSK" w:eastAsia="Sarabun" w:hAnsi="TH SarabunPSK" w:cs="TH SarabunPSK"/>
+                <w:sz w:val="32"/>
+                <w:szCs w:val="32"/>
+              </w:rPr>
+              <w:t xml:space="preserve"> นายมงคล เกตมณี </w:t>
+            </w:r>
+            <w:r>
+              <w:rPr>
+                <w:rFonts w:ascii="TH SarabunPSK" w:eastAsia="Sarabun" w:hAnsi="TH SarabunPSK" w:cs="TH SarabunPSK"/>
+                <w:color w:val="000000"/>
+                <w:sz w:val="32"/>
+                <w:szCs w:val="32"/>
+              </w:rPr>
+              <w:t>)</w:t>
+            </w:r>
+          </w:p>
+          <w:p>
+            <w:pPr>
+              <w:pBdr>
+                <w:top w:val="nil"/>
+                <w:left w:val="nil"/>
+                <w:bottom w:val="nil"/>
+                <w:right w:val="nil"/>
+                <w:between w:val="nil"/>
+              </w:pBdr>
+              <w:jc w:val="center"/>
+              <w:rPr>
+                <w:rFonts w:ascii="TH SarabunPSK" w:eastAsia="Sarabun" w:hAnsi="TH SarabunPSK" w:cs="TH SarabunPSK"/>
+                <w:color w:val="000000"/>
+                <w:sz w:val="32"/>
+                <w:szCs w:val="32"/>
+              </w:rPr>
+            </w:pPr>
+            <w:r>
+              <w:rPr>
+                <w:rFonts w:ascii="TH SarabunPSK" w:eastAsia="Sarabun" w:hAnsi="TH SarabunPSK" w:cs="TH SarabunPSK"/>
                 <w:sz w:val="32"/>
                 <w:szCs w:val="32"/>
               </w:rPr>
@@ -2541,7 +2178,7 @@
             </w:r>
             <w:r>
               <w:rPr>
-                <w:rFonts w:ascii="TH Sarabun New" w:eastAsia="Sarabun" w:hAnsi="TH Sarabun New" w:cs="TH Sarabun New" w:hint="cs"/>
+                <w:rFonts w:ascii="TH SarabunPSK" w:eastAsia="Sarabun" w:hAnsi="TH SarabunPSK" w:cs="TH SarabunPSK"/>
                 <w:color w:val="000000"/>
                 <w:sz w:val="32"/>
                 <w:szCs w:val="32"/>
@@ -2568,7 +2205,7 @@
           <w:p>
             <w:pPr>
               <w:rPr>
-                <w:rFonts w:ascii="TH Sarabun New" w:eastAsia="Sarabun" w:hAnsi="TH Sarabun New" w:cs="TH Sarabun New" w:hint="cs"/>
+                <w:rFonts w:ascii="TH SarabunPSK" w:eastAsia="Sarabun" w:hAnsi="TH SarabunPSK" w:cs="TH SarabunPSK"/>
                 <w:b/>
                 <w:bCs/>
                 <w:sz w:val="32"/>
@@ -2577,7 +2214,7 @@
             </w:pPr>
             <w:r>
               <w:rPr>
-                <w:rFonts w:ascii="TH Sarabun New" w:eastAsia="Sarabun" w:hAnsi="TH Sarabun New" w:cs="TH Sarabun New" w:hint="cs"/>
+                <w:rFonts w:ascii="TH SarabunPSK" w:eastAsia="Sarabun" w:hAnsi="TH SarabunPSK" w:cs="TH SarabunPSK"/>
                 <w:b/>
                 <w:bCs/>
                 <w:sz w:val="32"/>
@@ -2589,7 +2226,7 @@
           <w:p>
             <w:pPr>
               <w:rPr>
-                <w:rFonts w:ascii="TH Sarabun New" w:eastAsia="Sarabun" w:hAnsi="TH Sarabun New" w:cs="TH Sarabun New" w:hint="cs"/>
+                <w:rFonts w:ascii="TH SarabunPSK" w:eastAsia="Sarabun" w:hAnsi="TH SarabunPSK" w:cs="TH SarabunPSK"/>
                 <w:sz w:val="32"/>
                 <w:szCs w:val="32"/>
                 <w:u w:val="single"/>
@@ -2601,122 +2238,15 @@
                 <w:sz w:val="32"/>
                 <w:szCs w:val="32"/>
               </w:rPr>
-              <mc:AlternateContent>
-                <mc:Choice Requires="wps">
-                  <w:drawing>
-                    <wp:anchor distT="0" distB="0" distL="114300" distR="114300" simplePos="0" relativeHeight="251665408" behindDoc="0" locked="0" layoutInCell="1" allowOverlap="1" wp14:anchorId="4E7E5623" wp14:editId="40B4A78C">
-                      <wp:simplePos x="0" y="0"/>
-                      <wp:positionH relativeFrom="column">
-                        <wp:posOffset>23558</wp:posOffset>
-                      </wp:positionH>
-                      <wp:positionV relativeFrom="paragraph">
-                        <wp:posOffset>2746</wp:posOffset>
-                      </wp:positionV>
-                      <wp:extent cx="140246" cy="257810"/>
-                      <wp:effectExtent l="0" t="0" r="0" b="0"/>
-                      <wp:wrapNone/>
-                      <wp:docPr id="1045417657" name="Text Box 2"/>
-                      <wp:cNvGraphicFramePr/>
-                      <a:graphic xmlns:a="http://schemas.openxmlformats.org/drawingml/2006/main">
-                        <a:graphicData uri="http://schemas.microsoft.com/office/word/2010/wordprocessingShape">
-                          <wps:wsp>
-                            <wps:cNvSpPr txBox="1"/>
-                            <wps:spPr>
-                              <a:xfrm>
-                                <a:off x="0" y="0"/>
-                                <a:ext cx="140246" cy="257810"/>
-                              </a:xfrm>
-                              <a:prstGeom prst="rect">
-                                <a:avLst/>
-                              </a:prstGeom>
-                              <a:noFill/>
-                              <a:ln w="6350">
-                                <a:noFill/>
-                              </a:ln>
-                            </wps:spPr>
-                            <wps:txbx>
-                              <w:txbxContent>
-                                <w:p>
-                                  <w:pPr>
-                                    <w:ind w:leftChars="-59" w:rightChars="-113" w:right="-271" w:hangingChars="59" w:hanging="142"/>
-                                    <w:rPr>
-                                      <w:rFonts w:ascii="TH Sarabun New" w:hAnsi="TH Sarabun New" w:cs="TH Sarabun New" w:hint="cs"/>
-                                      <w:color w:val="FFFFFF" w:themeColor="background1"/>
-                                    </w:rPr>
-                                  </w:pPr>
-                                  <w:r>
-                                    <w:rPr>
-                                      <w:rFonts w:ascii="TH Sarabun New" w:hAnsi="TH Sarabun New" w:cs="TH Sarabun New"/>
-                                      <w:color w:val="FFFFFF" w:themeColor="background1"/>
-                                      <w:cs/>
-                                      <w:lang w:bidi="th"/>
-                                    </w:rPr>
-                                    <w:t>[</w:t>
-                                  </w:r>
-                                  <w:r>
-                                    <w:rPr>
-                                      <w:rFonts w:ascii="TH Sarabun New" w:hAnsi="TH Sarabun New" w:cs="TH Sarabun New"/>
-                                      <w:color w:val="FFFFFF" w:themeColor="background1"/>
-                                    </w:rPr>
-                                    <w:t>CHK_VIC_PERS]</w:t>
-                                  </w:r>
-                                </w:p>
-                              </w:txbxContent>
-                            </wps:txbx>
-                            <wps:bodyPr rot="0" spcFirstLastPara="0" vertOverflow="overflow" horzOverflow="overflow" vert="horz" wrap="square" lIns="91440" tIns="45720" rIns="91440" bIns="45720" numCol="1" spcCol="0" rtlCol="0" fromWordArt="0" anchor="t" anchorCtr="0" forceAA="0" compatLnSpc="1">
-                              <a:prstTxWarp prst="textNoShape">
-                                <a:avLst/>
-                              </a:prstTxWarp>
-                              <a:noAutofit/>
-                            </wps:bodyPr>
-                          </wps:wsp>
-                        </a:graphicData>
-                      </a:graphic>
-                      <wp14:sizeRelH relativeFrom="margin">
-                        <wp14:pctWidth>0</wp14:pctWidth>
-                      </wp14:sizeRelH>
-                      <wp14:sizeRelV relativeFrom="margin">
-                        <wp14:pctHeight>0</wp14:pctHeight>
-                      </wp14:sizeRelV>
-                    </wp:anchor>
-                  </w:drawing>
-                </mc:Choice>
-                <mc:Fallback>
-                  <w:pict>
-                    <v:shape w14:anchorId="4E7E5623" id="_x0000_s1028" type="#_x0000_t202" style="position:absolute;margin-left:1.85pt;margin-top:.2pt;width:11.05pt;height:20.3pt;z-index:251665408;visibility:visible;mso-wrap-style:square;mso-width-percent:0;mso-height-percent:0;mso-wrap-distance-left:9pt;mso-wrap-distance-top:0;mso-wrap-distance-right:9pt;mso-wrap-distance-bottom:0;mso-position-horizontal:absolute;mso-position-horizontal-relative:text;mso-position-vertical:absolute;mso-position-vertical-relative:text;mso-width-percent:0;mso-height-percent:0;mso-width-relative:margin;mso-height-relative:margin;v-text-anchor:top" o:gfxdata="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" filled="f" stroked="f" strokeweight=".5pt">
-                      <v:textbox>
-                        <w:txbxContent>
-                          <w:p>
-                            <w:pPr>
-                              <w:ind w:leftChars="-59" w:rightChars="-113" w:right="-271" w:hangingChars="59" w:hanging="142"/>
-                              <w:rPr>
-                                <w:rFonts w:ascii="TH Sarabun New" w:hAnsi="TH Sarabun New" w:cs="TH Sarabun New" w:hint="cs"/>
-                                <w:color w:val="FFFFFF" w:themeColor="background1"/>
-                              </w:rPr>
-                            </w:pPr>
-                            <w:r>
-                              <w:rPr>
-                                <w:rFonts w:ascii="TH Sarabun New" w:hAnsi="TH Sarabun New" w:cs="TH Sarabun New"/>
-                                <w:color w:val="FFFFFF" w:themeColor="background1"/>
-                                <w:cs/>
-                                <w:lang w:bidi="th"/>
-                              </w:rPr>
-                              <w:t>[</w:t>
-                            </w:r>
-                            <w:r>
-                              <w:rPr>
-                                <w:rFonts w:ascii="TH Sarabun New" w:hAnsi="TH Sarabun New" w:cs="TH Sarabun New"/>
-                                <w:color w:val="FFFFFF" w:themeColor="background1"/>
-                              </w:rPr>
-                              <w:t>CHK_VIC_PERS]</w:t>
-                            </w:r>
-                          </w:p>
-                        </w:txbxContent>
-                      </v:textbox>
-                    </v:shape>
-                  </w:pict>
-                </mc:Fallback>
-              </mc:AlternateContent>
+              <w:t>☐</w:t>
+            </w:r>
+            <w:r>
+              <w:rPr>
+                <w:rFonts w:ascii="TH SarabunPSK" w:eastAsia="Sarabun" w:hAnsi="TH SarabunPSK" w:cs="TH SarabunPSK"/>
+                <w:sz w:val="32"/>
+                <w:szCs w:val="32"/>
+              </w:rPr>
+              <w:t xml:space="preserve"> อนุญาต     </w:t>
             </w:r>
             <w:r>
               <w:rPr>
@@ -2728,111 +2258,54 @@
             </w:r>
             <w:r>
               <w:rPr>
-                <w:rFonts w:ascii="TH Sarabun New" w:eastAsia="Sarabun" w:hAnsi="TH Sarabun New" w:cs="TH Sarabun New" w:hint="cs"/>
-                <w:sz w:val="32"/>
-                <w:szCs w:val="32"/>
-              </w:rPr>
-              <w:t xml:space="preserve"> อนุญาต     </w:t>
-            </w:r>
-            <w:r>
-              <w:rPr>
-                <w:rFonts w:ascii="Segoe UI Symbol" w:eastAsia="Sarabun" w:hAnsi="Segoe UI Symbol" w:cs="Segoe UI Symbol"/>
-                <w:sz w:val="32"/>
-                <w:szCs w:val="32"/>
-              </w:rPr>
-              <w:t>☐</w:t>
-            </w:r>
-            <w:r>
-              <w:rPr>
-                <w:rFonts w:ascii="TH Sarabun New" w:eastAsia="Sarabun" w:hAnsi="TH Sarabun New" w:cs="TH Sarabun New" w:hint="cs"/>
+                <w:rFonts w:ascii="TH SarabunPSK" w:eastAsia="Sarabun" w:hAnsi="TH SarabunPSK" w:cs="TH SarabunPSK"/>
                 <w:sz w:val="32"/>
                 <w:szCs w:val="32"/>
               </w:rPr>
               <w:t xml:space="preserve"> ไม่อนุญาต เพราะ…………….</w:t>
-            </w:r>
-          </w:p>
-          <w:p>
-            <w:pPr>
-              <w:rPr>
-                <w:rFonts w:ascii="TH Sarabun New" w:eastAsia="Sarabun" w:hAnsi="TH Sarabun New" w:cs="TH Sarabun New" w:hint="cs"/>
-                <w:sz w:val="32"/>
-                <w:szCs w:val="32"/>
-                <w:u w:val="single"/>
-              </w:rPr>
-            </w:pPr>
-          </w:p>
-          <w:p>
-            <w:pPr>
-              <w:pBdr>
-                <w:top w:val="nil"/>
-                <w:left w:val="nil"/>
-                <w:bottom w:val="nil"/>
-                <w:right w:val="nil"/>
-                <w:between w:val="nil"/>
-              </w:pBdr>
-              <w:ind w:firstLineChars="318" w:firstLine="1018"/>
-              <w:rPr>
-                <w:rFonts w:ascii="TH Sarabun New" w:eastAsia="Sarabun" w:hAnsi="TH Sarabun New" w:cs="TH Sarabun New"/>
-                <w:color w:val="000000"/>
-                <w:sz w:val="32"/>
-                <w:szCs w:val="32"/>
-                <w:lang w:val="en-US"/>
-              </w:rPr>
-            </w:pPr>
-            <w:r>
-              <w:rPr>
-                <w:rFonts w:ascii="TH Sarabun New" w:eastAsia="Sarabun" w:hAnsi="TH Sarabun New" w:cs="TH Sarabun New" w:hint="cs"/>
-                <w:color w:val="000000"/>
-                <w:sz w:val="32"/>
-                <w:szCs w:val="32"/>
-              </w:rPr>
-              <w:lastRenderedPageBreak/>
-              <w:t>ลงชื่อ</w:t>
-            </w:r>
-            <w:r>
-              <w:rPr>
-                <w:rFonts w:ascii="TH Sarabun New" w:eastAsia="Sarabun" w:hAnsi="TH Sarabun New" w:cs="TH Sarabun New"/>
-                <w:color w:val="000000"/>
-                <w:sz w:val="32"/>
-                <w:szCs w:val="32"/>
-                <w:lang w:val="en-US"/>
-              </w:rPr>
-              <w:t xml:space="preserve">       </w:t>
-            </w:r>
-            <w:r>
-              <w:rPr>
-                <w:rFonts w:ascii="TH Sarabun New" w:eastAsia="Sarabun" w:hAnsi="TH Sarabun New" w:cs="TH Sarabun New"/>
-                <w:color w:val="FFFFFF" w:themeColor="background1"/>
-                <w:sz w:val="32"/>
-                <w:szCs w:val="32"/>
-                <w:lang w:val="en-US"/>
-              </w:rPr>
-              <w:t>[SIG_VIC_PERS]</w:t>
             </w:r>
           </w:p>
           <w:p>
             <w:pPr>
               <w:jc w:val="center"/>
               <w:rPr>
-                <w:rFonts w:ascii="TH Sarabun New" w:eastAsia="Sarabun" w:hAnsi="TH Sarabun New" w:cs="TH Sarabun New" w:hint="cs"/>
+                <w:rFonts w:ascii="TH SarabunPSK" w:eastAsia="Sarabun" w:hAnsi="TH SarabunPSK" w:cs="TH SarabunPSK"/>
                 <w:sz w:val="32"/>
                 <w:szCs w:val="32"/>
               </w:rPr>
             </w:pPr>
             <w:r>
               <w:rPr>
-                <w:rFonts w:ascii="TH Sarabun New" w:eastAsia="Sarabun" w:hAnsi="TH Sarabun New" w:cs="TH Sarabun New" w:hint="cs"/>
-                <w:sz w:val="32"/>
-                <w:szCs w:val="32"/>
-              </w:rPr>
-              <w:t>( นางปณิชา ภัสสิรากุล )</w:t>
+                <w:rFonts w:ascii="TH SarabunPSK" w:eastAsia="Sarabun" w:hAnsi="TH SarabunPSK" w:cs="TH SarabunPSK"/>
+                <w:sz w:val="32"/>
+                <w:szCs w:val="32"/>
+              </w:rPr>
+              <w:t>ลงชื่อ…………………………………………...</w:t>
             </w:r>
           </w:p>
           <w:p>
             <w:pPr>
               <w:jc w:val="center"/>
               <w:rPr>
-                <w:rFonts w:ascii="TH Sarabun New" w:eastAsia="Sarabun" w:hAnsi="TH Sarabun New" w:cs="TH Sarabun New" w:hint="cs"/>
+                <w:rFonts w:ascii="TH SarabunPSK" w:eastAsia="Sarabun" w:hAnsi="TH SarabunPSK" w:cs="TH SarabunPSK"/>
+                <w:sz w:val="32"/>
+                <w:szCs w:val="32"/>
+              </w:rPr>
+            </w:pPr>
+            <w:r>
+              <w:rPr>
+                <w:rFonts w:ascii="TH SarabunPSK" w:eastAsia="Sarabun" w:hAnsi="TH SarabunPSK" w:cs="TH SarabunPSK"/>
+                <w:sz w:val="32"/>
+                <w:szCs w:val="32"/>
+              </w:rPr>
+              <w:t>( นางปณิชา ภัสสิรากุล )</w:t>
+            </w:r>
+          </w:p>
+          <w:p>
+            <w:pPr>
+              <w:jc w:val="center"/>
+              <w:rPr>
+                <w:rFonts w:ascii="TH SarabunPSK" w:eastAsia="Sarabun" w:hAnsi="TH SarabunPSK" w:cs="TH SarabunPSK"/>
                 <w:b/>
                 <w:bCs/>
                 <w:sz w:val="32"/>
@@ -2841,10 +2314,11 @@
             </w:pPr>
             <w:r>
               <w:rPr>
-                <w:rFonts w:ascii="TH Sarabun New" w:eastAsia="Sarabun" w:hAnsi="TH Sarabun New" w:cs="TH Sarabun New" w:hint="cs"/>
-                <w:sz w:val="32"/>
-                <w:szCs w:val="32"/>
-              </w:rPr>
+                <w:rFonts w:ascii="TH SarabunPSK" w:eastAsia="Sarabun" w:hAnsi="TH SarabunPSK" w:cs="TH SarabunPSK"/>
+                <w:sz w:val="32"/>
+                <w:szCs w:val="32"/>
+              </w:rPr>
+              <w:lastRenderedPageBreak/>
               <w:t>รองผู้อำนวยการกลุ่มบริหารงานบุคคล</w:t>
             </w:r>
           </w:p>
@@ -2862,7 +2336,7 @@
           <w:p>
             <w:pPr>
               <w:rPr>
-                <w:rFonts w:ascii="TH Sarabun New" w:eastAsia="Sarabun" w:hAnsi="TH Sarabun New" w:cs="TH Sarabun New" w:hint="cs"/>
+                <w:rFonts w:ascii="TH SarabunPSK" w:eastAsia="Sarabun" w:hAnsi="TH SarabunPSK" w:cs="TH SarabunPSK"/>
                 <w:b/>
                 <w:bCs/>
                 <w:sz w:val="32"/>
@@ -2871,7 +2345,7 @@
             </w:pPr>
             <w:r>
               <w:rPr>
-                <w:rFonts w:ascii="TH Sarabun New" w:eastAsia="Sarabun" w:hAnsi="TH Sarabun New" w:cs="TH Sarabun New" w:hint="cs"/>
+                <w:rFonts w:ascii="TH SarabunPSK" w:eastAsia="Sarabun" w:hAnsi="TH SarabunPSK" w:cs="TH SarabunPSK"/>
                 <w:b/>
                 <w:bCs/>
                 <w:sz w:val="32"/>
@@ -2884,7 +2358,7 @@
           <w:p>
             <w:pPr>
               <w:rPr>
-                <w:rFonts w:ascii="TH Sarabun New" w:eastAsia="Sarabun" w:hAnsi="TH Sarabun New" w:cs="TH Sarabun New" w:hint="cs"/>
+                <w:rFonts w:ascii="TH SarabunPSK" w:eastAsia="Sarabun" w:hAnsi="TH SarabunPSK" w:cs="TH SarabunPSK"/>
                 <w:sz w:val="32"/>
                 <w:szCs w:val="32"/>
                 <w:u w:val="single"/>
@@ -2896,122 +2370,15 @@
                 <w:sz w:val="32"/>
                 <w:szCs w:val="32"/>
               </w:rPr>
-              <mc:AlternateContent>
-                <mc:Choice Requires="wps">
-                  <w:drawing>
-                    <wp:anchor distT="0" distB="0" distL="114300" distR="114300" simplePos="0" relativeHeight="251667456" behindDoc="0" locked="0" layoutInCell="1" allowOverlap="1" wp14:anchorId="58B42637" wp14:editId="778B773B">
-                      <wp:simplePos x="0" y="0"/>
-                      <wp:positionH relativeFrom="column">
-                        <wp:posOffset>18357</wp:posOffset>
-                      </wp:positionH>
-                      <wp:positionV relativeFrom="paragraph">
-                        <wp:posOffset>2746</wp:posOffset>
-                      </wp:positionV>
-                      <wp:extent cx="140245" cy="257810"/>
-                      <wp:effectExtent l="0" t="0" r="0" b="0"/>
-                      <wp:wrapNone/>
-                      <wp:docPr id="1762091282" name="Text Box 2"/>
-                      <wp:cNvGraphicFramePr/>
-                      <a:graphic xmlns:a="http://schemas.openxmlformats.org/drawingml/2006/main">
-                        <a:graphicData uri="http://schemas.microsoft.com/office/word/2010/wordprocessingShape">
-                          <wps:wsp>
-                            <wps:cNvSpPr txBox="1"/>
-                            <wps:spPr>
-                              <a:xfrm>
-                                <a:off x="0" y="0"/>
-                                <a:ext cx="140245" cy="257810"/>
-                              </a:xfrm>
-                              <a:prstGeom prst="rect">
-                                <a:avLst/>
-                              </a:prstGeom>
-                              <a:noFill/>
-                              <a:ln w="6350">
-                                <a:noFill/>
-                              </a:ln>
-                            </wps:spPr>
-                            <wps:txbx>
-                              <w:txbxContent>
-                                <w:p>
-                                  <w:pPr>
-                                    <w:ind w:leftChars="-59" w:rightChars="-113" w:right="-271" w:hangingChars="59" w:hanging="142"/>
-                                    <w:rPr>
-                                      <w:rFonts w:ascii="TH Sarabun New" w:hAnsi="TH Sarabun New" w:cs="TH Sarabun New" w:hint="cs"/>
-                                      <w:color w:val="FFFFFF" w:themeColor="background1"/>
-                                    </w:rPr>
-                                  </w:pPr>
-                                  <w:r>
-                                    <w:rPr>
-                                      <w:rFonts w:ascii="TH Sarabun New" w:hAnsi="TH Sarabun New" w:cs="TH Sarabun New"/>
-                                      <w:color w:val="FFFFFF" w:themeColor="background1"/>
-                                      <w:cs/>
-                                      <w:lang w:bidi="th"/>
-                                    </w:rPr>
-                                    <w:t>[</w:t>
-                                  </w:r>
-                                  <w:r>
-                                    <w:rPr>
-                                      <w:rFonts w:ascii="TH Sarabun New" w:hAnsi="TH Sarabun New" w:cs="TH Sarabun New"/>
-                                      <w:color w:val="FFFFFF" w:themeColor="background1"/>
-                                    </w:rPr>
-                                    <w:t>CHK_DIR]</w:t>
-                                  </w:r>
-                                </w:p>
-                              </w:txbxContent>
-                            </wps:txbx>
-                            <wps:bodyPr rot="0" spcFirstLastPara="0" vertOverflow="overflow" horzOverflow="overflow" vert="horz" wrap="square" lIns="91440" tIns="45720" rIns="91440" bIns="45720" numCol="1" spcCol="0" rtlCol="0" fromWordArt="0" anchor="t" anchorCtr="0" forceAA="0" compatLnSpc="1">
-                              <a:prstTxWarp prst="textNoShape">
-                                <a:avLst/>
-                              </a:prstTxWarp>
-                              <a:noAutofit/>
-                            </wps:bodyPr>
-                          </wps:wsp>
-                        </a:graphicData>
-                      </a:graphic>
-                      <wp14:sizeRelH relativeFrom="margin">
-                        <wp14:pctWidth>0</wp14:pctWidth>
-                      </wp14:sizeRelH>
-                      <wp14:sizeRelV relativeFrom="margin">
-                        <wp14:pctHeight>0</wp14:pctHeight>
-                      </wp14:sizeRelV>
-                    </wp:anchor>
-                  </w:drawing>
-                </mc:Choice>
-                <mc:Fallback>
-                  <w:pict>
-                    <v:shape w14:anchorId="58B42637" id="_x0000_s1029" type="#_x0000_t202" style="position:absolute;margin-left:1.45pt;margin-top:.2pt;width:11.05pt;height:20.3pt;z-index:251667456;visibility:visible;mso-wrap-style:square;mso-width-percent:0;mso-height-percent:0;mso-wrap-distance-left:9pt;mso-wrap-distance-top:0;mso-wrap-distance-right:9pt;mso-wrap-distance-bottom:0;mso-position-horizontal:absolute;mso-position-horizontal-relative:text;mso-position-vertical:absolute;mso-position-vertical-relative:text;mso-width-percent:0;mso-height-percent:0;mso-width-relative:margin;mso-height-relative:margin;v-text-anchor:top" o:gfxdata="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" filled="f" stroked="f" strokeweight=".5pt">
-                      <v:textbox>
-                        <w:txbxContent>
-                          <w:p>
-                            <w:pPr>
-                              <w:ind w:leftChars="-59" w:rightChars="-113" w:right="-271" w:hangingChars="59" w:hanging="142"/>
-                              <w:rPr>
-                                <w:rFonts w:ascii="TH Sarabun New" w:hAnsi="TH Sarabun New" w:cs="TH Sarabun New" w:hint="cs"/>
-                                <w:color w:val="FFFFFF" w:themeColor="background1"/>
-                              </w:rPr>
-                            </w:pPr>
-                            <w:r>
-                              <w:rPr>
-                                <w:rFonts w:ascii="TH Sarabun New" w:hAnsi="TH Sarabun New" w:cs="TH Sarabun New"/>
-                                <w:color w:val="FFFFFF" w:themeColor="background1"/>
-                                <w:cs/>
-                                <w:lang w:bidi="th"/>
-                              </w:rPr>
-                              <w:t>[</w:t>
-                            </w:r>
-                            <w:r>
-                              <w:rPr>
-                                <w:rFonts w:ascii="TH Sarabun New" w:hAnsi="TH Sarabun New" w:cs="TH Sarabun New"/>
-                                <w:color w:val="FFFFFF" w:themeColor="background1"/>
-                              </w:rPr>
-                              <w:t>CHK_DIR]</w:t>
-                            </w:r>
-                          </w:p>
-                        </w:txbxContent>
-                      </v:textbox>
-                    </v:shape>
-                  </w:pict>
-                </mc:Fallback>
-              </mc:AlternateContent>
+              <w:t>☐</w:t>
+            </w:r>
+            <w:r>
+              <w:rPr>
+                <w:rFonts w:ascii="TH SarabunPSK" w:eastAsia="Sarabun" w:hAnsi="TH SarabunPSK" w:cs="TH SarabunPSK"/>
+                <w:sz w:val="32"/>
+                <w:szCs w:val="32"/>
+              </w:rPr>
+              <w:t xml:space="preserve"> อนุมัติ     </w:t>
             </w:r>
             <w:r>
               <w:rPr>
@@ -3023,95 +2390,11 @@
             </w:r>
             <w:r>
               <w:rPr>
-                <w:rFonts w:ascii="TH Sarabun New" w:eastAsia="Sarabun" w:hAnsi="TH Sarabun New" w:cs="TH Sarabun New" w:hint="cs"/>
-                <w:sz w:val="32"/>
-                <w:szCs w:val="32"/>
-              </w:rPr>
-              <w:t xml:space="preserve"> อนุมัติ     </w:t>
-            </w:r>
-            <w:r>
-              <w:rPr>
-                <w:rFonts w:ascii="Segoe UI Symbol" w:eastAsia="Sarabun" w:hAnsi="Segoe UI Symbol" w:cs="Segoe UI Symbol"/>
-                <w:sz w:val="32"/>
-                <w:szCs w:val="32"/>
-              </w:rPr>
-              <w:t>☐</w:t>
-            </w:r>
-            <w:r>
-              <w:rPr>
-                <w:rFonts w:ascii="TH Sarabun New" w:eastAsia="Sarabun" w:hAnsi="TH Sarabun New" w:cs="TH Sarabun New" w:hint="cs"/>
+                <w:rFonts w:ascii="TH SarabunPSK" w:eastAsia="Sarabun" w:hAnsi="TH SarabunPSK" w:cs="TH SarabunPSK"/>
                 <w:sz w:val="32"/>
                 <w:szCs w:val="32"/>
               </w:rPr>
               <w:t xml:space="preserve"> ไม่อนุมัติ เพราะ…………….</w:t>
-            </w:r>
-          </w:p>
-          <w:p>
-            <w:pPr>
-              <w:rPr>
-                <w:rFonts w:ascii="TH Sarabun New" w:eastAsia="Sarabun" w:hAnsi="TH Sarabun New" w:cs="TH Sarabun New" w:hint="cs"/>
-                <w:sz w:val="32"/>
-                <w:szCs w:val="32"/>
-                <w:u w:val="single"/>
-              </w:rPr>
-            </w:pPr>
-          </w:p>
-          <w:p>
-            <w:pPr>
-              <w:pBdr>
-                <w:top w:val="nil"/>
-                <w:left w:val="nil"/>
-                <w:bottom w:val="nil"/>
-                <w:right w:val="nil"/>
-                <w:between w:val="nil"/>
-              </w:pBdr>
-              <w:ind w:firstLineChars="307" w:firstLine="982"/>
-              <w:rPr>
-                <w:rFonts w:ascii="TH Sarabun New" w:eastAsia="Sarabun" w:hAnsi="TH Sarabun New" w:cs="TH Sarabun New"/>
-                <w:color w:val="000000"/>
-                <w:sz w:val="32"/>
-                <w:szCs w:val="32"/>
-                <w:lang w:val="en-US"/>
-              </w:rPr>
-            </w:pPr>
-            <w:r>
-              <w:rPr>
-                <w:rFonts w:ascii="TH Sarabun New" w:eastAsia="Sarabun" w:hAnsi="TH Sarabun New" w:cs="TH Sarabun New"/>
-                <w:color w:val="000000"/>
-                <w:sz w:val="32"/>
-                <w:szCs w:val="32"/>
-                <w:lang w:val="en-US"/>
-              </w:rPr>
-              <w:lastRenderedPageBreak/>
-              <w:t xml:space="preserve"> </w:t>
-            </w:r>
-            <w:r>
-              <w:rPr>
-                <w:rFonts w:ascii="TH Sarabun New" w:eastAsia="Sarabun" w:hAnsi="TH Sarabun New" w:cs="TH Sarabun New" w:hint="cs"/>
-                <w:color w:val="000000"/>
-                <w:sz w:val="32"/>
-                <w:szCs w:val="32"/>
-              </w:rPr>
-              <w:t>ลงชื่อ</w:t>
-            </w:r>
-            <w:r>
-              <w:rPr>
-                <w:rFonts w:ascii="TH Sarabun New" w:eastAsia="Sarabun" w:hAnsi="TH Sarabun New" w:cs="TH Sarabun New"/>
-                <w:sz w:val="32"/>
-                <w:szCs w:val="32"/>
-                <w:lang w:val="en-US"/>
-              </w:rPr>
-              <w:t xml:space="preserve">       </w:t>
-            </w:r>
-            <w:r>
-              <w:rPr>
-                <w:rFonts w:ascii="TH Sarabun New" w:eastAsia="Sarabun" w:hAnsi="TH Sarabun New" w:cs="TH Sarabun New"/>
-                <w:color w:val="FFFFFF" w:themeColor="background1"/>
-                <w:sz w:val="32"/>
-                <w:szCs w:val="32"/>
-                <w:lang w:val="en-US"/>
-              </w:rPr>
-              <w:t>[SIG_DIR]</w:t>
             </w:r>
           </w:p>
           <w:p>
@@ -3125,7 +2408,7 @@
               </w:pBdr>
               <w:jc w:val="center"/>
               <w:rPr>
-                <w:rFonts w:ascii="TH Sarabun New" w:eastAsia="Sarabun" w:hAnsi="TH Sarabun New" w:cs="TH Sarabun New" w:hint="cs"/>
+                <w:rFonts w:ascii="TH SarabunPSK" w:eastAsia="Sarabun" w:hAnsi="TH SarabunPSK" w:cs="TH SarabunPSK"/>
                 <w:color w:val="000000"/>
                 <w:sz w:val="32"/>
                 <w:szCs w:val="32"/>
@@ -3133,12 +2416,20 @@
             </w:pPr>
             <w:r>
               <w:rPr>
-                <w:rFonts w:ascii="TH Sarabun New" w:eastAsia="Sarabun" w:hAnsi="TH Sarabun New" w:cs="TH Sarabun New" w:hint="cs"/>
+                <w:rFonts w:ascii="TH SarabunPSK" w:eastAsia="Sarabun" w:hAnsi="TH SarabunPSK" w:cs="TH SarabunPSK"/>
                 <w:color w:val="000000"/>
                 <w:sz w:val="32"/>
                 <w:szCs w:val="32"/>
               </w:rPr>
-              <w:t>( นายชัยทัศน์  จ้องสกุลวงษ์ )</w:t>
+              <w:t>ลงชื่อ</w:t>
+            </w:r>
+            <w:r>
+              <w:rPr>
+                <w:rFonts w:ascii="TH SarabunPSK" w:eastAsia="Sarabun" w:hAnsi="TH SarabunPSK" w:cs="TH SarabunPSK"/>
+                <w:sz w:val="32"/>
+                <w:szCs w:val="32"/>
+              </w:rPr>
+              <w:t>…………………………………………...</w:t>
             </w:r>
           </w:p>
           <w:p>
@@ -3150,21 +2441,49 @@
                 <w:right w:val="nil"/>
                 <w:between w:val="nil"/>
               </w:pBdr>
-              <w:rPr>
-                <w:rFonts w:ascii="TH Sarabun New" w:eastAsia="Sarabun" w:hAnsi="TH Sarabun New" w:cs="TH Sarabun New" w:hint="cs"/>
+              <w:jc w:val="center"/>
+              <w:rPr>
+                <w:rFonts w:ascii="TH SarabunPSK" w:eastAsia="Sarabun" w:hAnsi="TH SarabunPSK" w:cs="TH SarabunPSK"/>
                 <w:color w:val="000000"/>
                 <w:sz w:val="32"/>
                 <w:szCs w:val="32"/>
+              </w:rPr>
+            </w:pPr>
+            <w:r>
+              <w:rPr>
+                <w:rFonts w:ascii="TH SarabunPSK" w:eastAsia="Sarabun" w:hAnsi="TH SarabunPSK" w:cs="TH SarabunPSK"/>
+                <w:color w:val="000000"/>
+                <w:sz w:val="32"/>
+                <w:szCs w:val="32"/>
+              </w:rPr>
+              <w:t>( นายชัยทัศน์  จ้องสกุลวงษ์ )</w:t>
+            </w:r>
+          </w:p>
+          <w:p>
+            <w:pPr>
+              <w:pBdr>
+                <w:top w:val="nil"/>
+                <w:left w:val="nil"/>
+                <w:bottom w:val="nil"/>
+                <w:right w:val="nil"/>
+                <w:between w:val="nil"/>
+              </w:pBdr>
+              <w:rPr>
+                <w:rFonts w:ascii="TH SarabunPSK" w:eastAsia="Sarabun" w:hAnsi="TH SarabunPSK" w:cs="TH SarabunPSK"/>
+                <w:color w:val="000000"/>
+                <w:sz w:val="32"/>
+                <w:szCs w:val="32"/>
                 <w:u w:val="single"/>
               </w:rPr>
             </w:pPr>
             <w:r>
               <w:rPr>
-                <w:rFonts w:ascii="TH Sarabun New" w:eastAsia="Sarabun" w:hAnsi="TH Sarabun New" w:cs="TH Sarabun New" w:hint="cs"/>
+                <w:rFonts w:ascii="TH SarabunPSK" w:eastAsia="Sarabun" w:hAnsi="TH SarabunPSK" w:cs="TH SarabunPSK"/>
                 <w:color w:val="000000"/>
                 <w:sz w:val="32"/>
                 <w:szCs w:val="32"/>
               </w:rPr>
+              <w:lastRenderedPageBreak/>
               <w:t xml:space="preserve">             ผู้อำนวยการโรงเรียนวังน้ำเย็นวิทยาคม</w:t>
             </w:r>
           </w:p>
@@ -3181,10 +2500,11 @@
           <w:between w:val="nil"/>
         </w:pBdr>
         <w:rPr>
-          <w:rFonts w:ascii="TH Sarabun New" w:eastAsia="Sarabun" w:hAnsi="TH Sarabun New" w:cs="TH Sarabun New" w:hint="cs"/>
+          <w:rFonts w:ascii="TH SarabunPSK" w:eastAsia="Sarabun" w:hAnsi="TH SarabunPSK" w:cs="TH SarabunPSK"/>
           <w:sz w:val="32"/>
           <w:szCs w:val="32"/>
           <w:cs/>
+          <w:lang w:bidi="th"/>
         </w:rPr>
         <w:sectPr>
           <w:pgSz w:w="11906" w:h="16838"/>
@@ -3205,7 +2525,7 @@
         </w:pBdr>
         <w:jc w:val="right"/>
         <w:rPr>
-          <w:rFonts w:ascii="TH Sarabun New" w:eastAsia="Sarabun" w:hAnsi="TH Sarabun New" w:cs="TH Sarabun New" w:hint="cs"/>
+          <w:rFonts w:ascii="TH SarabunPSK" w:eastAsia="Sarabun" w:hAnsi="TH SarabunPSK" w:cs="TH SarabunPSK"/>
           <w:b/>
           <w:bCs/>
           <w:color w:val="000000"/>
@@ -3215,7 +2535,7 @@
       </w:pPr>
       <w:r>
         <w:rPr>
-          <w:rFonts w:ascii="TH Sarabun New" w:eastAsia="Sarabun" w:hAnsi="TH Sarabun New" w:cs="TH Sarabun New" w:hint="cs"/>
+          <w:rFonts w:ascii="TH SarabunPSK" w:eastAsia="Sarabun" w:hAnsi="TH SarabunPSK" w:cs="TH SarabunPSK"/>
           <w:sz w:val="32"/>
           <w:szCs w:val="32"/>
         </w:rPr>
@@ -3226,7 +2546,7 @@
     <w:p>
       <w:pPr>
         <w:rPr>
-          <w:rFonts w:ascii="TH Sarabun New" w:eastAsia="Sarabun" w:hAnsi="TH Sarabun New" w:cs="TH Sarabun New" w:hint="cs"/>
+          <w:rFonts w:ascii="TH SarabunPSK" w:eastAsia="Sarabun" w:hAnsi="TH SarabunPSK" w:cs="TH SarabunPSK"/>
           <w:b/>
           <w:bCs/>
           <w:sz w:val="32"/>
@@ -3281,7 +2601,7 @@
             <w:pPr>
               <w:jc w:val="center"/>
               <w:rPr>
-                <w:rFonts w:ascii="TH Sarabun New" w:eastAsia="Sarabun" w:hAnsi="TH Sarabun New" w:cs="TH Sarabun New" w:hint="cs"/>
+                <w:rFonts w:ascii="TH SarabunPSK" w:eastAsia="Sarabun" w:hAnsi="TH SarabunPSK" w:cs="TH SarabunPSK"/>
                 <w:b/>
                 <w:bCs/>
                 <w:sz w:val="32"/>
@@ -3290,7 +2610,7 @@
             </w:pPr>
             <w:r>
               <w:rPr>
-                <w:rFonts w:ascii="TH Sarabun New" w:eastAsia="Sarabun" w:hAnsi="TH Sarabun New" w:cs="TH Sarabun New" w:hint="cs"/>
+                <w:rFonts w:ascii="TH SarabunPSK" w:eastAsia="Sarabun" w:hAnsi="TH SarabunPSK" w:cs="TH SarabunPSK"/>
                 <w:b/>
                 <w:bCs/>
                 <w:sz w:val="32"/>
@@ -3302,7 +2622,7 @@
           <w:p>
             <w:pPr>
               <w:rPr>
-                <w:rFonts w:ascii="TH Sarabun New" w:eastAsia="Sarabun" w:hAnsi="TH Sarabun New" w:cs="TH Sarabun New" w:hint="cs"/>
+                <w:rFonts w:ascii="TH SarabunPSK" w:eastAsia="Sarabun" w:hAnsi="TH SarabunPSK" w:cs="TH SarabunPSK"/>
                 <w:sz w:val="32"/>
                 <w:szCs w:val="32"/>
                 <w:lang w:val="en-US"/>
@@ -3310,7 +2630,7 @@
             </w:pPr>
             <w:r>
               <w:rPr>
-                <w:rFonts w:ascii="TH Sarabun New" w:eastAsia="Sarabun" w:hAnsi="TH Sarabun New" w:cs="TH Sarabun New" w:hint="cs"/>
+                <w:rFonts w:ascii="TH SarabunPSK" w:eastAsia="Sarabun" w:hAnsi="TH SarabunPSK" w:cs="TH SarabunPSK"/>
                 <w:b/>
                 <w:bCs/>
                 <w:sz w:val="32"/>
@@ -3320,7 +2640,7 @@
             </w:r>
             <w:r>
               <w:rPr>
-                <w:rFonts w:ascii="TH Sarabun New" w:eastAsia="Sarabun" w:hAnsi="TH Sarabun New" w:cs="TH Sarabun New" w:hint="cs"/>
+                <w:rFonts w:ascii="TH SarabunPSK" w:eastAsia="Sarabun" w:hAnsi="TH SarabunPSK" w:cs="TH SarabunPSK"/>
                 <w:sz w:val="32"/>
                 <w:szCs w:val="32"/>
               </w:rPr>
@@ -3328,7 +2648,7 @@
             </w:r>
             <w:r>
               <w:rPr>
-                <w:rFonts w:ascii="TH Sarabun New" w:hAnsi="TH Sarabun New" w:cs="TH Sarabun New" w:hint="cs"/>
+                <w:rFonts w:ascii="TH SarabunPSK" w:hAnsi="TH SarabunPSK" w:cs="TH SarabunPSK"/>
                 <w:sz w:val="32"/>
                 <w:szCs w:val="32"/>
               </w:rPr>
@@ -3338,7 +2658,7 @@
           <w:p>
             <w:pPr>
               <w:rPr>
-                <w:rFonts w:ascii="TH Sarabun New" w:eastAsia="Sarabun" w:hAnsi="TH Sarabun New" w:cs="TH Sarabun New" w:hint="cs"/>
+                <w:rFonts w:ascii="TH SarabunPSK" w:eastAsia="Sarabun" w:hAnsi="TH SarabunPSK" w:cs="TH SarabunPSK"/>
                 <w:sz w:val="32"/>
                 <w:szCs w:val="32"/>
                 <w:lang w:val="en-US"/>
@@ -3346,7 +2666,7 @@
             </w:pPr>
             <w:r>
               <w:rPr>
-                <w:rFonts w:ascii="TH Sarabun New" w:eastAsia="Sarabun" w:hAnsi="TH Sarabun New" w:cs="TH Sarabun New" w:hint="cs"/>
+                <w:rFonts w:ascii="TH SarabunPSK" w:eastAsia="Sarabun" w:hAnsi="TH SarabunPSK" w:cs="TH SarabunPSK"/>
                 <w:b/>
                 <w:bCs/>
                 <w:sz w:val="32"/>
@@ -3356,7 +2676,7 @@
             </w:r>
             <w:r>
               <w:rPr>
-                <w:rFonts w:ascii="TH Sarabun New" w:eastAsia="Sarabun" w:hAnsi="TH Sarabun New" w:cs="TH Sarabun New" w:hint="cs"/>
+                <w:rFonts w:ascii="TH SarabunPSK" w:eastAsia="Sarabun" w:hAnsi="TH SarabunPSK" w:cs="TH SarabunPSK"/>
                 <w:sz w:val="32"/>
                 <w:szCs w:val="32"/>
               </w:rPr>
@@ -3364,7 +2684,7 @@
             </w:r>
             <w:r>
               <w:rPr>
-                <w:rFonts w:ascii="TH Sarabun New" w:hAnsi="TH Sarabun New" w:cs="TH Sarabun New" w:hint="cs"/>
+                <w:rFonts w:ascii="TH SarabunPSK" w:hAnsi="TH SarabunPSK" w:cs="TH SarabunPSK"/>
                 <w:sz w:val="32"/>
                 <w:szCs w:val="32"/>
               </w:rPr>
@@ -3374,14 +2694,14 @@
           <w:p>
             <w:pPr>
               <w:rPr>
-                <w:rFonts w:ascii="TH Sarabun New" w:eastAsia="Sarabun" w:hAnsi="TH Sarabun New" w:cs="TH Sarabun New" w:hint="cs"/>
+                <w:rFonts w:ascii="TH SarabunPSK" w:eastAsia="Sarabun" w:hAnsi="TH SarabunPSK" w:cs="TH SarabunPSK"/>
                 <w:sz w:val="32"/>
                 <w:szCs w:val="32"/>
               </w:rPr>
             </w:pPr>
             <w:r>
               <w:rPr>
-                <w:rFonts w:ascii="TH Sarabun New" w:eastAsia="Sarabun" w:hAnsi="TH Sarabun New" w:cs="TH Sarabun New" w:hint="cs"/>
+                <w:rFonts w:ascii="TH SarabunPSK" w:eastAsia="Sarabun" w:hAnsi="TH SarabunPSK" w:cs="TH SarabunPSK"/>
                 <w:b/>
                 <w:bCs/>
                 <w:sz w:val="32"/>
@@ -3391,7 +2711,7 @@
             </w:r>
             <w:r>
               <w:rPr>
-                <w:rFonts w:ascii="TH Sarabun New" w:eastAsia="Sarabun" w:hAnsi="TH Sarabun New" w:cs="TH Sarabun New" w:hint="cs"/>
+                <w:rFonts w:ascii="TH SarabunPSK" w:eastAsia="Sarabun" w:hAnsi="TH SarabunPSK" w:cs="TH SarabunPSK"/>
                 <w:sz w:val="32"/>
                 <w:szCs w:val="32"/>
               </w:rPr>
@@ -3399,7 +2719,7 @@
             </w:r>
             <w:r>
               <w:rPr>
-                <w:rFonts w:ascii="TH Sarabun New" w:hAnsi="TH Sarabun New" w:cs="TH Sarabun New" w:hint="cs"/>
+                <w:rFonts w:ascii="TH SarabunPSK" w:hAnsi="TH SarabunPSK" w:cs="TH SarabunPSK"/>
                 <w:sz w:val="32"/>
                 <w:szCs w:val="32"/>
               </w:rPr>
@@ -3407,7 +2727,7 @@
             </w:r>
             <w:r>
               <w:rPr>
-                <w:rFonts w:ascii="TH Sarabun New" w:eastAsia="Sarabun" w:hAnsi="TH Sarabun New" w:cs="TH Sarabun New" w:hint="cs"/>
+                <w:rFonts w:ascii="TH SarabunPSK" w:eastAsia="Sarabun" w:hAnsi="TH SarabunPSK" w:cs="TH SarabunPSK"/>
                 <w:sz w:val="32"/>
                 <w:szCs w:val="32"/>
               </w:rPr>
@@ -3415,7 +2735,7 @@
             </w:r>
             <w:r>
               <w:rPr>
-                <w:rFonts w:ascii="TH Sarabun New" w:eastAsia="Sarabun" w:hAnsi="TH Sarabun New" w:cs="TH Sarabun New" w:hint="cs"/>
+                <w:rFonts w:ascii="TH SarabunPSK" w:eastAsia="Sarabun" w:hAnsi="TH SarabunPSK" w:cs="TH SarabunPSK"/>
                 <w:b/>
                 <w:bCs/>
                 <w:sz w:val="32"/>
@@ -3425,7 +2745,7 @@
             </w:r>
             <w:r>
               <w:rPr>
-                <w:rFonts w:ascii="TH Sarabun New" w:eastAsia="Sarabun" w:hAnsi="TH Sarabun New" w:cs="TH Sarabun New" w:hint="cs"/>
+                <w:rFonts w:ascii="TH SarabunPSK" w:eastAsia="Sarabun" w:hAnsi="TH SarabunPSK" w:cs="TH SarabunPSK"/>
                 <w:sz w:val="32"/>
                 <w:szCs w:val="32"/>
               </w:rPr>
@@ -3433,7 +2753,7 @@
             </w:r>
             <w:r>
               <w:rPr>
-                <w:rFonts w:ascii="TH Sarabun New" w:hAnsi="TH Sarabun New" w:cs="TH Sarabun New" w:hint="cs"/>
+                <w:rFonts w:ascii="TH SarabunPSK" w:hAnsi="TH SarabunPSK" w:cs="TH SarabunPSK"/>
                 <w:sz w:val="32"/>
                 <w:szCs w:val="32"/>
               </w:rPr>
@@ -3441,7 +2761,7 @@
             </w:r>
             <w:r>
               <w:rPr>
-                <w:rFonts w:ascii="TH Sarabun New" w:eastAsia="Sarabun" w:hAnsi="TH Sarabun New" w:cs="TH Sarabun New" w:hint="cs"/>
+                <w:rFonts w:ascii="TH SarabunPSK" w:eastAsia="Sarabun" w:hAnsi="TH SarabunPSK" w:cs="TH SarabunPSK"/>
                 <w:sz w:val="32"/>
                 <w:szCs w:val="32"/>
               </w:rPr>
@@ -3449,7 +2769,7 @@
             </w:r>
             <w:r>
               <w:rPr>
-                <w:rFonts w:ascii="TH Sarabun New" w:eastAsia="Sarabun" w:hAnsi="TH Sarabun New" w:cs="TH Sarabun New" w:hint="cs"/>
+                <w:rFonts w:ascii="TH SarabunPSK" w:eastAsia="Sarabun" w:hAnsi="TH SarabunPSK" w:cs="TH SarabunPSK"/>
                 <w:b/>
                 <w:bCs/>
                 <w:sz w:val="32"/>
@@ -3459,7 +2779,7 @@
             </w:r>
             <w:r>
               <w:rPr>
-                <w:rFonts w:ascii="TH Sarabun New" w:eastAsia="Sarabun" w:hAnsi="TH Sarabun New" w:cs="TH Sarabun New" w:hint="cs"/>
+                <w:rFonts w:ascii="TH SarabunPSK" w:eastAsia="Sarabun" w:hAnsi="TH SarabunPSK" w:cs="TH SarabunPSK"/>
                 <w:sz w:val="32"/>
                 <w:szCs w:val="32"/>
               </w:rPr>
@@ -3467,7 +2787,7 @@
             </w:r>
             <w:r>
               <w:rPr>
-                <w:rFonts w:ascii="TH Sarabun New" w:hAnsi="TH Sarabun New" w:cs="TH Sarabun New" w:hint="cs"/>
+                <w:rFonts w:ascii="TH SarabunPSK" w:hAnsi="TH SarabunPSK" w:cs="TH SarabunPSK"/>
                 <w:sz w:val="32"/>
                 <w:szCs w:val="32"/>
               </w:rPr>
@@ -3475,7 +2795,7 @@
             </w:r>
             <w:r>
               <w:rPr>
-                <w:rFonts w:ascii="TH Sarabun New" w:eastAsia="Sarabun" w:hAnsi="TH Sarabun New" w:cs="TH Sarabun New" w:hint="cs"/>
+                <w:rFonts w:ascii="TH SarabunPSK" w:eastAsia="Sarabun" w:hAnsi="TH SarabunPSK" w:cs="TH SarabunPSK"/>
                 <w:sz w:val="32"/>
                 <w:szCs w:val="32"/>
               </w:rPr>
@@ -3483,7 +2803,7 @@
             </w:r>
             <w:r>
               <w:rPr>
-                <w:rFonts w:ascii="TH Sarabun New" w:eastAsia="Sarabun" w:hAnsi="TH Sarabun New" w:cs="TH Sarabun New" w:hint="cs"/>
+                <w:rFonts w:ascii="TH SarabunPSK" w:eastAsia="Sarabun" w:hAnsi="TH SarabunPSK" w:cs="TH SarabunPSK"/>
                 <w:b/>
                 <w:bCs/>
                 <w:sz w:val="32"/>
@@ -3495,6 +2815,9 @@
         </w:tc>
       </w:tr>
       <w:tr>
+        <w:trPr>
+          <w:tblHeader/>
+        </w:trPr>
         <w:tc>
           <w:tcPr>
             <w:tcW w:w="780" w:type="dxa"/>
@@ -3511,7 +2834,7 @@
               <w:spacing w:line="275" w:lineRule="auto"/>
               <w:jc w:val="center"/>
               <w:rPr>
-                <w:rFonts w:ascii="TH Sarabun New" w:eastAsia="Sarabun" w:hAnsi="TH Sarabun New" w:cs="TH Sarabun New" w:hint="cs"/>
+                <w:rFonts w:ascii="TH SarabunPSK" w:eastAsia="Sarabun" w:hAnsi="TH SarabunPSK" w:cs="TH SarabunPSK"/>
                 <w:b/>
                 <w:bCs/>
                 <w:color w:val="1B1C1D"/>
@@ -3521,7 +2844,7 @@
             </w:pPr>
             <w:r>
               <w:rPr>
-                <w:rFonts w:ascii="TH Sarabun New" w:eastAsia="Sarabun" w:hAnsi="TH Sarabun New" w:cs="TH Sarabun New" w:hint="cs"/>
+                <w:rFonts w:ascii="TH SarabunPSK" w:eastAsia="Sarabun" w:hAnsi="TH SarabunPSK" w:cs="TH SarabunPSK"/>
                 <w:b/>
                 <w:bCs/>
                 <w:color w:val="1B1C1D"/>
@@ -3548,7 +2871,7 @@
               <w:spacing w:line="275" w:lineRule="auto"/>
               <w:jc w:val="center"/>
               <w:rPr>
-                <w:rFonts w:ascii="TH Sarabun New" w:eastAsia="Sarabun" w:hAnsi="TH Sarabun New" w:cs="TH Sarabun New" w:hint="cs"/>
+                <w:rFonts w:ascii="TH SarabunPSK" w:eastAsia="Sarabun" w:hAnsi="TH SarabunPSK" w:cs="TH SarabunPSK"/>
                 <w:b/>
                 <w:bCs/>
                 <w:color w:val="1B1C1D"/>
@@ -3558,7 +2881,7 @@
             </w:pPr>
             <w:r>
               <w:rPr>
-                <w:rFonts w:ascii="TH Sarabun New" w:eastAsia="Sarabun" w:hAnsi="TH Sarabun New" w:cs="TH Sarabun New" w:hint="cs"/>
+                <w:rFonts w:ascii="TH SarabunPSK" w:eastAsia="Sarabun" w:hAnsi="TH SarabunPSK" w:cs="TH SarabunPSK"/>
                 <w:b/>
                 <w:bCs/>
                 <w:color w:val="1B1C1D"/>
@@ -3585,7 +2908,7 @@
               <w:spacing w:line="275" w:lineRule="auto"/>
               <w:jc w:val="center"/>
               <w:rPr>
-                <w:rFonts w:ascii="TH Sarabun New" w:eastAsia="Sarabun" w:hAnsi="TH Sarabun New" w:cs="TH Sarabun New" w:hint="cs"/>
+                <w:rFonts w:ascii="TH SarabunPSK" w:eastAsia="Sarabun" w:hAnsi="TH SarabunPSK" w:cs="TH SarabunPSK"/>
                 <w:b/>
                 <w:bCs/>
                 <w:color w:val="1B1C1D"/>
@@ -3595,7 +2918,7 @@
             </w:pPr>
             <w:r>
               <w:rPr>
-                <w:rFonts w:ascii="TH Sarabun New" w:eastAsia="Sarabun" w:hAnsi="TH Sarabun New" w:cs="TH Sarabun New" w:hint="cs"/>
+                <w:rFonts w:ascii="TH SarabunPSK" w:eastAsia="Sarabun" w:hAnsi="TH SarabunPSK" w:cs="TH SarabunPSK"/>
                 <w:b/>
                 <w:bCs/>
                 <w:color w:val="1B1C1D"/>
@@ -3622,7 +2945,7 @@
               <w:spacing w:line="275" w:lineRule="auto"/>
               <w:jc w:val="center"/>
               <w:rPr>
-                <w:rFonts w:ascii="TH Sarabun New" w:eastAsia="Sarabun" w:hAnsi="TH Sarabun New" w:cs="TH Sarabun New" w:hint="cs"/>
+                <w:rFonts w:ascii="TH SarabunPSK" w:eastAsia="Sarabun" w:hAnsi="TH SarabunPSK" w:cs="TH SarabunPSK"/>
                 <w:b/>
                 <w:bCs/>
                 <w:color w:val="1B1C1D"/>
@@ -3632,7 +2955,7 @@
             </w:pPr>
             <w:r>
               <w:rPr>
-                <w:rFonts w:ascii="TH Sarabun New" w:eastAsia="Sarabun" w:hAnsi="TH Sarabun New" w:cs="TH Sarabun New" w:hint="cs"/>
+                <w:rFonts w:ascii="TH SarabunPSK" w:eastAsia="Sarabun" w:hAnsi="TH SarabunPSK" w:cs="TH SarabunPSK"/>
                 <w:b/>
                 <w:bCs/>
                 <w:color w:val="1B1C1D"/>
@@ -3659,7 +2982,7 @@
             <w:pPr>
               <w:jc w:val="center"/>
               <w:rPr>
-                <w:rFonts w:ascii="TH Sarabun New" w:hAnsi="TH Sarabun New" w:cs="TH Sarabun New" w:hint="cs"/>
+                <w:rFonts w:ascii="TH SarabunPSK" w:hAnsi="TH SarabunPSK" w:cs="TH SarabunPSK"/>
                 <w:sz w:val="32"/>
                 <w:szCs w:val="32"/>
                 <w:cs/>
@@ -3668,7 +2991,7 @@
             </w:pPr>
             <w:r>
               <w:rPr>
-                <w:rFonts w:ascii="TH Sarabun New" w:hAnsi="TH Sarabun New" w:cs="TH Sarabun New" w:hint="cs"/>
+                <w:rFonts w:ascii="TH SarabunPSK" w:hAnsi="TH SarabunPSK" w:cs="TH SarabunPSK"/>
                 <w:sz w:val="32"/>
                 <w:szCs w:val="32"/>
                 <w:lang w:val="en-US"/>
@@ -3693,9 +3016,9 @@
           </w:tcPr>
           <w:p>
             <w:pPr>
-              <w:ind w:firstLine="71"/>
-              <w:rPr>
-                <w:rFonts w:ascii="TH Sarabun New" w:hAnsi="TH Sarabun New" w:cs="TH Sarabun New" w:hint="cs"/>
+              <w:ind w:firstLineChars="66" w:firstLine="211"/>
+              <w:rPr>
+                <w:rFonts w:ascii="TH SarabunPSK" w:hAnsi="TH SarabunPSK" w:cs="TH SarabunPSK"/>
                 <w:sz w:val="32"/>
                 <w:szCs w:val="32"/>
                 <w:lang w:val="en-US"/>
@@ -3703,7 +3026,7 @@
             </w:pPr>
             <w:r>
               <w:rPr>
-                <w:rFonts w:ascii="TH Sarabun New" w:hAnsi="TH Sarabun New" w:cs="TH Sarabun New" w:hint="cs"/>
+                <w:rFonts w:ascii="TH SarabunPSK" w:hAnsi="TH SarabunPSK" w:cs="TH SarabunPSK"/>
                 <w:sz w:val="32"/>
                 <w:szCs w:val="32"/>
               </w:rPr>
@@ -3729,7 +3052,7 @@
             <w:pPr>
               <w:jc w:val="center"/>
               <w:rPr>
-                <w:rFonts w:ascii="TH Sarabun New" w:hAnsi="TH Sarabun New" w:cs="TH Sarabun New" w:hint="cs"/>
+                <w:rFonts w:ascii="TH SarabunPSK" w:hAnsi="TH SarabunPSK" w:cs="TH SarabunPSK"/>
                 <w:sz w:val="32"/>
                 <w:szCs w:val="32"/>
                 <w:lang w:val="en-US"/>
@@ -3737,7 +3060,7 @@
             </w:pPr>
             <w:r>
               <w:rPr>
-                <w:rFonts w:ascii="TH Sarabun New" w:hAnsi="TH Sarabun New" w:cs="TH Sarabun New" w:hint="cs"/>
+                <w:rFonts w:ascii="TH SarabunPSK" w:hAnsi="TH SarabunPSK" w:cs="TH SarabunPSK"/>
                 <w:sz w:val="32"/>
                 <w:szCs w:val="32"/>
               </w:rPr>
@@ -3764,7 +3087,7 @@
               <w:widowControl w:val="0"/>
               <w:spacing w:line="275" w:lineRule="auto"/>
               <w:rPr>
-                <w:rFonts w:ascii="TH Sarabun New" w:eastAsia="Sarabun" w:hAnsi="TH Sarabun New" w:cs="TH Sarabun New" w:hint="cs"/>
+                <w:rFonts w:ascii="TH SarabunPSK" w:eastAsia="Sarabun" w:hAnsi="TH SarabunPSK" w:cs="TH SarabunPSK"/>
                 <w:color w:val="1B1C1D"/>
                 <w:sz w:val="32"/>
                 <w:szCs w:val="32"/>
@@ -3780,7 +3103,7 @@
         <w:widowControl w:val="0"/>
         <w:spacing w:line="276" w:lineRule="auto"/>
         <w:rPr>
-          <w:rFonts w:ascii="TH Sarabun New" w:eastAsia="Sarabun" w:hAnsi="TH Sarabun New" w:cs="TH Sarabun New" w:hint="cs"/>
+          <w:rFonts w:ascii="TH SarabunPSK" w:eastAsia="Sarabun" w:hAnsi="TH SarabunPSK" w:cs="TH SarabunPSK"/>
           <w:sz w:val="32"/>
           <w:szCs w:val="32"/>
           <w:lang w:val="en-US"/>
@@ -3789,104 +3112,34 @@
     </w:p>
     <w:p>
       <w:pPr>
-        <w:pBdr>
-          <w:top w:val="nil"/>
-          <w:left w:val="nil"/>
-          <w:bottom w:val="nil"/>
-          <w:right w:val="nil"/>
-          <w:between w:val="nil"/>
-        </w:pBdr>
-        <w:ind w:firstLineChars="318" w:firstLine="1018"/>
-        <w:rPr>
-          <w:rFonts w:ascii="TH Sarabun New" w:eastAsia="Sarabun" w:hAnsi="TH Sarabun New" w:cs="TH Sarabun New"/>
-          <w:color w:val="000000"/>
-          <w:sz w:val="32"/>
-          <w:szCs w:val="32"/>
-          <w:lang w:val="en-US"/>
+        <w:jc w:val="center"/>
+        <w:rPr>
+          <w:rFonts w:ascii="TH SarabunPSK" w:eastAsia="Sarabun" w:hAnsi="TH SarabunPSK" w:cs="TH SarabunPSK"/>
+          <w:sz w:val="32"/>
+          <w:szCs w:val="32"/>
         </w:rPr>
       </w:pPr>
       <w:r>
         <w:rPr>
-          <w:rFonts w:ascii="TH Sarabun New" w:eastAsia="Sarabun" w:hAnsi="TH Sarabun New" w:cs="TH Sarabun New"/>
-          <w:color w:val="000000"/>
-          <w:sz w:val="32"/>
-          <w:szCs w:val="32"/>
-          <w:lang w:val="en-US"/>
-        </w:rPr>
-        <w:tab/>
-      </w:r>
-      <w:r>
-        <w:rPr>
-          <w:rFonts w:ascii="TH Sarabun New" w:eastAsia="Sarabun" w:hAnsi="TH Sarabun New" w:cs="TH Sarabun New"/>
-          <w:color w:val="000000"/>
-          <w:sz w:val="32"/>
-          <w:szCs w:val="32"/>
-          <w:lang w:val="en-US"/>
-        </w:rPr>
-        <w:tab/>
-      </w:r>
-      <w:r>
-        <w:rPr>
-          <w:rFonts w:ascii="TH Sarabun New" w:eastAsia="Sarabun" w:hAnsi="TH Sarabun New" w:cs="TH Sarabun New"/>
-          <w:color w:val="000000"/>
-          <w:sz w:val="32"/>
-          <w:szCs w:val="32"/>
-          <w:lang w:val="en-US"/>
-        </w:rPr>
-        <w:tab/>
-      </w:r>
-      <w:r>
-        <w:rPr>
-          <w:rFonts w:ascii="TH Sarabun New" w:eastAsia="Sarabun" w:hAnsi="TH Sarabun New" w:cs="TH Sarabun New"/>
-          <w:color w:val="000000"/>
-          <w:sz w:val="32"/>
-          <w:szCs w:val="32"/>
-          <w:lang w:val="en-US"/>
-        </w:rPr>
-        <w:tab/>
-      </w:r>
-      <w:r>
-        <w:rPr>
-          <w:rFonts w:ascii="TH Sarabun New" w:eastAsia="Sarabun" w:hAnsi="TH Sarabun New" w:cs="TH Sarabun New" w:hint="cs"/>
-          <w:color w:val="000000"/>
-          <w:sz w:val="32"/>
-          <w:szCs w:val="32"/>
-        </w:rPr>
-        <w:t>ลงชื่อ</w:t>
-      </w:r>
-      <w:r>
-        <w:rPr>
-          <w:rFonts w:ascii="TH Sarabun New" w:eastAsia="Sarabun" w:hAnsi="TH Sarabun New" w:cs="TH Sarabun New"/>
-          <w:color w:val="000000"/>
-          <w:sz w:val="32"/>
-          <w:szCs w:val="32"/>
-          <w:lang w:val="en-US"/>
-        </w:rPr>
-        <w:t xml:space="preserve">       </w:t>
-      </w:r>
-      <w:r>
-        <w:rPr>
-          <w:rFonts w:ascii="TH Sarabun New" w:eastAsia="Sarabun" w:hAnsi="TH Sarabun New" w:cs="TH Sarabun New"/>
-          <w:color w:val="FFFFFF" w:themeColor="background1"/>
-          <w:sz w:val="32"/>
-          <w:szCs w:val="32"/>
-          <w:lang w:val="en-US"/>
-        </w:rPr>
-        <w:t>[SIG_VIC_PERS]</w:t>
+          <w:rFonts w:ascii="TH SarabunPSK" w:eastAsia="Sarabun" w:hAnsi="TH SarabunPSK" w:cs="TH SarabunPSK"/>
+          <w:sz w:val="32"/>
+          <w:szCs w:val="32"/>
+        </w:rPr>
+        <w:t>ลงชื่อ…………………………………………...</w:t>
       </w:r>
     </w:p>
     <w:p>
       <w:pPr>
         <w:jc w:val="center"/>
         <w:rPr>
-          <w:rFonts w:ascii="TH Sarabun New" w:eastAsia="Sarabun" w:hAnsi="TH Sarabun New" w:cs="TH Sarabun New" w:hint="cs"/>
+          <w:rFonts w:ascii="TH SarabunPSK" w:eastAsia="Sarabun" w:hAnsi="TH SarabunPSK" w:cs="TH SarabunPSK"/>
           <w:sz w:val="32"/>
           <w:szCs w:val="32"/>
         </w:rPr>
       </w:pPr>
       <w:r>
         <w:rPr>
-          <w:rFonts w:ascii="TH Sarabun New" w:eastAsia="Sarabun" w:hAnsi="TH Sarabun New" w:cs="TH Sarabun New" w:hint="cs"/>
+          <w:rFonts w:ascii="TH SarabunPSK" w:eastAsia="Sarabun" w:hAnsi="TH SarabunPSK" w:cs="TH SarabunPSK"/>
           <w:sz w:val="32"/>
           <w:szCs w:val="32"/>
         </w:rPr>
@@ -3897,14 +3150,14 @@
       <w:pPr>
         <w:jc w:val="center"/>
         <w:rPr>
-          <w:rFonts w:ascii="TH Sarabun New" w:eastAsia="Sarabun" w:hAnsi="TH Sarabun New" w:cs="TH Sarabun New" w:hint="cs"/>
+          <w:rFonts w:ascii="TH SarabunPSK" w:eastAsia="Sarabun" w:hAnsi="TH SarabunPSK" w:cs="TH SarabunPSK"/>
           <w:sz w:val="32"/>
           <w:szCs w:val="32"/>
         </w:rPr>
       </w:pPr>
       <w:r>
         <w:rPr>
-          <w:rFonts w:ascii="TH Sarabun New" w:eastAsia="Sarabun" w:hAnsi="TH Sarabun New" w:cs="TH Sarabun New" w:hint="cs"/>
+          <w:rFonts w:ascii="TH SarabunPSK" w:eastAsia="Sarabun" w:hAnsi="TH SarabunPSK" w:cs="TH SarabunPSK"/>
           <w:sz w:val="32"/>
           <w:szCs w:val="32"/>
         </w:rPr>
@@ -3914,7 +3167,7 @@
     <w:p>
       <w:pPr>
         <w:rPr>
-          <w:rFonts w:ascii="TH Sarabun New" w:eastAsia="Sarabun" w:hAnsi="TH Sarabun New" w:cs="TH Sarabun New" w:hint="cs"/>
+          <w:rFonts w:ascii="TH SarabunPSK" w:eastAsia="Sarabun" w:hAnsi="TH SarabunPSK" w:cs="TH SarabunPSK"/>
           <w:sz w:val="32"/>
           <w:szCs w:val="32"/>
         </w:rPr>
@@ -4361,9 +3614,6 @@
   <w:style w:type="paragraph" w:default="1" w:styleId="Normal">
     <w:name w:val="Normal"/>
     <w:qFormat/>
-    <w:rPr>
-      <w:noProof/>
-    </w:rPr>
   </w:style>
   <w:style w:type="paragraph" w:styleId="Heading1">
     <w:name w:val="heading 1"/>

--- a/template_memo.docx
+++ b/template_memo.docx
@@ -13,12 +13,13 @@
         </w:pBdr>
         <w:jc w:val="center"/>
         <w:rPr>
-          <w:rFonts w:ascii="TH SarabunPSK" w:eastAsia="Sarabun" w:hAnsi="TH SarabunPSK" w:cs="TH SarabunPSK"/>
+          <w:rFonts w:ascii="TH SarabunPSK" w:eastAsia="Sarabun" w:hAnsi="TH SarabunPSK" w:cs="TH SarabunPSK" w:hint="cs"/>
           <w:b/>
           <w:bCs/>
           <w:color w:val="000000"/>
           <w:sz w:val="32"/>
           <w:szCs w:val="32"/>
+          <w:cs/>
         </w:rPr>
       </w:pPr>
     </w:p>
@@ -1788,7 +1789,7 @@
     </w:p>
     <w:tbl>
       <w:tblPr>
-        <w:tblStyle w:val="a"/>
+        <w:tblStyle w:val="a5"/>
         <w:tblW w:w="10785" w:type="dxa"/>
         <w:jc w:val="center"/>
         <w:tblInd w:w="0" w:type="dxa"/>
@@ -2220,7 +2221,28 @@
                 <w:sz w:val="32"/>
                 <w:szCs w:val="32"/>
               </w:rPr>
-              <w:t>ความเห็น รองผู้อำนวยการกลุ่มบริหารงานบุคคล</w:t>
+              <w:t xml:space="preserve">ความเห็น </w:t>
+            </w:r>
+            <w:r>
+              <w:rPr>
+                <w:rFonts w:ascii="TH SarabunPSK" w:eastAsia="Sarabun" w:hAnsi="TH SarabunPSK" w:cs="TH SarabunPSK" w:hint="cs"/>
+                <w:b/>
+                <w:bCs/>
+                <w:sz w:val="32"/>
+                <w:szCs w:val="32"/>
+                <w:cs/>
+              </w:rPr>
+              <w:t>หัวหน้า</w:t>
+            </w:r>
+            <w:r>
+              <w:rPr>
+                <w:rFonts w:ascii="TH SarabunPSK" w:eastAsia="Sarabun" w:hAnsi="TH SarabunPSK" w:cs="TH SarabunPSK"/>
+                <w:b/>
+                <w:bCs/>
+                <w:sz w:val="32"/>
+                <w:szCs w:val="32"/>
+              </w:rPr>
+              <w:t>กลุ่มบริหารงานบุคคล</w:t>
             </w:r>
           </w:p>
           <w:p>
@@ -2298,7 +2320,24 @@
                 <w:sz w:val="32"/>
                 <w:szCs w:val="32"/>
               </w:rPr>
-              <w:t>( นางปณิชา ภัสสิรากุล )</w:t>
+              <w:t>( นา</w:t>
+            </w:r>
+            <w:r>
+              <w:rPr>
+                <w:rFonts w:ascii="TH SarabunPSK" w:eastAsia="Sarabun" w:hAnsi="TH SarabunPSK" w:cs="TH SarabunPSK" w:hint="cs"/>
+                <w:sz w:val="32"/>
+                <w:szCs w:val="32"/>
+                <w:cs/>
+              </w:rPr>
+              <w:t>ยพงษ์ศักดิ์ ทองโพธิกุล</w:t>
+            </w:r>
+            <w:r>
+              <w:rPr>
+                <w:rFonts w:ascii="TH SarabunPSK" w:eastAsia="Sarabun" w:hAnsi="TH SarabunPSK" w:cs="TH SarabunPSK"/>
+                <w:sz w:val="32"/>
+                <w:szCs w:val="32"/>
+              </w:rPr>
+              <w:t xml:space="preserve"> )</w:t>
             </w:r>
           </w:p>
           <w:p>
@@ -2314,12 +2353,20 @@
             </w:pPr>
             <w:r>
               <w:rPr>
-                <w:rFonts w:ascii="TH SarabunPSK" w:eastAsia="Sarabun" w:hAnsi="TH SarabunPSK" w:cs="TH SarabunPSK"/>
-                <w:sz w:val="32"/>
-                <w:szCs w:val="32"/>
-              </w:rPr>
-              <w:lastRenderedPageBreak/>
-              <w:t>รองผู้อำนวยการกลุ่มบริหารงานบุคคล</w:t>
+                <w:rFonts w:ascii="TH SarabunPSK" w:eastAsia="Sarabun" w:hAnsi="TH SarabunPSK" w:cs="TH SarabunPSK" w:hint="cs"/>
+                <w:sz w:val="32"/>
+                <w:szCs w:val="32"/>
+                <w:cs/>
+              </w:rPr>
+              <w:t>หัวหน้า</w:t>
+            </w:r>
+            <w:r>
+              <w:rPr>
+                <w:rFonts w:ascii="TH SarabunPSK" w:eastAsia="Sarabun" w:hAnsi="TH SarabunPSK" w:cs="TH SarabunPSK"/>
+                <w:sz w:val="32"/>
+                <w:szCs w:val="32"/>
+              </w:rPr>
+              <w:t>กลุ่มบริหารงานบุคคล</w:t>
             </w:r>
           </w:p>
         </w:tc>
@@ -2351,7 +2398,6 @@
                 <w:sz w:val="32"/>
                 <w:szCs w:val="32"/>
               </w:rPr>
-              <w:lastRenderedPageBreak/>
               <w:t>ความเห็น ผู้อำนวยการโรงเรียนวังน้ำเย็นวิทยาคม</w:t>
             </w:r>
           </w:p>
@@ -2483,7 +2529,6 @@
                 <w:sz w:val="32"/>
                 <w:szCs w:val="32"/>
               </w:rPr>
-              <w:lastRenderedPageBreak/>
               <w:t xml:space="preserve">             ผู้อำนวยการโรงเรียนวังน้ำเย็นวิทยาคม</w:t>
             </w:r>
           </w:p>
@@ -2543,20 +2588,9 @@
         <w:t>เอกสารแนบท้าย</w:t>
       </w:r>
     </w:p>
-    <w:p>
-      <w:pPr>
-        <w:rPr>
-          <w:rFonts w:ascii="TH SarabunPSK" w:eastAsia="Sarabun" w:hAnsi="TH SarabunPSK" w:cs="TH SarabunPSK"/>
-          <w:b/>
-          <w:bCs/>
-          <w:sz w:val="32"/>
-          <w:szCs w:val="32"/>
-        </w:rPr>
-      </w:pPr>
-    </w:p>
     <w:tbl>
       <w:tblPr>
-        <w:tblStyle w:val="a0"/>
+        <w:tblStyle w:val="a6"/>
         <w:tblW w:w="9900" w:type="dxa"/>
         <w:tblInd w:w="0" w:type="dxa"/>
         <w:tblBorders>
@@ -2996,7 +3030,27 @@
                 <w:szCs w:val="32"/>
                 <w:lang w:val="en-US"/>
               </w:rPr>
-              <w:t>{#attendees}{i}</w:t>
+              <w:t>{#</w:t>
+            </w:r>
+            <w:proofErr w:type="gramStart"/>
+            <w:r>
+              <w:rPr>
+                <w:rFonts w:ascii="TH SarabunPSK" w:hAnsi="TH SarabunPSK" w:cs="TH SarabunPSK"/>
+                <w:sz w:val="32"/>
+                <w:szCs w:val="32"/>
+                <w:lang w:val="en-US"/>
+              </w:rPr>
+              <w:t>attendees}{</w:t>
+            </w:r>
+            <w:proofErr w:type="gramEnd"/>
+            <w:r>
+              <w:rPr>
+                <w:rFonts w:ascii="TH SarabunPSK" w:hAnsi="TH SarabunPSK" w:cs="TH SarabunPSK"/>
+                <w:sz w:val="32"/>
+                <w:szCs w:val="32"/>
+                <w:lang w:val="en-US"/>
+              </w:rPr>
+              <w:t>i}</w:t>
             </w:r>
           </w:p>
         </w:tc>
@@ -3143,7 +3197,24 @@
           <w:sz w:val="32"/>
           <w:szCs w:val="32"/>
         </w:rPr>
-        <w:t>( นางปณิชา ภัสสิรากุล )</w:t>
+        <w:t>( นา</w:t>
+      </w:r>
+      <w:r>
+        <w:rPr>
+          <w:rFonts w:ascii="TH SarabunPSK" w:eastAsia="Sarabun" w:hAnsi="TH SarabunPSK" w:cs="TH SarabunPSK" w:hint="cs"/>
+          <w:sz w:val="32"/>
+          <w:szCs w:val="32"/>
+          <w:cs/>
+        </w:rPr>
+        <w:t>ยพงษ์ศักดิ์ ทองโพธิกุล</w:t>
+      </w:r>
+      <w:r>
+        <w:rPr>
+          <w:rFonts w:ascii="TH SarabunPSK" w:eastAsia="Sarabun" w:hAnsi="TH SarabunPSK" w:cs="TH SarabunPSK"/>
+          <w:sz w:val="32"/>
+          <w:szCs w:val="32"/>
+        </w:rPr>
+        <w:t xml:space="preserve"> )</w:t>
       </w:r>
     </w:p>
     <w:p>
@@ -3157,11 +3228,20 @@
       </w:pPr>
       <w:r>
         <w:rPr>
-          <w:rFonts w:ascii="TH SarabunPSK" w:eastAsia="Sarabun" w:hAnsi="TH SarabunPSK" w:cs="TH SarabunPSK"/>
-          <w:sz w:val="32"/>
-          <w:szCs w:val="32"/>
-        </w:rPr>
-        <w:t>รองผู้อำนวยการกลุ่มบริหารงานบุคคล</w:t>
+          <w:rFonts w:ascii="TH SarabunPSK" w:eastAsia="Sarabun" w:hAnsi="TH SarabunPSK" w:cs="TH SarabunPSK" w:hint="cs"/>
+          <w:sz w:val="32"/>
+          <w:szCs w:val="32"/>
+          <w:cs/>
+        </w:rPr>
+        <w:t>หัวหน้า</w:t>
+      </w:r>
+      <w:r>
+        <w:rPr>
+          <w:rFonts w:ascii="TH SarabunPSK" w:eastAsia="Sarabun" w:hAnsi="TH SarabunPSK" w:cs="TH SarabunPSK"/>
+          <w:sz w:val="32"/>
+          <w:szCs w:val="32"/>
+        </w:rPr>
+        <w:t>กลุ่มบริหารงานบุคคล</w:t>
       </w:r>
     </w:p>
     <w:p>
@@ -3611,14 +3691,14 @@
     <w:lsdException w:name="Unresolved Mention" w:semiHidden="1" w:unhideWhenUsed="1"/>
     <w:lsdException w:name="Smart Link" w:semiHidden="1" w:unhideWhenUsed="1"/>
   </w:latentStyles>
-  <w:style w:type="paragraph" w:default="1" w:styleId="Normal">
+  <w:style w:type="paragraph" w:default="1" w:styleId="a">
     <w:name w:val="Normal"/>
     <w:qFormat/>
   </w:style>
-  <w:style w:type="paragraph" w:styleId="Heading1">
+  <w:style w:type="paragraph" w:styleId="1">
     <w:name w:val="heading 1"/>
-    <w:basedOn w:val="Normal"/>
-    <w:next w:val="Normal"/>
+    <w:basedOn w:val="a"/>
+    <w:next w:val="a"/>
     <w:uiPriority w:val="9"/>
     <w:qFormat/>
     <w:pPr>
@@ -3634,10 +3714,10 @@
       <w:szCs w:val="48"/>
     </w:rPr>
   </w:style>
-  <w:style w:type="paragraph" w:styleId="Heading2">
+  <w:style w:type="paragraph" w:styleId="2">
     <w:name w:val="heading 2"/>
-    <w:basedOn w:val="Normal"/>
-    <w:next w:val="Normal"/>
+    <w:basedOn w:val="a"/>
+    <w:next w:val="a"/>
     <w:uiPriority w:val="9"/>
     <w:semiHidden/>
     <w:unhideWhenUsed/>
@@ -3655,10 +3735,10 @@
       <w:szCs w:val="36"/>
     </w:rPr>
   </w:style>
-  <w:style w:type="paragraph" w:styleId="Heading3">
+  <w:style w:type="paragraph" w:styleId="3">
     <w:name w:val="heading 3"/>
-    <w:basedOn w:val="Normal"/>
-    <w:next w:val="Normal"/>
+    <w:basedOn w:val="a"/>
+    <w:next w:val="a"/>
     <w:uiPriority w:val="9"/>
     <w:semiHidden/>
     <w:unhideWhenUsed/>
@@ -3676,10 +3756,10 @@
       <w:szCs w:val="28"/>
     </w:rPr>
   </w:style>
-  <w:style w:type="paragraph" w:styleId="Heading4">
+  <w:style w:type="paragraph" w:styleId="4">
     <w:name w:val="heading 4"/>
-    <w:basedOn w:val="Normal"/>
-    <w:next w:val="Normal"/>
+    <w:basedOn w:val="a"/>
+    <w:next w:val="a"/>
     <w:uiPriority w:val="9"/>
     <w:semiHidden/>
     <w:unhideWhenUsed/>
@@ -3695,10 +3775,10 @@
       <w:bCs/>
     </w:rPr>
   </w:style>
-  <w:style w:type="paragraph" w:styleId="Heading5">
+  <w:style w:type="paragraph" w:styleId="5">
     <w:name w:val="heading 5"/>
-    <w:basedOn w:val="Normal"/>
-    <w:next w:val="Normal"/>
+    <w:basedOn w:val="a"/>
+    <w:next w:val="a"/>
     <w:uiPriority w:val="9"/>
     <w:semiHidden/>
     <w:unhideWhenUsed/>
@@ -3716,10 +3796,10 @@
       <w:szCs w:val="22"/>
     </w:rPr>
   </w:style>
-  <w:style w:type="paragraph" w:styleId="Heading6">
+  <w:style w:type="paragraph" w:styleId="6">
     <w:name w:val="heading 6"/>
-    <w:basedOn w:val="Normal"/>
-    <w:next w:val="Normal"/>
+    <w:basedOn w:val="a"/>
+    <w:next w:val="a"/>
     <w:uiPriority w:val="9"/>
     <w:semiHidden/>
     <w:unhideWhenUsed/>
@@ -3737,13 +3817,13 @@
       <w:szCs w:val="20"/>
     </w:rPr>
   </w:style>
-  <w:style w:type="character" w:default="1" w:styleId="DefaultParagraphFont">
+  <w:style w:type="character" w:default="1" w:styleId="a0">
     <w:name w:val="Default Paragraph Font"/>
     <w:uiPriority w:val="1"/>
     <w:semiHidden/>
     <w:unhideWhenUsed/>
   </w:style>
-  <w:style w:type="table" w:default="1" w:styleId="TableNormal">
+  <w:style w:type="table" w:default="1" w:styleId="a1">
     <w:name w:val="Normal Table"/>
     <w:uiPriority w:val="99"/>
     <w:semiHidden/>
@@ -3758,13 +3838,13 @@
       </w:tblCellMar>
     </w:tblPr>
   </w:style>
-  <w:style w:type="numbering" w:default="1" w:styleId="NoList">
+  <w:style w:type="numbering" w:default="1" w:styleId="a2">
     <w:name w:val="No List"/>
     <w:uiPriority w:val="99"/>
     <w:semiHidden/>
     <w:unhideWhenUsed/>
   </w:style>
-  <w:style w:type="table" w:customStyle="1" w:styleId="TableNormal0">
+  <w:style w:type="table" w:customStyle="1" w:styleId="TableNormal">
     <w:name w:val="TableNormal"/>
     <w:tblPr>
       <w:tblCellMar>
@@ -3775,10 +3855,10 @@
       </w:tblCellMar>
     </w:tblPr>
   </w:style>
-  <w:style w:type="paragraph" w:styleId="Title">
+  <w:style w:type="paragraph" w:styleId="a3">
     <w:name w:val="Title"/>
-    <w:basedOn w:val="Normal"/>
-    <w:next w:val="Normal"/>
+    <w:basedOn w:val="a"/>
+    <w:next w:val="a"/>
     <w:uiPriority w:val="10"/>
     <w:qFormat/>
     <w:pPr>
@@ -3793,10 +3873,10 @@
       <w:szCs w:val="72"/>
     </w:rPr>
   </w:style>
-  <w:style w:type="paragraph" w:styleId="Subtitle">
+  <w:style w:type="paragraph" w:styleId="a4">
     <w:name w:val="Subtitle"/>
-    <w:basedOn w:val="Normal"/>
-    <w:next w:val="Normal"/>
+    <w:basedOn w:val="a"/>
+    <w:next w:val="a"/>
     <w:uiPriority w:val="11"/>
     <w:qFormat/>
     <w:pPr>
@@ -3813,8 +3893,8 @@
       <w:szCs w:val="48"/>
     </w:rPr>
   </w:style>
-  <w:style w:type="table" w:customStyle="1" w:styleId="a">
-    <w:basedOn w:val="TableNormal0"/>
+  <w:style w:type="table" w:customStyle="1" w:styleId="a5">
+    <w:basedOn w:val="TableNormal"/>
     <w:rPr>
       <w:sz w:val="20"/>
       <w:szCs w:val="20"/>
@@ -3830,17 +3910,17 @@
       </w:tblCellMar>
     </w:tblPr>
   </w:style>
-  <w:style w:type="table" w:customStyle="1" w:styleId="a0">
-    <w:basedOn w:val="TableNormal0"/>
+  <w:style w:type="table" w:customStyle="1" w:styleId="a6">
+    <w:basedOn w:val="TableNormal"/>
     <w:tblPr>
       <w:tblStyleRowBandSize w:val="1"/>
       <w:tblStyleColBandSize w:val="1"/>
     </w:tblPr>
   </w:style>
-  <w:style w:type="paragraph" w:styleId="Header">
+  <w:style w:type="paragraph" w:styleId="a7">
     <w:name w:val="header"/>
-    <w:basedOn w:val="Normal"/>
-    <w:link w:val="HeaderChar"/>
+    <w:basedOn w:val="a"/>
+    <w:link w:val="a8"/>
     <w:uiPriority w:val="99"/>
     <w:unhideWhenUsed/>
     <w:rsid w:val="00BB114A"/>
@@ -3855,10 +3935,10 @@
       <w:szCs w:val="30"/>
     </w:rPr>
   </w:style>
-  <w:style w:type="character" w:customStyle="1" w:styleId="HeaderChar">
-    <w:name w:val="Header Char"/>
-    <w:basedOn w:val="DefaultParagraphFont"/>
-    <w:link w:val="Header"/>
+  <w:style w:type="character" w:customStyle="1" w:styleId="a8">
+    <w:name w:val="หัวกระดาษ อักขระ"/>
+    <w:basedOn w:val="a0"/>
+    <w:link w:val="a7"/>
     <w:uiPriority w:val="99"/>
     <w:rsid w:val="00BB114A"/>
     <w:rPr>
@@ -3866,10 +3946,10 @@
       <w:szCs w:val="30"/>
     </w:rPr>
   </w:style>
-  <w:style w:type="paragraph" w:styleId="Footer">
+  <w:style w:type="paragraph" w:styleId="a9">
     <w:name w:val="footer"/>
-    <w:basedOn w:val="Normal"/>
-    <w:link w:val="FooterChar"/>
+    <w:basedOn w:val="a"/>
+    <w:link w:val="aa"/>
     <w:uiPriority w:val="99"/>
     <w:unhideWhenUsed/>
     <w:rsid w:val="00BB114A"/>
@@ -3884,10 +3964,10 @@
       <w:szCs w:val="30"/>
     </w:rPr>
   </w:style>
-  <w:style w:type="character" w:customStyle="1" w:styleId="FooterChar">
-    <w:name w:val="Footer Char"/>
-    <w:basedOn w:val="DefaultParagraphFont"/>
-    <w:link w:val="Footer"/>
+  <w:style w:type="character" w:customStyle="1" w:styleId="aa">
+    <w:name w:val="ท้ายกระดาษ อักขระ"/>
+    <w:basedOn w:val="a0"/>
+    <w:link w:val="a9"/>
     <w:uiPriority w:val="99"/>
     <w:rsid w:val="00BB114A"/>
     <w:rPr>
